--- a/朵朵/6年级/记录/英语/错题集/Word/L008-英语错题订正本.docx
+++ b/朵朵/6年级/记录/英语/错题集/Word/L008-英语错题订正本.docx
@@ -4,2704 +4,5822 @@
   <w:body>
     <w:p>
       <w:pPr>
-        <w:spacing w:after="80"/>
+        <w:keepNext/>
+        <w:keepLines/>
+        <w:widowControl/>
+        <w:spacing w:before="0" w:after="40" w:line="264" w:lineRule="auto"/>
         <w:jc w:val="center"/>
       </w:pPr>
       <w:r>
         <w:rPr>
-          <w:rFonts w:ascii="等线" w:hAnsi="等线"/>
+          <w:rFonts w:ascii="Times New Roman" w:hAnsi="Times New Roman" w:eastAsia="宋体"/>
           <w:b/>
-          <w:sz w:val="32"/>
-        </w:rPr>
-        <w:t>朵朵英语错题订正本｜L008</w:t>
+          <w:color w:val="000000"/>
+          <w:sz w:val="26"/>
+          <w:u w:val="none"/>
+        </w:rPr>
+        <w:t>六年级第一学期英语练习 L008</w:t>
       </w:r>
     </w:p>
     <w:p>
       <w:pPr>
-        <w:spacing w:after="80"/>
-      </w:pPr>
-      <w:r>
-        <w:rPr>
-          <w:rFonts w:ascii="等线" w:hAnsi="等线"/>
-          <w:sz w:val="21"/>
-        </w:rPr>
-        <w:t>记录对象：朵朵</w:t>
+        <w:keepNext/>
+        <w:keepLines/>
+        <w:widowControl/>
+        <w:spacing w:before="0" w:after="100" w:line="264" w:lineRule="auto"/>
+        <w:jc w:val="center"/>
+      </w:pPr>
+      <w:r>
+        <w:rPr>
+          <w:rFonts w:ascii="Times New Roman" w:hAnsi="Times New Roman" w:eastAsia="宋体"/>
+          <w:b w:val="0"/>
+          <w:color w:val="000000"/>
+          <w:sz w:val="22"/>
+          <w:u w:val="none"/>
+        </w:rPr>
+        <w:t>错题订正与复习</w:t>
       </w:r>
     </w:p>
     <w:p>
       <w:pPr>
-        <w:spacing w:after="80"/>
-      </w:pPr>
-      <w:r>
-        <w:rPr>
-          <w:rFonts w:ascii="等线" w:hAnsi="等线"/>
-          <w:sz w:val="21"/>
-        </w:rPr>
-        <w:t>使用说明：每题保留原题和原作答，请在“订正”和“心得”处完成书写。</w:t>
+        <w:keepNext/>
+        <w:keepLines/>
+        <w:widowControl/>
+        <w:spacing w:before="100" w:after="40" w:line="264" w:lineRule="auto"/>
+      </w:pPr>
+      <w:r>
+        <w:rPr>
+          <w:rFonts w:ascii="Times New Roman" w:hAnsi="Times New Roman" w:eastAsia="宋体"/>
+          <w:b/>
+          <w:color w:val="000000"/>
+          <w:sz w:val="24"/>
+          <w:u w:val="none"/>
+        </w:rPr>
+        <w:t>基础练习</w:t>
       </w:r>
     </w:p>
     <w:p>
       <w:pPr>
-        <w:spacing w:after="80"/>
-      </w:pPr>
+        <w:keepNext/>
+        <w:keepLines/>
+        <w:widowControl/>
+        <w:spacing w:before="80" w:after="80" w:line="264" w:lineRule="auto"/>
+      </w:pPr>
+      <w:r>
+        <w:rPr>
+          <w:rFonts w:ascii="Times New Roman" w:hAnsi="Times New Roman" w:eastAsia="宋体"/>
+          <w:b/>
+          <w:color w:val="000000"/>
+          <w:sz w:val="22"/>
+          <w:u w:val="none"/>
+        </w:rPr>
+        <w:t>一、请勾选（√）出划线部分发音相同的单词。</w:t>
+      </w:r>
     </w:p>
     <w:p>
       <w:pPr>
         <w:keepNext/>
-        <w:spacing w:after="80"/>
-      </w:pPr>
-      <w:r>
-        <w:rPr>
-          <w:rFonts w:ascii="等线" w:hAnsi="等线"/>
+        <w:keepLines/>
+        <w:widowControl/>
+        <w:spacing w:before="0" w:after="40" w:line="264" w:lineRule="auto"/>
+      </w:pPr>
+      <w:r>
+        <w:rPr>
+          <w:rFonts w:ascii="Times New Roman" w:hAnsi="Times New Roman" w:eastAsia="宋体"/>
           <w:b/>
-          <w:sz w:val="24"/>
-        </w:rPr>
-        <w:t>第1题</w:t>
+          <w:color w:val="000000"/>
+          <w:sz w:val="21"/>
+          <w:u w:val="none"/>
+        </w:rPr>
+        <w:t>1.</w:t>
+      </w:r>
+      <w:r>
+        <w:rPr>
+          <w:rFonts w:ascii="Times New Roman" w:hAnsi="Times New Roman" w:eastAsia="宋体"/>
+          <w:b w:val="0"/>
+          <w:color w:val="000000"/>
+          <w:sz w:val="21"/>
+          <w:u w:val="none"/>
+        </w:rPr>
+        <w:t xml:space="preserve"> f</w:t>
+      </w:r>
+      <w:r>
+        <w:rPr>
+          <w:rFonts w:ascii="Times New Roman" w:hAnsi="Times New Roman" w:eastAsia="宋体"/>
+          <w:b w:val="0"/>
+          <w:color w:val="000000"/>
+          <w:sz w:val="21"/>
+          <w:u w:val="single"/>
+        </w:rPr>
+        <w:t>i</w:t>
+      </w:r>
+      <w:r>
+        <w:rPr>
+          <w:rFonts w:ascii="Times New Roman" w:hAnsi="Times New Roman" w:eastAsia="宋体"/>
+          <w:b w:val="0"/>
+          <w:color w:val="000000"/>
+          <w:sz w:val="21"/>
+          <w:u w:val="none"/>
+        </w:rPr>
+        <w:t>sh</w:t>
       </w:r>
     </w:p>
     <w:p>
       <w:pPr>
         <w:keepNext/>
-        <w:spacing w:after="80"/>
-      </w:pPr>
-      <w:r>
-        <w:rPr>
-          <w:rFonts w:ascii="等线" w:hAnsi="等线"/>
+        <w:keepLines/>
+        <w:widowControl/>
+        <w:spacing w:before="0" w:after="40" w:line="264" w:lineRule="auto"/>
+      </w:pPr>
+      <w:r>
+        <w:rPr>
+          <w:rFonts w:ascii="Times New Roman" w:hAnsi="Times New Roman" w:eastAsia="宋体"/>
+          <w:b w:val="0"/>
+          <w:color w:val="000000"/>
           <w:sz w:val="21"/>
-        </w:rPr>
-        <w:t>1. fi̲sh</w:t>
-        <w:br/>
-        <w:t>li̲sten（　）</w:t>
-        <w:br/>
-        <w:t>ani̲mal（　）</w:t>
-        <w:br/>
-        <w:t>ti̲metable（　）</w:t>
-        <w:br/>
-        <w:t>hi̲story（　）</w:t>
-        <w:br/>
-        <w:t>bi̲cycle（　）</w:t>
-        <w:br/>
-        <w:t>Li̲sa（　）</w:t>
-        <w:br/>
-        <w:t>ni̲ce（　）</w:t>
-        <w:br/>
-        <w:t>bri̲ng（　）</w:t>
+          <w:u w:val="none"/>
+        </w:rPr>
+        <w:t>l</w:t>
+      </w:r>
+      <w:r>
+        <w:rPr>
+          <w:rFonts w:ascii="Times New Roman" w:hAnsi="Times New Roman" w:eastAsia="宋体"/>
+          <w:b w:val="0"/>
+          <w:color w:val="000000"/>
+          <w:sz w:val="21"/>
+          <w:u w:val="single"/>
+        </w:rPr>
+        <w:t>i</w:t>
+      </w:r>
+      <w:r>
+        <w:rPr>
+          <w:rFonts w:ascii="Times New Roman" w:hAnsi="Times New Roman" w:eastAsia="宋体"/>
+          <w:b w:val="0"/>
+          <w:color w:val="000000"/>
+          <w:sz w:val="21"/>
+          <w:u w:val="none"/>
+        </w:rPr>
+        <w:t>sten（　）</w:t>
       </w:r>
     </w:p>
     <w:p>
       <w:pPr>
-        <w:spacing w:after="80"/>
-      </w:pPr>
-      <w:r>
-        <w:rPr>
-          <w:rFonts w:ascii="等线" w:hAnsi="等线"/>
+        <w:keepNext/>
+        <w:keepLines/>
+        <w:widowControl/>
+        <w:spacing w:before="0" w:after="40" w:line="264" w:lineRule="auto"/>
+      </w:pPr>
+      <w:r>
+        <w:rPr>
+          <w:rFonts w:ascii="Times New Roman" w:hAnsi="Times New Roman" w:eastAsia="宋体"/>
+          <w:b w:val="0"/>
+          <w:color w:val="000000"/>
           <w:sz w:val="21"/>
-        </w:rPr>
-        <w:t>朵朵原答案：勾选 listen、timetable、history、bicycle、nice、bring；未勾选 animal</w:t>
+          <w:u w:val="none"/>
+        </w:rPr>
+        <w:t>an</w:t>
+      </w:r>
+      <w:r>
+        <w:rPr>
+          <w:rFonts w:ascii="Times New Roman" w:hAnsi="Times New Roman" w:eastAsia="宋体"/>
+          <w:b w:val="0"/>
+          <w:color w:val="000000"/>
+          <w:sz w:val="21"/>
+          <w:u w:val="single"/>
+        </w:rPr>
+        <w:t>i</w:t>
+      </w:r>
+      <w:r>
+        <w:rPr>
+          <w:rFonts w:ascii="Times New Roman" w:hAnsi="Times New Roman" w:eastAsia="宋体"/>
+          <w:b w:val="0"/>
+          <w:color w:val="000000"/>
+          <w:sz w:val="21"/>
+          <w:u w:val="none"/>
+        </w:rPr>
+        <w:t>mal（　）</w:t>
       </w:r>
     </w:p>
     <w:p>
       <w:pPr>
-        <w:spacing w:after="80"/>
-      </w:pPr>
-      <w:r>
-        <w:rPr>
-          <w:rFonts w:ascii="等线" w:hAnsi="等线"/>
+        <w:keepNext/>
+        <w:keepLines/>
+        <w:widowControl/>
+        <w:spacing w:before="0" w:after="40" w:line="264" w:lineRule="auto"/>
+      </w:pPr>
+      <w:r>
+        <w:rPr>
+          <w:rFonts w:ascii="Times New Roman" w:hAnsi="Times New Roman" w:eastAsia="宋体"/>
+          <w:b w:val="0"/>
+          <w:color w:val="000000"/>
           <w:sz w:val="21"/>
-        </w:rPr>
-        <w:t>订正：____________________________________________________________</w:t>
+          <w:u w:val="none"/>
+        </w:rPr>
+        <w:t>t</w:t>
+      </w:r>
+      <w:r>
+        <w:rPr>
+          <w:rFonts w:ascii="Times New Roman" w:hAnsi="Times New Roman" w:eastAsia="宋体"/>
+          <w:b w:val="0"/>
+          <w:color w:val="000000"/>
+          <w:sz w:val="21"/>
+          <w:u w:val="single"/>
+        </w:rPr>
+        <w:t>i</w:t>
+      </w:r>
+      <w:r>
+        <w:rPr>
+          <w:rFonts w:ascii="Times New Roman" w:hAnsi="Times New Roman" w:eastAsia="宋体"/>
+          <w:b w:val="0"/>
+          <w:color w:val="000000"/>
+          <w:sz w:val="21"/>
+          <w:u w:val="none"/>
+        </w:rPr>
+        <w:t>metable（　）</w:t>
       </w:r>
     </w:p>
     <w:p>
       <w:pPr>
-        <w:spacing w:after="80"/>
-      </w:pPr>
-      <w:r>
-        <w:rPr>
-          <w:rFonts w:ascii="等线" w:hAnsi="等线"/>
+        <w:keepNext/>
+        <w:keepLines/>
+        <w:widowControl/>
+        <w:spacing w:before="0" w:after="40" w:line="264" w:lineRule="auto"/>
+      </w:pPr>
+      <w:r>
+        <w:rPr>
+          <w:rFonts w:ascii="Times New Roman" w:hAnsi="Times New Roman" w:eastAsia="宋体"/>
+          <w:b w:val="0"/>
+          <w:color w:val="000000"/>
           <w:sz w:val="21"/>
-        </w:rPr>
-        <w:t>心得：____________________________________________________________</w:t>
+          <w:u w:val="none"/>
+        </w:rPr>
+        <w:t>h</w:t>
+      </w:r>
+      <w:r>
+        <w:rPr>
+          <w:rFonts w:ascii="Times New Roman" w:hAnsi="Times New Roman" w:eastAsia="宋体"/>
+          <w:b w:val="0"/>
+          <w:color w:val="000000"/>
+          <w:sz w:val="21"/>
+          <w:u w:val="single"/>
+        </w:rPr>
+        <w:t>i</w:t>
+      </w:r>
+      <w:r>
+        <w:rPr>
+          <w:rFonts w:ascii="Times New Roman" w:hAnsi="Times New Roman" w:eastAsia="宋体"/>
+          <w:b w:val="0"/>
+          <w:color w:val="000000"/>
+          <w:sz w:val="21"/>
+          <w:u w:val="none"/>
+        </w:rPr>
+        <w:t>story（　）</w:t>
       </w:r>
     </w:p>
     <w:p>
       <w:pPr>
-        <w:spacing w:after="80"/>
-      </w:pPr>
-      <w:r>
-        <w:rPr>
-          <w:rFonts w:ascii="等线" w:hAnsi="等线"/>
+        <w:keepNext/>
+        <w:keepLines/>
+        <w:widowControl/>
+        <w:spacing w:before="0" w:after="40" w:line="264" w:lineRule="auto"/>
+      </w:pPr>
+      <w:r>
+        <w:rPr>
+          <w:rFonts w:ascii="Times New Roman" w:hAnsi="Times New Roman" w:eastAsia="宋体"/>
+          <w:b w:val="0"/>
+          <w:color w:val="000000"/>
           <w:sz w:val="21"/>
-        </w:rPr>
-        <w:t>____________________________________________________________</w:t>
+          <w:u w:val="none"/>
+        </w:rPr>
+        <w:t>b</w:t>
+      </w:r>
+      <w:r>
+        <w:rPr>
+          <w:rFonts w:ascii="Times New Roman" w:hAnsi="Times New Roman" w:eastAsia="宋体"/>
+          <w:b w:val="0"/>
+          <w:color w:val="000000"/>
+          <w:sz w:val="21"/>
+          <w:u w:val="single"/>
+        </w:rPr>
+        <w:t>i</w:t>
+      </w:r>
+      <w:r>
+        <w:rPr>
+          <w:rFonts w:ascii="Times New Roman" w:hAnsi="Times New Roman" w:eastAsia="宋体"/>
+          <w:b w:val="0"/>
+          <w:color w:val="000000"/>
+          <w:sz w:val="21"/>
+          <w:u w:val="none"/>
+        </w:rPr>
+        <w:t>cycle（　）</w:t>
       </w:r>
     </w:p>
     <w:p>
       <w:pPr>
-        <w:spacing w:after="80"/>
-      </w:pPr>
+        <w:keepNext/>
+        <w:keepLines/>
+        <w:widowControl/>
+        <w:spacing w:before="0" w:after="40" w:line="264" w:lineRule="auto"/>
+      </w:pPr>
+      <w:r>
+        <w:rPr>
+          <w:rFonts w:ascii="Times New Roman" w:hAnsi="Times New Roman" w:eastAsia="宋体"/>
+          <w:b w:val="0"/>
+          <w:color w:val="000000"/>
+          <w:sz w:val="21"/>
+          <w:u w:val="none"/>
+        </w:rPr>
+        <w:t>L</w:t>
+      </w:r>
+      <w:r>
+        <w:rPr>
+          <w:rFonts w:ascii="Times New Roman" w:hAnsi="Times New Roman" w:eastAsia="宋体"/>
+          <w:b w:val="0"/>
+          <w:color w:val="000000"/>
+          <w:sz w:val="21"/>
+          <w:u w:val="single"/>
+        </w:rPr>
+        <w:t>i</w:t>
+      </w:r>
+      <w:r>
+        <w:rPr>
+          <w:rFonts w:ascii="Times New Roman" w:hAnsi="Times New Roman" w:eastAsia="宋体"/>
+          <w:b w:val="0"/>
+          <w:color w:val="000000"/>
+          <w:sz w:val="21"/>
+          <w:u w:val="none"/>
+        </w:rPr>
+        <w:t>sa（　）</w:t>
+      </w:r>
     </w:p>
     <w:p>
       <w:pPr>
         <w:keepNext/>
-        <w:spacing w:after="80"/>
-      </w:pPr>
-      <w:r>
-        <w:rPr>
-          <w:rFonts w:ascii="等线" w:hAnsi="等线"/>
-          <w:b/>
-          <w:sz w:val="24"/>
-        </w:rPr>
-        <w:t>第2题</w:t>
+        <w:keepLines/>
+        <w:widowControl/>
+        <w:spacing w:before="0" w:after="40" w:line="264" w:lineRule="auto"/>
+      </w:pPr>
+      <w:r>
+        <w:rPr>
+          <w:rFonts w:ascii="Times New Roman" w:hAnsi="Times New Roman" w:eastAsia="宋体"/>
+          <w:b w:val="0"/>
+          <w:color w:val="000000"/>
+          <w:sz w:val="21"/>
+          <w:u w:val="none"/>
+        </w:rPr>
+        <w:t>n</w:t>
+      </w:r>
+      <w:r>
+        <w:rPr>
+          <w:rFonts w:ascii="Times New Roman" w:hAnsi="Times New Roman" w:eastAsia="宋体"/>
+          <w:b w:val="0"/>
+          <w:color w:val="000000"/>
+          <w:sz w:val="21"/>
+          <w:u w:val="single"/>
+        </w:rPr>
+        <w:t>i</w:t>
+      </w:r>
+      <w:r>
+        <w:rPr>
+          <w:rFonts w:ascii="Times New Roman" w:hAnsi="Times New Roman" w:eastAsia="宋体"/>
+          <w:b w:val="0"/>
+          <w:color w:val="000000"/>
+          <w:sz w:val="21"/>
+          <w:u w:val="none"/>
+        </w:rPr>
+        <w:t>ce（　）</w:t>
       </w:r>
     </w:p>
     <w:p>
       <w:pPr>
         <w:keepNext/>
-        <w:spacing w:after="80"/>
-      </w:pPr>
-      <w:r>
-        <w:rPr>
-          <w:rFonts w:ascii="等线" w:hAnsi="等线"/>
+        <w:keepLines/>
+        <w:widowControl/>
+        <w:spacing w:before="0" w:after="40" w:line="264" w:lineRule="auto"/>
+      </w:pPr>
+      <w:r>
+        <w:rPr>
+          <w:rFonts w:ascii="Times New Roman" w:hAnsi="Times New Roman" w:eastAsia="宋体"/>
+          <w:b w:val="0"/>
+          <w:color w:val="000000"/>
           <w:sz w:val="21"/>
-        </w:rPr>
-        <w:t>2. sci̲ence</w:t>
-        <w:br/>
-        <w:t>musi̲c（　）</w:t>
-        <w:br/>
-        <w:t>exerci̲se（　）</w:t>
-        <w:br/>
-        <w:t>experi̲ment（　）</w:t>
-        <w:br/>
-        <w:t>ki̲te（　）</w:t>
-        <w:br/>
-        <w:t>ti̲dy（　）</w:t>
-        <w:br/>
-        <w:t>wri̲te（　）</w:t>
-        <w:br/>
-        <w:t>i̲nstruction（　）</w:t>
-        <w:br/>
-        <w:t>poli̲ce（　）</w:t>
+          <w:u w:val="none"/>
+        </w:rPr>
+        <w:t>br</w:t>
+      </w:r>
+      <w:r>
+        <w:rPr>
+          <w:rFonts w:ascii="Times New Roman" w:hAnsi="Times New Roman" w:eastAsia="宋体"/>
+          <w:b w:val="0"/>
+          <w:color w:val="000000"/>
+          <w:sz w:val="21"/>
+          <w:u w:val="single"/>
+        </w:rPr>
+        <w:t>i</w:t>
+      </w:r>
+      <w:r>
+        <w:rPr>
+          <w:rFonts w:ascii="Times New Roman" w:hAnsi="Times New Roman" w:eastAsia="宋体"/>
+          <w:b w:val="0"/>
+          <w:color w:val="000000"/>
+          <w:sz w:val="21"/>
+          <w:u w:val="none"/>
+        </w:rPr>
+        <w:t>ng（　）</w:t>
       </w:r>
     </w:p>
     <w:p>
       <w:pPr>
-        <w:spacing w:after="80"/>
-      </w:pPr>
-      <w:r>
-        <w:rPr>
-          <w:rFonts w:ascii="等线" w:hAnsi="等线"/>
-          <w:sz w:val="21"/>
-        </w:rPr>
-        <w:t>朵朵原答案：勾选 music、exercise、experiment、tidy、instruction；未勾选 kite、write</w:t>
+        <w:keepNext/>
+        <w:keepLines/>
+        <w:widowControl/>
+        <w:spacing w:before="0" w:after="20" w:line="264" w:lineRule="auto"/>
+      </w:pPr>
+      <w:r>
+        <w:rPr>
+          <w:rFonts w:ascii="Times New Roman" w:hAnsi="Times New Roman" w:eastAsia="宋体"/>
+          <w:b/>
+          <w:color w:val="000000"/>
+          <w:sz w:val="20"/>
+          <w:u w:val="none"/>
+        </w:rPr>
+        <w:t>朵朵原答案：</w:t>
+      </w:r>
+      <w:r>
+        <w:rPr>
+          <w:rFonts w:ascii="Times New Roman" w:hAnsi="Times New Roman" w:eastAsia="宋体"/>
+          <w:b w:val="0"/>
+          <w:color w:val="000000"/>
+          <w:sz w:val="20"/>
+          <w:u w:val="none"/>
+        </w:rPr>
+        <w:t xml:space="preserve"> 勾选 listen、timetable、history、bicycle、nice、bring；未勾选 animal</w:t>
       </w:r>
     </w:p>
     <w:p>
       <w:pPr>
-        <w:spacing w:after="80"/>
-      </w:pPr>
-      <w:r>
-        <w:rPr>
-          <w:rFonts w:ascii="等线" w:hAnsi="等线"/>
-          <w:sz w:val="21"/>
-        </w:rPr>
-        <w:t>订正：____________________________________________________________</w:t>
+        <w:keepNext/>
+        <w:keepLines/>
+        <w:widowControl/>
+        <w:tabs>
+          <w:tab w:pos="7200" w:val="left"/>
+        </w:tabs>
+        <w:spacing w:before="0" w:after="20" w:line="380" w:lineRule="exact"/>
+      </w:pPr>
+      <w:r>
+        <w:rPr>
+          <w:rFonts w:ascii="Times New Roman" w:hAnsi="Times New Roman" w:eastAsia="宋体"/>
+          <w:b w:val="0"/>
+          <w:color w:val="000000"/>
+          <w:sz w:val="20"/>
+          <w:u w:val="none"/>
+        </w:rPr>
+        <w:t>订正：</w:t>
+      </w:r>
+      <w:r>
+        <w:rPr>
+          <w:rFonts w:ascii="Times New Roman" w:hAnsi="Times New Roman" w:eastAsia="宋体"/>
+          <w:b w:val="0"/>
+          <w:color w:val="000000"/>
+          <w:sz w:val="20"/>
+          <w:u w:val="single"/>
+        </w:rPr>
+        <w:tab/>
       </w:r>
     </w:p>
     <w:p>
       <w:pPr>
-        <w:spacing w:after="80"/>
-      </w:pPr>
-      <w:r>
-        <w:rPr>
-          <w:rFonts w:ascii="等线" w:hAnsi="等线"/>
-          <w:sz w:val="21"/>
-        </w:rPr>
-        <w:t>心得：____________________________________________________________</w:t>
+        <w:keepNext w:val="0"/>
+        <w:keepLines/>
+        <w:widowControl/>
+        <w:tabs>
+          <w:tab w:pos="7200" w:val="left"/>
+        </w:tabs>
+        <w:spacing w:before="0" w:after="80" w:line="380" w:lineRule="exact"/>
+      </w:pPr>
+      <w:r>
+        <w:rPr>
+          <w:rFonts w:ascii="Times New Roman" w:hAnsi="Times New Roman" w:eastAsia="宋体"/>
+          <w:b w:val="0"/>
+          <w:color w:val="000000"/>
+          <w:sz w:val="20"/>
+          <w:u w:val="none"/>
+        </w:rPr>
+        <w:t>心得：</w:t>
+      </w:r>
+      <w:r>
+        <w:rPr>
+          <w:rFonts w:ascii="Times New Roman" w:hAnsi="Times New Roman" w:eastAsia="宋体"/>
+          <w:b w:val="0"/>
+          <w:color w:val="000000"/>
+          <w:sz w:val="20"/>
+          <w:u w:val="single"/>
+        </w:rPr>
+        <w:tab/>
       </w:r>
     </w:p>
     <w:p>
       <w:pPr>
-        <w:spacing w:after="80"/>
-      </w:pPr>
-      <w:r>
-        <w:rPr>
-          <w:rFonts w:ascii="等线" w:hAnsi="等线"/>
+        <w:keepNext/>
+        <w:keepLines/>
+        <w:widowControl/>
+        <w:spacing w:before="0" w:after="40" w:line="264" w:lineRule="auto"/>
+      </w:pPr>
+      <w:r>
+        <w:rPr>
+          <w:rFonts w:ascii="Times New Roman" w:hAnsi="Times New Roman" w:eastAsia="宋体"/>
+          <w:b/>
+          <w:color w:val="000000"/>
           <w:sz w:val="21"/>
-        </w:rPr>
-        <w:t>____________________________________________________________</w:t>
+          <w:u w:val="none"/>
+        </w:rPr>
+        <w:t>2.</w:t>
+      </w:r>
+      <w:r>
+        <w:rPr>
+          <w:rFonts w:ascii="Times New Roman" w:hAnsi="Times New Roman" w:eastAsia="宋体"/>
+          <w:b w:val="0"/>
+          <w:color w:val="000000"/>
+          <w:sz w:val="21"/>
+          <w:u w:val="none"/>
+        </w:rPr>
+        <w:t xml:space="preserve"> sc</w:t>
+      </w:r>
+      <w:r>
+        <w:rPr>
+          <w:rFonts w:ascii="Times New Roman" w:hAnsi="Times New Roman" w:eastAsia="宋体"/>
+          <w:b w:val="0"/>
+          <w:color w:val="000000"/>
+          <w:sz w:val="21"/>
+          <w:u w:val="single"/>
+        </w:rPr>
+        <w:t>i</w:t>
+      </w:r>
+      <w:r>
+        <w:rPr>
+          <w:rFonts w:ascii="Times New Roman" w:hAnsi="Times New Roman" w:eastAsia="宋体"/>
+          <w:b w:val="0"/>
+          <w:color w:val="000000"/>
+          <w:sz w:val="21"/>
+          <w:u w:val="none"/>
+        </w:rPr>
+        <w:t>ence</w:t>
       </w:r>
     </w:p>
     <w:p>
       <w:pPr>
-        <w:spacing w:after="80"/>
-      </w:pPr>
+        <w:keepNext/>
+        <w:keepLines/>
+        <w:widowControl/>
+        <w:spacing w:before="0" w:after="40" w:line="264" w:lineRule="auto"/>
+      </w:pPr>
+      <w:r>
+        <w:rPr>
+          <w:rFonts w:ascii="Times New Roman" w:hAnsi="Times New Roman" w:eastAsia="宋体"/>
+          <w:b w:val="0"/>
+          <w:color w:val="000000"/>
+          <w:sz w:val="21"/>
+          <w:u w:val="none"/>
+        </w:rPr>
+        <w:t>mus</w:t>
+      </w:r>
+      <w:r>
+        <w:rPr>
+          <w:rFonts w:ascii="Times New Roman" w:hAnsi="Times New Roman" w:eastAsia="宋体"/>
+          <w:b w:val="0"/>
+          <w:color w:val="000000"/>
+          <w:sz w:val="21"/>
+          <w:u w:val="single"/>
+        </w:rPr>
+        <w:t>i</w:t>
+      </w:r>
+      <w:r>
+        <w:rPr>
+          <w:rFonts w:ascii="Times New Roman" w:hAnsi="Times New Roman" w:eastAsia="宋体"/>
+          <w:b w:val="0"/>
+          <w:color w:val="000000"/>
+          <w:sz w:val="21"/>
+          <w:u w:val="none"/>
+        </w:rPr>
+        <w:t>c（　）</w:t>
+      </w:r>
     </w:p>
     <w:p>
       <w:pPr>
         <w:keepNext/>
-        <w:spacing w:after="80"/>
-      </w:pPr>
-      <w:r>
-        <w:rPr>
-          <w:rFonts w:ascii="等线" w:hAnsi="等线"/>
-          <w:b/>
-          <w:sz w:val="24"/>
-        </w:rPr>
-        <w:t>第3题</w:t>
+        <w:keepLines/>
+        <w:widowControl/>
+        <w:spacing w:before="0" w:after="40" w:line="264" w:lineRule="auto"/>
+      </w:pPr>
+      <w:r>
+        <w:rPr>
+          <w:rFonts w:ascii="Times New Roman" w:hAnsi="Times New Roman" w:eastAsia="宋体"/>
+          <w:b w:val="0"/>
+          <w:color w:val="000000"/>
+          <w:sz w:val="21"/>
+          <w:u w:val="none"/>
+        </w:rPr>
+        <w:t>exerc</w:t>
+      </w:r>
+      <w:r>
+        <w:rPr>
+          <w:rFonts w:ascii="Times New Roman" w:hAnsi="Times New Roman" w:eastAsia="宋体"/>
+          <w:b w:val="0"/>
+          <w:color w:val="000000"/>
+          <w:sz w:val="21"/>
+          <w:u w:val="single"/>
+        </w:rPr>
+        <w:t>i</w:t>
+      </w:r>
+      <w:r>
+        <w:rPr>
+          <w:rFonts w:ascii="Times New Roman" w:hAnsi="Times New Roman" w:eastAsia="宋体"/>
+          <w:b w:val="0"/>
+          <w:color w:val="000000"/>
+          <w:sz w:val="21"/>
+          <w:u w:val="none"/>
+        </w:rPr>
+        <w:t>se（　）</w:t>
       </w:r>
     </w:p>
     <w:p>
       <w:pPr>
         <w:keepNext/>
-        <w:spacing w:after="80"/>
-      </w:pPr>
-      <w:r>
-        <w:rPr>
-          <w:rFonts w:ascii="等线" w:hAnsi="等线"/>
+        <w:keepLines/>
+        <w:widowControl/>
+        <w:spacing w:before="0" w:after="40" w:line="264" w:lineRule="auto"/>
+      </w:pPr>
+      <w:r>
+        <w:rPr>
+          <w:rFonts w:ascii="Times New Roman" w:hAnsi="Times New Roman" w:eastAsia="宋体"/>
+          <w:b w:val="0"/>
+          <w:color w:val="000000"/>
           <w:sz w:val="21"/>
-        </w:rPr>
-        <w:t>2. Look at your t＿＿＿＿＿＿. What time is the next lesson?</w:t>
+          <w:u w:val="none"/>
+        </w:rPr>
+        <w:t>exper</w:t>
+      </w:r>
+      <w:r>
+        <w:rPr>
+          <w:rFonts w:ascii="Times New Roman" w:hAnsi="Times New Roman" w:eastAsia="宋体"/>
+          <w:b w:val="0"/>
+          <w:color w:val="000000"/>
+          <w:sz w:val="21"/>
+          <w:u w:val="single"/>
+        </w:rPr>
+        <w:t>i</w:t>
+      </w:r>
+      <w:r>
+        <w:rPr>
+          <w:rFonts w:ascii="Times New Roman" w:hAnsi="Times New Roman" w:eastAsia="宋体"/>
+          <w:b w:val="0"/>
+          <w:color w:val="000000"/>
+          <w:sz w:val="21"/>
+          <w:u w:val="none"/>
+        </w:rPr>
+        <w:t>ment（　）</w:t>
       </w:r>
     </w:p>
     <w:p>
       <w:pPr>
-        <w:spacing w:after="80"/>
-      </w:pPr>
-      <w:r>
-        <w:rPr>
-          <w:rFonts w:ascii="等线" w:hAnsi="等线"/>
+        <w:keepNext/>
+        <w:keepLines/>
+        <w:widowControl/>
+        <w:spacing w:before="0" w:after="40" w:line="264" w:lineRule="auto"/>
+      </w:pPr>
+      <w:r>
+        <w:rPr>
+          <w:rFonts w:ascii="Times New Roman" w:hAnsi="Times New Roman" w:eastAsia="宋体"/>
+          <w:b w:val="0"/>
+          <w:color w:val="000000"/>
           <w:sz w:val="21"/>
-        </w:rPr>
-        <w:t>朵朵原答案：timtable</w:t>
+          <w:u w:val="none"/>
+        </w:rPr>
+        <w:t>k</w:t>
+      </w:r>
+      <w:r>
+        <w:rPr>
+          <w:rFonts w:ascii="Times New Roman" w:hAnsi="Times New Roman" w:eastAsia="宋体"/>
+          <w:b w:val="0"/>
+          <w:color w:val="000000"/>
+          <w:sz w:val="21"/>
+          <w:u w:val="single"/>
+        </w:rPr>
+        <w:t>i</w:t>
+      </w:r>
+      <w:r>
+        <w:rPr>
+          <w:rFonts w:ascii="Times New Roman" w:hAnsi="Times New Roman" w:eastAsia="宋体"/>
+          <w:b w:val="0"/>
+          <w:color w:val="000000"/>
+          <w:sz w:val="21"/>
+          <w:u w:val="none"/>
+        </w:rPr>
+        <w:t>te（　）</w:t>
       </w:r>
     </w:p>
     <w:p>
       <w:pPr>
-        <w:spacing w:after="80"/>
-      </w:pPr>
-      <w:r>
-        <w:rPr>
-          <w:rFonts w:ascii="等线" w:hAnsi="等线"/>
+        <w:keepNext/>
+        <w:keepLines/>
+        <w:widowControl/>
+        <w:spacing w:before="0" w:after="40" w:line="264" w:lineRule="auto"/>
+      </w:pPr>
+      <w:r>
+        <w:rPr>
+          <w:rFonts w:ascii="Times New Roman" w:hAnsi="Times New Roman" w:eastAsia="宋体"/>
+          <w:b w:val="0"/>
+          <w:color w:val="000000"/>
           <w:sz w:val="21"/>
-        </w:rPr>
-        <w:t>订正：____________________________________________________________</w:t>
+          <w:u w:val="none"/>
+        </w:rPr>
+        <w:t>t</w:t>
+      </w:r>
+      <w:r>
+        <w:rPr>
+          <w:rFonts w:ascii="Times New Roman" w:hAnsi="Times New Roman" w:eastAsia="宋体"/>
+          <w:b w:val="0"/>
+          <w:color w:val="000000"/>
+          <w:sz w:val="21"/>
+          <w:u w:val="single"/>
+        </w:rPr>
+        <w:t>i</w:t>
+      </w:r>
+      <w:r>
+        <w:rPr>
+          <w:rFonts w:ascii="Times New Roman" w:hAnsi="Times New Roman" w:eastAsia="宋体"/>
+          <w:b w:val="0"/>
+          <w:color w:val="000000"/>
+          <w:sz w:val="21"/>
+          <w:u w:val="none"/>
+        </w:rPr>
+        <w:t>dy（　）</w:t>
       </w:r>
     </w:p>
     <w:p>
       <w:pPr>
-        <w:spacing w:after="80"/>
-      </w:pPr>
-      <w:r>
-        <w:rPr>
-          <w:rFonts w:ascii="等线" w:hAnsi="等线"/>
+        <w:keepNext/>
+        <w:keepLines/>
+        <w:widowControl/>
+        <w:spacing w:before="0" w:after="40" w:line="264" w:lineRule="auto"/>
+      </w:pPr>
+      <w:r>
+        <w:rPr>
+          <w:rFonts w:ascii="Times New Roman" w:hAnsi="Times New Roman" w:eastAsia="宋体"/>
+          <w:b w:val="0"/>
+          <w:color w:val="000000"/>
           <w:sz w:val="21"/>
-        </w:rPr>
-        <w:t>心得：____________________________________________________________</w:t>
+          <w:u w:val="none"/>
+        </w:rPr>
+        <w:t>wr</w:t>
+      </w:r>
+      <w:r>
+        <w:rPr>
+          <w:rFonts w:ascii="Times New Roman" w:hAnsi="Times New Roman" w:eastAsia="宋体"/>
+          <w:b w:val="0"/>
+          <w:color w:val="000000"/>
+          <w:sz w:val="21"/>
+          <w:u w:val="single"/>
+        </w:rPr>
+        <w:t>i</w:t>
+      </w:r>
+      <w:r>
+        <w:rPr>
+          <w:rFonts w:ascii="Times New Roman" w:hAnsi="Times New Roman" w:eastAsia="宋体"/>
+          <w:b w:val="0"/>
+          <w:color w:val="000000"/>
+          <w:sz w:val="21"/>
+          <w:u w:val="none"/>
+        </w:rPr>
+        <w:t>te（　）</w:t>
       </w:r>
     </w:p>
     <w:p>
       <w:pPr>
-        <w:spacing w:after="80"/>
-      </w:pPr>
-      <w:r>
-        <w:rPr>
-          <w:rFonts w:ascii="等线" w:hAnsi="等线"/>
+        <w:keepNext/>
+        <w:keepLines/>
+        <w:widowControl/>
+        <w:spacing w:before="0" w:after="40" w:line="264" w:lineRule="auto"/>
+      </w:pPr>
+      <w:r>
+        <w:rPr>
+          <w:rFonts w:ascii="Times New Roman" w:hAnsi="Times New Roman" w:eastAsia="宋体"/>
+          <w:b w:val="0"/>
+          <w:color w:val="000000"/>
           <w:sz w:val="21"/>
-        </w:rPr>
-        <w:t>____________________________________________________________</w:t>
+          <w:u w:val="single"/>
+        </w:rPr>
+        <w:t>i</w:t>
+      </w:r>
+      <w:r>
+        <w:rPr>
+          <w:rFonts w:ascii="Times New Roman" w:hAnsi="Times New Roman" w:eastAsia="宋体"/>
+          <w:b w:val="0"/>
+          <w:color w:val="000000"/>
+          <w:sz w:val="21"/>
+          <w:u w:val="none"/>
+        </w:rPr>
+        <w:t>nstruction（　）</w:t>
       </w:r>
     </w:p>
     <w:p>
       <w:pPr>
-        <w:spacing w:after="80"/>
-      </w:pPr>
+        <w:keepNext/>
+        <w:keepLines/>
+        <w:widowControl/>
+        <w:spacing w:before="0" w:after="40" w:line="264" w:lineRule="auto"/>
+      </w:pPr>
+      <w:r>
+        <w:rPr>
+          <w:rFonts w:ascii="Times New Roman" w:hAnsi="Times New Roman" w:eastAsia="宋体"/>
+          <w:b w:val="0"/>
+          <w:color w:val="000000"/>
+          <w:sz w:val="21"/>
+          <w:u w:val="none"/>
+        </w:rPr>
+        <w:t>pol</w:t>
+      </w:r>
+      <w:r>
+        <w:rPr>
+          <w:rFonts w:ascii="Times New Roman" w:hAnsi="Times New Roman" w:eastAsia="宋体"/>
+          <w:b w:val="0"/>
+          <w:color w:val="000000"/>
+          <w:sz w:val="21"/>
+          <w:u w:val="single"/>
+        </w:rPr>
+        <w:t>i</w:t>
+      </w:r>
+      <w:r>
+        <w:rPr>
+          <w:rFonts w:ascii="Times New Roman" w:hAnsi="Times New Roman" w:eastAsia="宋体"/>
+          <w:b w:val="0"/>
+          <w:color w:val="000000"/>
+          <w:sz w:val="21"/>
+          <w:u w:val="none"/>
+        </w:rPr>
+        <w:t>ce（　）</w:t>
+      </w:r>
     </w:p>
     <w:p>
       <w:pPr>
         <w:keepNext/>
-        <w:spacing w:after="80"/>
-      </w:pPr>
-      <w:r>
-        <w:rPr>
-          <w:rFonts w:ascii="等线" w:hAnsi="等线"/>
+        <w:keepLines/>
+        <w:widowControl/>
+        <w:spacing w:before="0" w:after="20" w:line="264" w:lineRule="auto"/>
+      </w:pPr>
+      <w:r>
+        <w:rPr>
+          <w:rFonts w:ascii="Times New Roman" w:hAnsi="Times New Roman" w:eastAsia="宋体"/>
           <w:b/>
-          <w:sz w:val="24"/>
-        </w:rPr>
-        <w:t>第4题</w:t>
+          <w:color w:val="000000"/>
+          <w:sz w:val="20"/>
+          <w:u w:val="none"/>
+        </w:rPr>
+        <w:t>朵朵原答案：</w:t>
+      </w:r>
+      <w:r>
+        <w:rPr>
+          <w:rFonts w:ascii="Times New Roman" w:hAnsi="Times New Roman" w:eastAsia="宋体"/>
+          <w:b w:val="0"/>
+          <w:color w:val="000000"/>
+          <w:sz w:val="20"/>
+          <w:u w:val="none"/>
+        </w:rPr>
+        <w:t xml:space="preserve"> 勾选 music、exercise、experiment、tidy、instruction；未勾选 kite、write</w:t>
       </w:r>
     </w:p>
     <w:p>
       <w:pPr>
         <w:keepNext/>
-        <w:spacing w:after="80"/>
-      </w:pPr>
-      <w:r>
-        <w:rPr>
-          <w:rFonts w:ascii="等线" w:hAnsi="等线"/>
-          <w:sz w:val="21"/>
-        </w:rPr>
-        <w:t>3. Be careful when you do e＿＿＿＿＿＿ in the lab.</w:t>
+        <w:keepLines/>
+        <w:widowControl/>
+        <w:tabs>
+          <w:tab w:pos="7200" w:val="left"/>
+        </w:tabs>
+        <w:spacing w:before="0" w:after="20" w:line="380" w:lineRule="exact"/>
+      </w:pPr>
+      <w:r>
+        <w:rPr>
+          <w:rFonts w:ascii="Times New Roman" w:hAnsi="Times New Roman" w:eastAsia="宋体"/>
+          <w:b w:val="0"/>
+          <w:color w:val="000000"/>
+          <w:sz w:val="20"/>
+          <w:u w:val="none"/>
+        </w:rPr>
+        <w:t>订正：</w:t>
+      </w:r>
+      <w:r>
+        <w:rPr>
+          <w:rFonts w:ascii="Times New Roman" w:hAnsi="Times New Roman" w:eastAsia="宋体"/>
+          <w:b w:val="0"/>
+          <w:color w:val="000000"/>
+          <w:sz w:val="20"/>
+          <w:u w:val="single"/>
+        </w:rPr>
+        <w:tab/>
       </w:r>
     </w:p>
     <w:p>
       <w:pPr>
-        <w:spacing w:after="80"/>
-      </w:pPr>
-      <w:r>
-        <w:rPr>
-          <w:rFonts w:ascii="等线" w:hAnsi="等线"/>
-          <w:sz w:val="21"/>
-        </w:rPr>
-        <w:t>朵朵原答案：experiment</w:t>
+        <w:keepNext w:val="0"/>
+        <w:keepLines/>
+        <w:widowControl/>
+        <w:tabs>
+          <w:tab w:pos="7200" w:val="left"/>
+        </w:tabs>
+        <w:spacing w:before="0" w:after="80" w:line="380" w:lineRule="exact"/>
+      </w:pPr>
+      <w:r>
+        <w:rPr>
+          <w:rFonts w:ascii="Times New Roman" w:hAnsi="Times New Roman" w:eastAsia="宋体"/>
+          <w:b w:val="0"/>
+          <w:color w:val="000000"/>
+          <w:sz w:val="20"/>
+          <w:u w:val="none"/>
+        </w:rPr>
+        <w:t>心得：</w:t>
+      </w:r>
+      <w:r>
+        <w:rPr>
+          <w:rFonts w:ascii="Times New Roman" w:hAnsi="Times New Roman" w:eastAsia="宋体"/>
+          <w:b w:val="0"/>
+          <w:color w:val="000000"/>
+          <w:sz w:val="20"/>
+          <w:u w:val="single"/>
+        </w:rPr>
+        <w:tab/>
       </w:r>
     </w:p>
     <w:p>
       <w:pPr>
-        <w:spacing w:after="80"/>
-      </w:pPr>
-      <w:r>
-        <w:rPr>
-          <w:rFonts w:ascii="等线" w:hAnsi="等线"/>
-          <w:sz w:val="21"/>
-        </w:rPr>
-        <w:t>订正：____________________________________________________________</w:t>
+        <w:keepNext/>
+        <w:keepLines/>
+        <w:widowControl/>
+        <w:spacing w:before="80" w:after="80" w:line="264" w:lineRule="auto"/>
+      </w:pPr>
+      <w:r>
+        <w:rPr>
+          <w:rFonts w:ascii="Times New Roman" w:hAnsi="Times New Roman" w:eastAsia="宋体"/>
+          <w:b/>
+          <w:color w:val="000000"/>
+          <w:sz w:val="22"/>
+          <w:u w:val="none"/>
+        </w:rPr>
+        <w:t>二、根据句意补全单词。</w:t>
       </w:r>
     </w:p>
     <w:p>
       <w:pPr>
-        <w:spacing w:after="80"/>
-      </w:pPr>
-      <w:r>
-        <w:rPr>
-          <w:rFonts w:ascii="等线" w:hAnsi="等线"/>
+        <w:keepNext/>
+        <w:keepLines/>
+        <w:widowControl/>
+        <w:spacing w:before="0" w:after="40" w:line="264" w:lineRule="auto"/>
+      </w:pPr>
+      <w:r>
+        <w:rPr>
+          <w:rFonts w:ascii="Times New Roman" w:hAnsi="Times New Roman" w:eastAsia="宋体"/>
+          <w:b/>
+          <w:color w:val="000000"/>
           <w:sz w:val="21"/>
-        </w:rPr>
-        <w:t>心得：____________________________________________________________</w:t>
+          <w:u w:val="none"/>
+        </w:rPr>
+        <w:t>2.</w:t>
+      </w:r>
+      <w:r>
+        <w:rPr>
+          <w:rFonts w:ascii="Times New Roman" w:hAnsi="Times New Roman" w:eastAsia="宋体"/>
+          <w:b w:val="0"/>
+          <w:color w:val="000000"/>
+          <w:sz w:val="21"/>
+          <w:u w:val="none"/>
+        </w:rPr>
+        <w:t xml:space="preserve"> Look at your t________. What time is the next lesson?</w:t>
       </w:r>
     </w:p>
     <w:p>
       <w:pPr>
-        <w:spacing w:after="80"/>
-      </w:pPr>
-      <w:r>
-        <w:rPr>
-          <w:rFonts w:ascii="等线" w:hAnsi="等线"/>
-          <w:sz w:val="21"/>
-        </w:rPr>
-        <w:t>____________________________________________________________</w:t>
+        <w:keepNext/>
+        <w:keepLines/>
+        <w:widowControl/>
+        <w:spacing w:before="0" w:after="20" w:line="264" w:lineRule="auto"/>
+      </w:pPr>
+      <w:r>
+        <w:rPr>
+          <w:rFonts w:ascii="Times New Roman" w:hAnsi="Times New Roman" w:eastAsia="宋体"/>
+          <w:b/>
+          <w:color w:val="000000"/>
+          <w:sz w:val="20"/>
+          <w:u w:val="none"/>
+        </w:rPr>
+        <w:t>朵朵原答案：</w:t>
+      </w:r>
+      <w:r>
+        <w:rPr>
+          <w:rFonts w:ascii="Times New Roman" w:hAnsi="Times New Roman" w:eastAsia="宋体"/>
+          <w:b w:val="0"/>
+          <w:color w:val="000000"/>
+          <w:sz w:val="20"/>
+          <w:u w:val="none"/>
+        </w:rPr>
+        <w:t xml:space="preserve"> timtable</w:t>
       </w:r>
     </w:p>
     <w:p>
       <w:pPr>
-        <w:spacing w:after="80"/>
-      </w:pPr>
+        <w:keepNext/>
+        <w:keepLines/>
+        <w:widowControl/>
+        <w:tabs>
+          <w:tab w:pos="7200" w:val="left"/>
+        </w:tabs>
+        <w:spacing w:before="0" w:after="20" w:line="380" w:lineRule="exact"/>
+      </w:pPr>
+      <w:r>
+        <w:rPr>
+          <w:rFonts w:ascii="Times New Roman" w:hAnsi="Times New Roman" w:eastAsia="宋体"/>
+          <w:b w:val="0"/>
+          <w:color w:val="000000"/>
+          <w:sz w:val="20"/>
+          <w:u w:val="none"/>
+        </w:rPr>
+        <w:t>订正：</w:t>
+      </w:r>
+      <w:r>
+        <w:rPr>
+          <w:rFonts w:ascii="Times New Roman" w:hAnsi="Times New Roman" w:eastAsia="宋体"/>
+          <w:b w:val="0"/>
+          <w:color w:val="000000"/>
+          <w:sz w:val="20"/>
+          <w:u w:val="single"/>
+        </w:rPr>
+        <w:tab/>
+      </w:r>
     </w:p>
     <w:p>
       <w:pPr>
-        <w:keepNext/>
-        <w:spacing w:after="80"/>
-      </w:pPr>
-      <w:r>
-        <w:rPr>
-          <w:rFonts w:ascii="等线" w:hAnsi="等线"/>
-          <w:b/>
-          <w:sz w:val="24"/>
-        </w:rPr>
-        <w:t>第5题</w:t>
+        <w:keepNext w:val="0"/>
+        <w:keepLines/>
+        <w:widowControl/>
+        <w:tabs>
+          <w:tab w:pos="7200" w:val="left"/>
+        </w:tabs>
+        <w:spacing w:before="0" w:after="80" w:line="380" w:lineRule="exact"/>
+      </w:pPr>
+      <w:r>
+        <w:rPr>
+          <w:rFonts w:ascii="Times New Roman" w:hAnsi="Times New Roman" w:eastAsia="宋体"/>
+          <w:b w:val="0"/>
+          <w:color w:val="000000"/>
+          <w:sz w:val="20"/>
+          <w:u w:val="none"/>
+        </w:rPr>
+        <w:t>心得：</w:t>
+      </w:r>
+      <w:r>
+        <w:rPr>
+          <w:rFonts w:ascii="Times New Roman" w:hAnsi="Times New Roman" w:eastAsia="宋体"/>
+          <w:b w:val="0"/>
+          <w:color w:val="000000"/>
+          <w:sz w:val="20"/>
+          <w:u w:val="single"/>
+        </w:rPr>
+        <w:tab/>
       </w:r>
     </w:p>
     <w:p>
       <w:pPr>
         <w:keepNext/>
-        <w:spacing w:after="80"/>
-      </w:pPr>
-      <w:r>
-        <w:rPr>
-          <w:rFonts w:ascii="等线" w:hAnsi="等线"/>
+        <w:keepLines/>
+        <w:widowControl/>
+        <w:spacing w:before="0" w:after="40" w:line="264" w:lineRule="auto"/>
+      </w:pPr>
+      <w:r>
+        <w:rPr>
+          <w:rFonts w:ascii="Times New Roman" w:hAnsi="Times New Roman" w:eastAsia="宋体"/>
+          <w:b/>
+          <w:color w:val="000000"/>
           <w:sz w:val="21"/>
-        </w:rPr>
-        <w:t>1. 午间休息</w:t>
-        <w:br/>
-        <w:t>＿＿＿＿＿＿＿＿＿＿＿＿＿＿＿＿＿＿</w:t>
+          <w:u w:val="none"/>
+        </w:rPr>
+        <w:t>3.</w:t>
+      </w:r>
+      <w:r>
+        <w:rPr>
+          <w:rFonts w:ascii="Times New Roman" w:hAnsi="Times New Roman" w:eastAsia="宋体"/>
+          <w:b w:val="0"/>
+          <w:color w:val="000000"/>
+          <w:sz w:val="21"/>
+          <w:u w:val="none"/>
+        </w:rPr>
+        <w:t xml:space="preserve"> Be careful when you do e________ in the lab.</w:t>
       </w:r>
     </w:p>
     <w:p>
       <w:pPr>
-        <w:spacing w:after="80"/>
-      </w:pPr>
-      <w:r>
-        <w:rPr>
-          <w:rFonts w:ascii="等线" w:hAnsi="等线"/>
-          <w:sz w:val="21"/>
-        </w:rPr>
-        <w:t>朵朵原答案：break</w:t>
+        <w:keepNext/>
+        <w:keepLines/>
+        <w:widowControl/>
+        <w:spacing w:before="0" w:after="20" w:line="264" w:lineRule="auto"/>
+      </w:pPr>
+      <w:r>
+        <w:rPr>
+          <w:rFonts w:ascii="Times New Roman" w:hAnsi="Times New Roman" w:eastAsia="宋体"/>
+          <w:b/>
+          <w:color w:val="000000"/>
+          <w:sz w:val="20"/>
+          <w:u w:val="none"/>
+        </w:rPr>
+        <w:t>朵朵原答案：</w:t>
+      </w:r>
+      <w:r>
+        <w:rPr>
+          <w:rFonts w:ascii="Times New Roman" w:hAnsi="Times New Roman" w:eastAsia="宋体"/>
+          <w:b w:val="0"/>
+          <w:color w:val="000000"/>
+          <w:sz w:val="20"/>
+          <w:u w:val="none"/>
+        </w:rPr>
+        <w:t xml:space="preserve"> experiment</w:t>
       </w:r>
     </w:p>
     <w:p>
       <w:pPr>
-        <w:spacing w:after="80"/>
-      </w:pPr>
-      <w:r>
-        <w:rPr>
-          <w:rFonts w:ascii="等线" w:hAnsi="等线"/>
-          <w:sz w:val="21"/>
-        </w:rPr>
-        <w:t>订正：____________________________________________________________</w:t>
+        <w:keepNext/>
+        <w:keepLines/>
+        <w:widowControl/>
+        <w:tabs>
+          <w:tab w:pos="7200" w:val="left"/>
+        </w:tabs>
+        <w:spacing w:before="0" w:after="20" w:line="380" w:lineRule="exact"/>
+      </w:pPr>
+      <w:r>
+        <w:rPr>
+          <w:rFonts w:ascii="Times New Roman" w:hAnsi="Times New Roman" w:eastAsia="宋体"/>
+          <w:b w:val="0"/>
+          <w:color w:val="000000"/>
+          <w:sz w:val="20"/>
+          <w:u w:val="none"/>
+        </w:rPr>
+        <w:t>订正：</w:t>
+      </w:r>
+      <w:r>
+        <w:rPr>
+          <w:rFonts w:ascii="Times New Roman" w:hAnsi="Times New Roman" w:eastAsia="宋体"/>
+          <w:b w:val="0"/>
+          <w:color w:val="000000"/>
+          <w:sz w:val="20"/>
+          <w:u w:val="single"/>
+        </w:rPr>
+        <w:tab/>
       </w:r>
     </w:p>
     <w:p>
       <w:pPr>
-        <w:spacing w:after="80"/>
-      </w:pPr>
-      <w:r>
-        <w:rPr>
-          <w:rFonts w:ascii="等线" w:hAnsi="等线"/>
-          <w:sz w:val="21"/>
-        </w:rPr>
-        <w:t>心得：____________________________________________________________</w:t>
+        <w:keepNext w:val="0"/>
+        <w:keepLines/>
+        <w:widowControl/>
+        <w:tabs>
+          <w:tab w:pos="7200" w:val="left"/>
+        </w:tabs>
+        <w:spacing w:before="0" w:after="80" w:line="380" w:lineRule="exact"/>
+      </w:pPr>
+      <w:r>
+        <w:rPr>
+          <w:rFonts w:ascii="Times New Roman" w:hAnsi="Times New Roman" w:eastAsia="宋体"/>
+          <w:b w:val="0"/>
+          <w:color w:val="000000"/>
+          <w:sz w:val="20"/>
+          <w:u w:val="none"/>
+        </w:rPr>
+        <w:t>心得：</w:t>
+      </w:r>
+      <w:r>
+        <w:rPr>
+          <w:rFonts w:ascii="Times New Roman" w:hAnsi="Times New Roman" w:eastAsia="宋体"/>
+          <w:b w:val="0"/>
+          <w:color w:val="000000"/>
+          <w:sz w:val="20"/>
+          <w:u w:val="single"/>
+        </w:rPr>
+        <w:tab/>
       </w:r>
     </w:p>
     <w:p>
       <w:pPr>
-        <w:spacing w:after="80"/>
-      </w:pPr>
-      <w:r>
-        <w:rPr>
-          <w:rFonts w:ascii="等线" w:hAnsi="等线"/>
-          <w:sz w:val="21"/>
-        </w:rPr>
-        <w:t>____________________________________________________________</w:t>
+        <w:keepNext/>
+        <w:keepLines/>
+        <w:widowControl/>
+        <w:spacing w:before="80" w:after="80" w:line="264" w:lineRule="auto"/>
+      </w:pPr>
+      <w:r>
+        <w:rPr>
+          <w:rFonts w:ascii="Times New Roman" w:hAnsi="Times New Roman" w:eastAsia="宋体"/>
+          <w:b/>
+          <w:color w:val="000000"/>
+          <w:sz w:val="22"/>
+          <w:u w:val="none"/>
+        </w:rPr>
+        <w:t>三、翻译词组</w:t>
       </w:r>
     </w:p>
     <w:p>
       <w:pPr>
-        <w:spacing w:after="80"/>
-      </w:pPr>
+        <w:keepNext/>
+        <w:keepLines/>
+        <w:widowControl/>
+        <w:spacing w:before="0" w:after="40" w:line="264" w:lineRule="auto"/>
+      </w:pPr>
+      <w:r>
+        <w:rPr>
+          <w:rFonts w:ascii="Times New Roman" w:hAnsi="Times New Roman" w:eastAsia="宋体"/>
+          <w:b/>
+          <w:color w:val="000000"/>
+          <w:sz w:val="21"/>
+          <w:u w:val="none"/>
+        </w:rPr>
+        <w:t>1.</w:t>
+      </w:r>
+      <w:r>
+        <w:rPr>
+          <w:rFonts w:ascii="Times New Roman" w:hAnsi="Times New Roman" w:eastAsia="宋体"/>
+          <w:b w:val="0"/>
+          <w:color w:val="000000"/>
+          <w:sz w:val="21"/>
+          <w:u w:val="none"/>
+        </w:rPr>
+        <w:t xml:space="preserve"> 午间休息</w:t>
+      </w:r>
     </w:p>
     <w:p>
       <w:pPr>
         <w:keepNext/>
-        <w:spacing w:after="80"/>
-      </w:pPr>
-      <w:r>
-        <w:rPr>
-          <w:rFonts w:ascii="等线" w:hAnsi="等线"/>
+        <w:keepLines/>
+        <w:widowControl/>
+        <w:spacing w:before="0" w:after="20" w:line="264" w:lineRule="auto"/>
+      </w:pPr>
+      <w:r>
+        <w:rPr>
+          <w:rFonts w:ascii="Times New Roman" w:hAnsi="Times New Roman" w:eastAsia="宋体"/>
           <w:b/>
-          <w:sz w:val="24"/>
-        </w:rPr>
-        <w:t>第6题</w:t>
+          <w:color w:val="000000"/>
+          <w:sz w:val="20"/>
+          <w:u w:val="none"/>
+        </w:rPr>
+        <w:t>朵朵原答案：</w:t>
+      </w:r>
+      <w:r>
+        <w:rPr>
+          <w:rFonts w:ascii="Times New Roman" w:hAnsi="Times New Roman" w:eastAsia="宋体"/>
+          <w:b w:val="0"/>
+          <w:color w:val="000000"/>
+          <w:sz w:val="20"/>
+          <w:u w:val="none"/>
+        </w:rPr>
+        <w:t xml:space="preserve"> break</w:t>
       </w:r>
     </w:p>
     <w:p>
       <w:pPr>
         <w:keepNext/>
-        <w:spacing w:after="80"/>
-      </w:pPr>
-      <w:r>
-        <w:rPr>
-          <w:rFonts w:ascii="等线" w:hAnsi="等线"/>
-          <w:sz w:val="21"/>
-        </w:rPr>
-        <w:t>3. 不同的文化</w:t>
-        <w:br/>
-        <w:t>＿＿＿＿＿＿＿＿＿＿＿＿＿＿＿＿＿＿</w:t>
+        <w:keepLines/>
+        <w:widowControl/>
+        <w:tabs>
+          <w:tab w:pos="7200" w:val="left"/>
+        </w:tabs>
+        <w:spacing w:before="0" w:after="20" w:line="380" w:lineRule="exact"/>
+      </w:pPr>
+      <w:r>
+        <w:rPr>
+          <w:rFonts w:ascii="Times New Roman" w:hAnsi="Times New Roman" w:eastAsia="宋体"/>
+          <w:b w:val="0"/>
+          <w:color w:val="000000"/>
+          <w:sz w:val="20"/>
+          <w:u w:val="none"/>
+        </w:rPr>
+        <w:t>订正：</w:t>
+      </w:r>
+      <w:r>
+        <w:rPr>
+          <w:rFonts w:ascii="Times New Roman" w:hAnsi="Times New Roman" w:eastAsia="宋体"/>
+          <w:b w:val="0"/>
+          <w:color w:val="000000"/>
+          <w:sz w:val="20"/>
+          <w:u w:val="single"/>
+        </w:rPr>
+        <w:tab/>
       </w:r>
     </w:p>
     <w:p>
       <w:pPr>
-        <w:spacing w:after="80"/>
-      </w:pPr>
-      <w:r>
-        <w:rPr>
-          <w:rFonts w:ascii="等线" w:hAnsi="等线"/>
-          <w:sz w:val="21"/>
-        </w:rPr>
-        <w:t>朵朵原答案：different（后面仅有零散字迹）</w:t>
+        <w:keepNext/>
+        <w:keepLines/>
+        <w:widowControl/>
+        <w:tabs>
+          <w:tab w:pos="7200" w:val="left"/>
+        </w:tabs>
+        <w:spacing w:before="0" w:after="20" w:line="380" w:lineRule="exact"/>
+      </w:pPr>
+      <w:r>
+        <w:rPr>
+          <w:rFonts w:ascii="Times New Roman" w:hAnsi="Times New Roman" w:eastAsia="宋体"/>
+          <w:b w:val="0"/>
+          <w:color w:val="000000"/>
+          <w:sz w:val="20"/>
+          <w:u w:val="single"/>
+        </w:rPr>
+        <w:tab/>
       </w:r>
     </w:p>
     <w:p>
       <w:pPr>
-        <w:spacing w:after="80"/>
-      </w:pPr>
-      <w:r>
-        <w:rPr>
-          <w:rFonts w:ascii="等线" w:hAnsi="等线"/>
-          <w:sz w:val="21"/>
-        </w:rPr>
-        <w:t>订正：____________________________________________________________</w:t>
+        <w:keepNext w:val="0"/>
+        <w:keepLines/>
+        <w:widowControl/>
+        <w:tabs>
+          <w:tab w:pos="7200" w:val="left"/>
+        </w:tabs>
+        <w:spacing w:before="0" w:after="80" w:line="380" w:lineRule="exact"/>
+      </w:pPr>
+      <w:r>
+        <w:rPr>
+          <w:rFonts w:ascii="Times New Roman" w:hAnsi="Times New Roman" w:eastAsia="宋体"/>
+          <w:b w:val="0"/>
+          <w:color w:val="000000"/>
+          <w:sz w:val="20"/>
+          <w:u w:val="none"/>
+        </w:rPr>
+        <w:t>心得：</w:t>
+      </w:r>
+      <w:r>
+        <w:rPr>
+          <w:rFonts w:ascii="Times New Roman" w:hAnsi="Times New Roman" w:eastAsia="宋体"/>
+          <w:b w:val="0"/>
+          <w:color w:val="000000"/>
+          <w:sz w:val="20"/>
+          <w:u w:val="single"/>
+        </w:rPr>
+        <w:tab/>
       </w:r>
     </w:p>
     <w:p>
       <w:pPr>
-        <w:spacing w:after="80"/>
-      </w:pPr>
-      <w:r>
-        <w:rPr>
-          <w:rFonts w:ascii="等线" w:hAnsi="等线"/>
+        <w:keepNext/>
+        <w:keepLines/>
+        <w:widowControl/>
+        <w:spacing w:before="0" w:after="40" w:line="264" w:lineRule="auto"/>
+      </w:pPr>
+      <w:r>
+        <w:rPr>
+          <w:rFonts w:ascii="Times New Roman" w:hAnsi="Times New Roman" w:eastAsia="宋体"/>
+          <w:b/>
+          <w:color w:val="000000"/>
           <w:sz w:val="21"/>
-        </w:rPr>
-        <w:t>心得：____________________________________________________________</w:t>
+          <w:u w:val="none"/>
+        </w:rPr>
+        <w:t>3.</w:t>
+      </w:r>
+      <w:r>
+        <w:rPr>
+          <w:rFonts w:ascii="Times New Roman" w:hAnsi="Times New Roman" w:eastAsia="宋体"/>
+          <w:b w:val="0"/>
+          <w:color w:val="000000"/>
+          <w:sz w:val="21"/>
+          <w:u w:val="none"/>
+        </w:rPr>
+        <w:t xml:space="preserve"> 不同的文化</w:t>
       </w:r>
     </w:p>
     <w:p>
       <w:pPr>
-        <w:spacing w:after="80"/>
-      </w:pPr>
-      <w:r>
-        <w:rPr>
-          <w:rFonts w:ascii="等线" w:hAnsi="等线"/>
-          <w:sz w:val="21"/>
-        </w:rPr>
-        <w:t>____________________________________________________________</w:t>
+        <w:keepNext/>
+        <w:keepLines/>
+        <w:widowControl/>
+        <w:spacing w:before="0" w:after="20" w:line="264" w:lineRule="auto"/>
+      </w:pPr>
+      <w:r>
+        <w:rPr>
+          <w:rFonts w:ascii="Times New Roman" w:hAnsi="Times New Roman" w:eastAsia="宋体"/>
+          <w:b/>
+          <w:color w:val="000000"/>
+          <w:sz w:val="20"/>
+          <w:u w:val="none"/>
+        </w:rPr>
+        <w:t>朵朵原答案：</w:t>
+      </w:r>
+      <w:r>
+        <w:rPr>
+          <w:rFonts w:ascii="Times New Roman" w:hAnsi="Times New Roman" w:eastAsia="宋体"/>
+          <w:b w:val="0"/>
+          <w:color w:val="000000"/>
+          <w:sz w:val="20"/>
+          <w:u w:val="none"/>
+        </w:rPr>
+        <w:t xml:space="preserve"> different（后面仅有零散字迹）</w:t>
       </w:r>
     </w:p>
     <w:p>
       <w:pPr>
-        <w:spacing w:after="80"/>
-      </w:pPr>
+        <w:keepNext/>
+        <w:keepLines/>
+        <w:widowControl/>
+        <w:tabs>
+          <w:tab w:pos="7200" w:val="left"/>
+        </w:tabs>
+        <w:spacing w:before="0" w:after="20" w:line="380" w:lineRule="exact"/>
+      </w:pPr>
+      <w:r>
+        <w:rPr>
+          <w:rFonts w:ascii="Times New Roman" w:hAnsi="Times New Roman" w:eastAsia="宋体"/>
+          <w:b w:val="0"/>
+          <w:color w:val="000000"/>
+          <w:sz w:val="20"/>
+          <w:u w:val="none"/>
+        </w:rPr>
+        <w:t>订正：</w:t>
+      </w:r>
+      <w:r>
+        <w:rPr>
+          <w:rFonts w:ascii="Times New Roman" w:hAnsi="Times New Roman" w:eastAsia="宋体"/>
+          <w:b w:val="0"/>
+          <w:color w:val="000000"/>
+          <w:sz w:val="20"/>
+          <w:u w:val="single"/>
+        </w:rPr>
+        <w:tab/>
+      </w:r>
     </w:p>
     <w:p>
       <w:pPr>
         <w:keepNext/>
-        <w:spacing w:after="80"/>
-      </w:pPr>
-      <w:r>
-        <w:rPr>
-          <w:rFonts w:ascii="等线" w:hAnsi="等线"/>
-          <w:b/>
-          <w:sz w:val="24"/>
-        </w:rPr>
-        <w:t>第7题</w:t>
+        <w:keepLines/>
+        <w:widowControl/>
+        <w:tabs>
+          <w:tab w:pos="7200" w:val="left"/>
+        </w:tabs>
+        <w:spacing w:before="0" w:after="20" w:line="380" w:lineRule="exact"/>
+      </w:pPr>
+      <w:r>
+        <w:rPr>
+          <w:rFonts w:ascii="Times New Roman" w:hAnsi="Times New Roman" w:eastAsia="宋体"/>
+          <w:b w:val="0"/>
+          <w:color w:val="000000"/>
+          <w:sz w:val="20"/>
+          <w:u w:val="single"/>
+        </w:rPr>
+        <w:tab/>
       </w:r>
     </w:p>
     <w:p>
       <w:pPr>
-        <w:keepNext/>
-        <w:spacing w:after="80"/>
-      </w:pPr>
-      <w:r>
-        <w:rPr>
-          <w:rFonts w:ascii="等线" w:hAnsi="等线"/>
-          <w:sz w:val="21"/>
-        </w:rPr>
-        <w:t>4. 一些教室说明</w:t>
-        <w:br/>
-        <w:t>＿＿＿＿＿＿＿＿＿＿＿＿＿＿＿＿＿＿</w:t>
+        <w:keepNext w:val="0"/>
+        <w:keepLines/>
+        <w:widowControl/>
+        <w:tabs>
+          <w:tab w:pos="7200" w:val="left"/>
+        </w:tabs>
+        <w:spacing w:before="0" w:after="80" w:line="380" w:lineRule="exact"/>
+      </w:pPr>
+      <w:r>
+        <w:rPr>
+          <w:rFonts w:ascii="Times New Roman" w:hAnsi="Times New Roman" w:eastAsia="宋体"/>
+          <w:b w:val="0"/>
+          <w:color w:val="000000"/>
+          <w:sz w:val="20"/>
+          <w:u w:val="none"/>
+        </w:rPr>
+        <w:t>心得：</w:t>
+      </w:r>
+      <w:r>
+        <w:rPr>
+          <w:rFonts w:ascii="Times New Roman" w:hAnsi="Times New Roman" w:eastAsia="宋体"/>
+          <w:b w:val="0"/>
+          <w:color w:val="000000"/>
+          <w:sz w:val="20"/>
+          <w:u w:val="single"/>
+        </w:rPr>
+        <w:tab/>
       </w:r>
     </w:p>
     <w:p>
       <w:pPr>
-        <w:spacing w:after="80"/>
-      </w:pPr>
-      <w:r>
-        <w:rPr>
-          <w:rFonts w:ascii="等线" w:hAnsi="等线"/>
+        <w:keepNext/>
+        <w:keepLines/>
+        <w:widowControl/>
+        <w:spacing w:before="0" w:after="40" w:line="264" w:lineRule="auto"/>
+      </w:pPr>
+      <w:r>
+        <w:rPr>
+          <w:rFonts w:ascii="Times New Roman" w:hAnsi="Times New Roman" w:eastAsia="宋体"/>
+          <w:b/>
+          <w:color w:val="000000"/>
           <w:sz w:val="21"/>
-        </w:rPr>
-        <w:t>朵朵原答案：未作答；空白</w:t>
+          <w:u w:val="none"/>
+        </w:rPr>
+        <w:t>4.</w:t>
+      </w:r>
+      <w:r>
+        <w:rPr>
+          <w:rFonts w:ascii="Times New Roman" w:hAnsi="Times New Roman" w:eastAsia="宋体"/>
+          <w:b w:val="0"/>
+          <w:color w:val="000000"/>
+          <w:sz w:val="21"/>
+          <w:u w:val="none"/>
+        </w:rPr>
+        <w:t xml:space="preserve"> 一些教室说明</w:t>
       </w:r>
     </w:p>
     <w:p>
       <w:pPr>
-        <w:spacing w:after="80"/>
-      </w:pPr>
-      <w:r>
-        <w:rPr>
-          <w:rFonts w:ascii="等线" w:hAnsi="等线"/>
-          <w:sz w:val="21"/>
-        </w:rPr>
-        <w:t>订正：____________________________________________________________</w:t>
+        <w:keepNext/>
+        <w:keepLines/>
+        <w:widowControl/>
+        <w:spacing w:before="0" w:after="20" w:line="264" w:lineRule="auto"/>
+      </w:pPr>
+      <w:r>
+        <w:rPr>
+          <w:rFonts w:ascii="Times New Roman" w:hAnsi="Times New Roman" w:eastAsia="宋体"/>
+          <w:b/>
+          <w:color w:val="000000"/>
+          <w:sz w:val="20"/>
+          <w:u w:val="none"/>
+        </w:rPr>
+        <w:t>朵朵原答案：</w:t>
+      </w:r>
+      <w:r>
+        <w:rPr>
+          <w:rFonts w:ascii="Times New Roman" w:hAnsi="Times New Roman" w:eastAsia="宋体"/>
+          <w:b w:val="0"/>
+          <w:color w:val="000000"/>
+          <w:sz w:val="20"/>
+          <w:u w:val="none"/>
+        </w:rPr>
+        <w:t xml:space="preserve"> 空白</w:t>
       </w:r>
     </w:p>
     <w:p>
       <w:pPr>
-        <w:spacing w:after="80"/>
-      </w:pPr>
-      <w:r>
-        <w:rPr>
-          <w:rFonts w:ascii="等线" w:hAnsi="等线"/>
-          <w:sz w:val="21"/>
-        </w:rPr>
-        <w:t>心得：____________________________________________________________</w:t>
+        <w:keepNext/>
+        <w:keepLines/>
+        <w:widowControl/>
+        <w:tabs>
+          <w:tab w:pos="7200" w:val="left"/>
+        </w:tabs>
+        <w:spacing w:before="0" w:after="20" w:line="380" w:lineRule="exact"/>
+      </w:pPr>
+      <w:r>
+        <w:rPr>
+          <w:rFonts w:ascii="Times New Roman" w:hAnsi="Times New Roman" w:eastAsia="宋体"/>
+          <w:b w:val="0"/>
+          <w:color w:val="000000"/>
+          <w:sz w:val="20"/>
+          <w:u w:val="none"/>
+        </w:rPr>
+        <w:t>订正：</w:t>
+      </w:r>
+      <w:r>
+        <w:rPr>
+          <w:rFonts w:ascii="Times New Roman" w:hAnsi="Times New Roman" w:eastAsia="宋体"/>
+          <w:b w:val="0"/>
+          <w:color w:val="000000"/>
+          <w:sz w:val="20"/>
+          <w:u w:val="single"/>
+        </w:rPr>
+        <w:tab/>
       </w:r>
     </w:p>
     <w:p>
       <w:pPr>
-        <w:spacing w:after="80"/>
-      </w:pPr>
-      <w:r>
-        <w:rPr>
-          <w:rFonts w:ascii="等线" w:hAnsi="等线"/>
-          <w:sz w:val="21"/>
-        </w:rPr>
-        <w:t>____________________________________________________________</w:t>
+        <w:keepNext/>
+        <w:keepLines/>
+        <w:widowControl/>
+        <w:tabs>
+          <w:tab w:pos="7200" w:val="left"/>
+        </w:tabs>
+        <w:spacing w:before="0" w:after="20" w:line="380" w:lineRule="exact"/>
+      </w:pPr>
+      <w:r>
+        <w:rPr>
+          <w:rFonts w:ascii="Times New Roman" w:hAnsi="Times New Roman" w:eastAsia="宋体"/>
+          <w:b w:val="0"/>
+          <w:color w:val="000000"/>
+          <w:sz w:val="20"/>
+          <w:u w:val="single"/>
+        </w:rPr>
+        <w:tab/>
       </w:r>
     </w:p>
     <w:p>
       <w:pPr>
-        <w:spacing w:after="80"/>
-      </w:pPr>
+        <w:keepNext w:val="0"/>
+        <w:keepLines/>
+        <w:widowControl/>
+        <w:tabs>
+          <w:tab w:pos="7200" w:val="left"/>
+        </w:tabs>
+        <w:spacing w:before="0" w:after="80" w:line="380" w:lineRule="exact"/>
+      </w:pPr>
+      <w:r>
+        <w:rPr>
+          <w:rFonts w:ascii="Times New Roman" w:hAnsi="Times New Roman" w:eastAsia="宋体"/>
+          <w:b w:val="0"/>
+          <w:color w:val="000000"/>
+          <w:sz w:val="20"/>
+          <w:u w:val="none"/>
+        </w:rPr>
+        <w:t>心得：</w:t>
+      </w:r>
+      <w:r>
+        <w:rPr>
+          <w:rFonts w:ascii="Times New Roman" w:hAnsi="Times New Roman" w:eastAsia="宋体"/>
+          <w:b w:val="0"/>
+          <w:color w:val="000000"/>
+          <w:sz w:val="20"/>
+          <w:u w:val="single"/>
+        </w:rPr>
+        <w:tab/>
+      </w:r>
     </w:p>
     <w:p>
       <w:pPr>
         <w:keepNext/>
-        <w:spacing w:after="80"/>
-      </w:pPr>
-      <w:r>
-        <w:rPr>
-          <w:rFonts w:ascii="等线" w:hAnsi="等线"/>
+        <w:keepLines/>
+        <w:widowControl/>
+        <w:spacing w:before="0" w:after="40" w:line="264" w:lineRule="auto"/>
+      </w:pPr>
+      <w:r>
+        <w:rPr>
+          <w:rFonts w:ascii="Times New Roman" w:hAnsi="Times New Roman" w:eastAsia="宋体"/>
           <w:b/>
-          <w:sz w:val="24"/>
-        </w:rPr>
-        <w:t>第8题</w:t>
+          <w:color w:val="000000"/>
+          <w:sz w:val="21"/>
+          <w:u w:val="none"/>
+        </w:rPr>
+        <w:t>5.</w:t>
+      </w:r>
+      <w:r>
+        <w:rPr>
+          <w:rFonts w:ascii="Times New Roman" w:hAnsi="Times New Roman" w:eastAsia="宋体"/>
+          <w:b w:val="0"/>
+          <w:color w:val="000000"/>
+          <w:sz w:val="21"/>
+          <w:u w:val="none"/>
+        </w:rPr>
+        <w:t xml:space="preserve"> 法国的历史</w:t>
       </w:r>
     </w:p>
     <w:p>
       <w:pPr>
         <w:keepNext/>
-        <w:spacing w:after="80"/>
-      </w:pPr>
-      <w:r>
-        <w:rPr>
-          <w:rFonts w:ascii="等线" w:hAnsi="等线"/>
-          <w:sz w:val="21"/>
-        </w:rPr>
-        <w:t>5. 法国的历史</w:t>
-        <w:br/>
-        <w:t>＿＿＿＿＿＿＿＿＿＿＿＿＿＿＿＿＿＿</w:t>
+        <w:keepLines/>
+        <w:widowControl/>
+        <w:spacing w:before="0" w:after="20" w:line="264" w:lineRule="auto"/>
+      </w:pPr>
+      <w:r>
+        <w:rPr>
+          <w:rFonts w:ascii="Times New Roman" w:hAnsi="Times New Roman" w:eastAsia="宋体"/>
+          <w:b/>
+          <w:color w:val="000000"/>
+          <w:sz w:val="20"/>
+          <w:u w:val="none"/>
+        </w:rPr>
+        <w:t>朵朵原答案：</w:t>
+      </w:r>
+      <w:r>
+        <w:rPr>
+          <w:rFonts w:ascii="Times New Roman" w:hAnsi="Times New Roman" w:eastAsia="宋体"/>
+          <w:b w:val="0"/>
+          <w:color w:val="000000"/>
+          <w:sz w:val="20"/>
+          <w:u w:val="none"/>
+        </w:rPr>
+        <w:t xml:space="preserve"> France history</w:t>
       </w:r>
     </w:p>
     <w:p>
       <w:pPr>
-        <w:spacing w:after="80"/>
-      </w:pPr>
-      <w:r>
-        <w:rPr>
-          <w:rFonts w:ascii="等线" w:hAnsi="等线"/>
-          <w:sz w:val="21"/>
-        </w:rPr>
-        <w:t>朵朵原答案：France history</w:t>
+        <w:keepNext/>
+        <w:keepLines/>
+        <w:widowControl/>
+        <w:tabs>
+          <w:tab w:pos="7200" w:val="left"/>
+        </w:tabs>
+        <w:spacing w:before="0" w:after="20" w:line="380" w:lineRule="exact"/>
+      </w:pPr>
+      <w:r>
+        <w:rPr>
+          <w:rFonts w:ascii="Times New Roman" w:hAnsi="Times New Roman" w:eastAsia="宋体"/>
+          <w:b w:val="0"/>
+          <w:color w:val="000000"/>
+          <w:sz w:val="20"/>
+          <w:u w:val="none"/>
+        </w:rPr>
+        <w:t>订正：</w:t>
+      </w:r>
+      <w:r>
+        <w:rPr>
+          <w:rFonts w:ascii="Times New Roman" w:hAnsi="Times New Roman" w:eastAsia="宋体"/>
+          <w:b w:val="0"/>
+          <w:color w:val="000000"/>
+          <w:sz w:val="20"/>
+          <w:u w:val="single"/>
+        </w:rPr>
+        <w:tab/>
       </w:r>
     </w:p>
     <w:p>
       <w:pPr>
-        <w:spacing w:after="80"/>
-      </w:pPr>
-      <w:r>
-        <w:rPr>
-          <w:rFonts w:ascii="等线" w:hAnsi="等线"/>
-          <w:sz w:val="21"/>
-        </w:rPr>
-        <w:t>订正：____________________________________________________________</w:t>
+        <w:keepNext/>
+        <w:keepLines/>
+        <w:widowControl/>
+        <w:tabs>
+          <w:tab w:pos="7200" w:val="left"/>
+        </w:tabs>
+        <w:spacing w:before="0" w:after="20" w:line="380" w:lineRule="exact"/>
+      </w:pPr>
+      <w:r>
+        <w:rPr>
+          <w:rFonts w:ascii="Times New Roman" w:hAnsi="Times New Roman" w:eastAsia="宋体"/>
+          <w:b w:val="0"/>
+          <w:color w:val="000000"/>
+          <w:sz w:val="20"/>
+          <w:u w:val="single"/>
+        </w:rPr>
+        <w:tab/>
       </w:r>
     </w:p>
     <w:p>
       <w:pPr>
-        <w:spacing w:after="80"/>
-      </w:pPr>
-      <w:r>
-        <w:rPr>
-          <w:rFonts w:ascii="等线" w:hAnsi="等线"/>
-          <w:sz w:val="21"/>
-        </w:rPr>
-        <w:t>心得：____________________________________________________________</w:t>
+        <w:keepNext w:val="0"/>
+        <w:keepLines/>
+        <w:widowControl/>
+        <w:tabs>
+          <w:tab w:pos="7200" w:val="left"/>
+        </w:tabs>
+        <w:spacing w:before="0" w:after="80" w:line="380" w:lineRule="exact"/>
+      </w:pPr>
+      <w:r>
+        <w:rPr>
+          <w:rFonts w:ascii="Times New Roman" w:hAnsi="Times New Roman" w:eastAsia="宋体"/>
+          <w:b w:val="0"/>
+          <w:color w:val="000000"/>
+          <w:sz w:val="20"/>
+          <w:u w:val="none"/>
+        </w:rPr>
+        <w:t>心得：</w:t>
+      </w:r>
+      <w:r>
+        <w:rPr>
+          <w:rFonts w:ascii="Times New Roman" w:hAnsi="Times New Roman" w:eastAsia="宋体"/>
+          <w:b w:val="0"/>
+          <w:color w:val="000000"/>
+          <w:sz w:val="20"/>
+          <w:u w:val="single"/>
+        </w:rPr>
+        <w:tab/>
       </w:r>
     </w:p>
     <w:p>
       <w:pPr>
-        <w:spacing w:after="80"/>
-      </w:pPr>
-      <w:r>
-        <w:rPr>
-          <w:rFonts w:ascii="等线" w:hAnsi="等线"/>
+        <w:keepNext/>
+        <w:keepLines/>
+        <w:widowControl/>
+        <w:spacing w:before="0" w:after="40" w:line="264" w:lineRule="auto"/>
+      </w:pPr>
+      <w:r>
+        <w:rPr>
+          <w:rFonts w:ascii="Times New Roman" w:hAnsi="Times New Roman" w:eastAsia="宋体"/>
+          <w:b/>
+          <w:color w:val="000000"/>
           <w:sz w:val="21"/>
-        </w:rPr>
-        <w:t>____________________________________________________________</w:t>
+          <w:u w:val="none"/>
+        </w:rPr>
+        <w:t>6.</w:t>
+      </w:r>
+      <w:r>
+        <w:rPr>
+          <w:rFonts w:ascii="Times New Roman" w:hAnsi="Times New Roman" w:eastAsia="宋体"/>
+          <w:b w:val="0"/>
+          <w:color w:val="000000"/>
+          <w:sz w:val="21"/>
+          <w:u w:val="none"/>
+        </w:rPr>
+        <w:t xml:space="preserve"> 足球场</w:t>
       </w:r>
     </w:p>
     <w:p>
       <w:pPr>
-        <w:spacing w:after="80"/>
-      </w:pPr>
+        <w:keepNext/>
+        <w:keepLines/>
+        <w:widowControl/>
+        <w:spacing w:before="0" w:after="20" w:line="264" w:lineRule="auto"/>
+      </w:pPr>
+      <w:r>
+        <w:rPr>
+          <w:rFonts w:ascii="Times New Roman" w:hAnsi="Times New Roman" w:eastAsia="宋体"/>
+          <w:b/>
+          <w:color w:val="000000"/>
+          <w:sz w:val="20"/>
+          <w:u w:val="none"/>
+        </w:rPr>
+        <w:t>朵朵原答案：</w:t>
+      </w:r>
+      <w:r>
+        <w:rPr>
+          <w:rFonts w:ascii="Times New Roman" w:hAnsi="Times New Roman" w:eastAsia="宋体"/>
+          <w:b w:val="0"/>
+          <w:color w:val="000000"/>
+          <w:sz w:val="20"/>
+          <w:u w:val="none"/>
+        </w:rPr>
+        <w:t xml:space="preserve"> football（前面的 the 有划去痕迹）</w:t>
+      </w:r>
     </w:p>
     <w:p>
       <w:pPr>
         <w:keepNext/>
-        <w:spacing w:after="80"/>
-      </w:pPr>
-      <w:r>
-        <w:rPr>
-          <w:rFonts w:ascii="等线" w:hAnsi="等线"/>
-          <w:b/>
-          <w:sz w:val="24"/>
-        </w:rPr>
-        <w:t>第9题</w:t>
+        <w:keepLines/>
+        <w:widowControl/>
+        <w:tabs>
+          <w:tab w:pos="7200" w:val="left"/>
+        </w:tabs>
+        <w:spacing w:before="0" w:after="20" w:line="380" w:lineRule="exact"/>
+      </w:pPr>
+      <w:r>
+        <w:rPr>
+          <w:rFonts w:ascii="Times New Roman" w:hAnsi="Times New Roman" w:eastAsia="宋体"/>
+          <w:b w:val="0"/>
+          <w:color w:val="000000"/>
+          <w:sz w:val="20"/>
+          <w:u w:val="none"/>
+        </w:rPr>
+        <w:t>订正：</w:t>
+      </w:r>
+      <w:r>
+        <w:rPr>
+          <w:rFonts w:ascii="Times New Roman" w:hAnsi="Times New Roman" w:eastAsia="宋体"/>
+          <w:b w:val="0"/>
+          <w:color w:val="000000"/>
+          <w:sz w:val="20"/>
+          <w:u w:val="single"/>
+        </w:rPr>
+        <w:tab/>
       </w:r>
     </w:p>
     <w:p>
       <w:pPr>
         <w:keepNext/>
-        <w:spacing w:after="80"/>
-      </w:pPr>
-      <w:r>
-        <w:rPr>
-          <w:rFonts w:ascii="等线" w:hAnsi="等线"/>
-          <w:sz w:val="21"/>
-        </w:rPr>
-        <w:t>6. 足球场</w:t>
-        <w:br/>
-        <w:t>＿＿＿＿＿＿＿＿＿＿＿＿＿＿＿＿＿＿</w:t>
+        <w:keepLines/>
+        <w:widowControl/>
+        <w:tabs>
+          <w:tab w:pos="7200" w:val="left"/>
+        </w:tabs>
+        <w:spacing w:before="0" w:after="20" w:line="380" w:lineRule="exact"/>
+      </w:pPr>
+      <w:r>
+        <w:rPr>
+          <w:rFonts w:ascii="Times New Roman" w:hAnsi="Times New Roman" w:eastAsia="宋体"/>
+          <w:b w:val="0"/>
+          <w:color w:val="000000"/>
+          <w:sz w:val="20"/>
+          <w:u w:val="single"/>
+        </w:rPr>
+        <w:tab/>
       </w:r>
     </w:p>
     <w:p>
       <w:pPr>
-        <w:spacing w:after="80"/>
-      </w:pPr>
-      <w:r>
-        <w:rPr>
-          <w:rFonts w:ascii="等线" w:hAnsi="等线"/>
-          <w:sz w:val="21"/>
-        </w:rPr>
-        <w:t>朵朵原答案：football（前面的 the 有划去痕迹）</w:t>
+        <w:keepNext w:val="0"/>
+        <w:keepLines/>
+        <w:widowControl/>
+        <w:tabs>
+          <w:tab w:pos="7200" w:val="left"/>
+        </w:tabs>
+        <w:spacing w:before="0" w:after="80" w:line="380" w:lineRule="exact"/>
+      </w:pPr>
+      <w:r>
+        <w:rPr>
+          <w:rFonts w:ascii="Times New Roman" w:hAnsi="Times New Roman" w:eastAsia="宋体"/>
+          <w:b w:val="0"/>
+          <w:color w:val="000000"/>
+          <w:sz w:val="20"/>
+          <w:u w:val="none"/>
+        </w:rPr>
+        <w:t>心得：</w:t>
+      </w:r>
+      <w:r>
+        <w:rPr>
+          <w:rFonts w:ascii="Times New Roman" w:hAnsi="Times New Roman" w:eastAsia="宋体"/>
+          <w:b w:val="0"/>
+          <w:color w:val="000000"/>
+          <w:sz w:val="20"/>
+          <w:u w:val="single"/>
+        </w:rPr>
+        <w:tab/>
       </w:r>
     </w:p>
     <w:p>
       <w:pPr>
-        <w:spacing w:after="80"/>
-      </w:pPr>
-      <w:r>
-        <w:rPr>
-          <w:rFonts w:ascii="等线" w:hAnsi="等线"/>
+        <w:keepNext/>
+        <w:keepLines/>
+        <w:widowControl/>
+        <w:spacing w:before="0" w:after="40" w:line="264" w:lineRule="auto"/>
+      </w:pPr>
+      <w:r>
+        <w:rPr>
+          <w:rFonts w:ascii="Times New Roman" w:hAnsi="Times New Roman" w:eastAsia="宋体"/>
+          <w:b/>
+          <w:color w:val="000000"/>
           <w:sz w:val="21"/>
-        </w:rPr>
-        <w:t>订正：____________________________________________________________</w:t>
+          <w:u w:val="none"/>
+        </w:rPr>
+        <w:t>7.</w:t>
+      </w:r>
+      <w:r>
+        <w:rPr>
+          <w:rFonts w:ascii="Times New Roman" w:hAnsi="Times New Roman" w:eastAsia="宋体"/>
+          <w:b w:val="0"/>
+          <w:color w:val="000000"/>
+          <w:sz w:val="21"/>
+          <w:u w:val="none"/>
+        </w:rPr>
+        <w:t xml:space="preserve"> 做有趣的实验和项目</w:t>
       </w:r>
     </w:p>
     <w:p>
       <w:pPr>
-        <w:spacing w:after="80"/>
-      </w:pPr>
-      <w:r>
-        <w:rPr>
-          <w:rFonts w:ascii="等线" w:hAnsi="等线"/>
-          <w:sz w:val="21"/>
-        </w:rPr>
-        <w:t>心得：____________________________________________________________</w:t>
+        <w:keepNext/>
+        <w:keepLines/>
+        <w:widowControl/>
+        <w:spacing w:before="0" w:after="20" w:line="264" w:lineRule="auto"/>
+      </w:pPr>
+      <w:r>
+        <w:rPr>
+          <w:rFonts w:ascii="Times New Roman" w:hAnsi="Times New Roman" w:eastAsia="宋体"/>
+          <w:b/>
+          <w:color w:val="000000"/>
+          <w:sz w:val="20"/>
+          <w:u w:val="none"/>
+        </w:rPr>
+        <w:t>朵朵原答案：</w:t>
+      </w:r>
+      <w:r>
+        <w:rPr>
+          <w:rFonts w:ascii="Times New Roman" w:hAnsi="Times New Roman" w:eastAsia="宋体"/>
+          <w:b w:val="0"/>
+          <w:color w:val="000000"/>
+          <w:sz w:val="20"/>
+          <w:u w:val="none"/>
+        </w:rPr>
+        <w:t xml:space="preserve"> do interesting experiments and science</w:t>
       </w:r>
     </w:p>
     <w:p>
       <w:pPr>
-        <w:spacing w:after="80"/>
-      </w:pPr>
-      <w:r>
-        <w:rPr>
-          <w:rFonts w:ascii="等线" w:hAnsi="等线"/>
-          <w:sz w:val="21"/>
-        </w:rPr>
-        <w:t>____________________________________________________________</w:t>
+        <w:keepNext/>
+        <w:keepLines/>
+        <w:widowControl/>
+        <w:tabs>
+          <w:tab w:pos="7200" w:val="left"/>
+        </w:tabs>
+        <w:spacing w:before="0" w:after="20" w:line="380" w:lineRule="exact"/>
+      </w:pPr>
+      <w:r>
+        <w:rPr>
+          <w:rFonts w:ascii="Times New Roman" w:hAnsi="Times New Roman" w:eastAsia="宋体"/>
+          <w:b w:val="0"/>
+          <w:color w:val="000000"/>
+          <w:sz w:val="20"/>
+          <w:u w:val="none"/>
+        </w:rPr>
+        <w:t>订正：</w:t>
+      </w:r>
+      <w:r>
+        <w:rPr>
+          <w:rFonts w:ascii="Times New Roman" w:hAnsi="Times New Roman" w:eastAsia="宋体"/>
+          <w:b w:val="0"/>
+          <w:color w:val="000000"/>
+          <w:sz w:val="20"/>
+          <w:u w:val="single"/>
+        </w:rPr>
+        <w:tab/>
       </w:r>
     </w:p>
     <w:p>
       <w:pPr>
-        <w:spacing w:after="80"/>
-      </w:pPr>
+        <w:keepNext/>
+        <w:keepLines/>
+        <w:widowControl/>
+        <w:tabs>
+          <w:tab w:pos="7200" w:val="left"/>
+        </w:tabs>
+        <w:spacing w:before="0" w:after="20" w:line="380" w:lineRule="exact"/>
+      </w:pPr>
+      <w:r>
+        <w:rPr>
+          <w:rFonts w:ascii="Times New Roman" w:hAnsi="Times New Roman" w:eastAsia="宋体"/>
+          <w:b w:val="0"/>
+          <w:color w:val="000000"/>
+          <w:sz w:val="20"/>
+          <w:u w:val="single"/>
+        </w:rPr>
+        <w:tab/>
+      </w:r>
     </w:p>
     <w:p>
       <w:pPr>
-        <w:keepNext/>
-        <w:spacing w:after="80"/>
-      </w:pPr>
-      <w:r>
-        <w:rPr>
-          <w:rFonts w:ascii="等线" w:hAnsi="等线"/>
-          <w:b/>
-          <w:sz w:val="24"/>
-        </w:rPr>
-        <w:t>第10题</w:t>
+        <w:keepNext w:val="0"/>
+        <w:keepLines/>
+        <w:widowControl/>
+        <w:tabs>
+          <w:tab w:pos="7200" w:val="left"/>
+        </w:tabs>
+        <w:spacing w:before="0" w:after="80" w:line="380" w:lineRule="exact"/>
+      </w:pPr>
+      <w:r>
+        <w:rPr>
+          <w:rFonts w:ascii="Times New Roman" w:hAnsi="Times New Roman" w:eastAsia="宋体"/>
+          <w:b w:val="0"/>
+          <w:color w:val="000000"/>
+          <w:sz w:val="20"/>
+          <w:u w:val="none"/>
+        </w:rPr>
+        <w:t>心得：</w:t>
+      </w:r>
+      <w:r>
+        <w:rPr>
+          <w:rFonts w:ascii="Times New Roman" w:hAnsi="Times New Roman" w:eastAsia="宋体"/>
+          <w:b w:val="0"/>
+          <w:color w:val="000000"/>
+          <w:sz w:val="20"/>
+          <w:u w:val="single"/>
+        </w:rPr>
+        <w:tab/>
       </w:r>
     </w:p>
     <w:p>
       <w:pPr>
         <w:keepNext/>
-        <w:spacing w:after="80"/>
-      </w:pPr>
-      <w:r>
-        <w:rPr>
-          <w:rFonts w:ascii="等线" w:hAnsi="等线"/>
+        <w:keepLines/>
+        <w:widowControl/>
+        <w:spacing w:before="0" w:after="40" w:line="264" w:lineRule="auto"/>
+      </w:pPr>
+      <w:r>
+        <w:rPr>
+          <w:rFonts w:ascii="Times New Roman" w:hAnsi="Times New Roman" w:eastAsia="宋体"/>
+          <w:b/>
+          <w:color w:val="000000"/>
           <w:sz w:val="21"/>
-        </w:rPr>
-        <w:t>7. 做有趣的实验和项目</w:t>
-        <w:br/>
-        <w:t>＿＿＿＿＿＿＿＿＿＿＿＿＿＿＿＿＿＿＿＿＿＿＿＿</w:t>
+          <w:u w:val="none"/>
+        </w:rPr>
+        <w:t>8.</w:t>
+      </w:r>
+      <w:r>
+        <w:rPr>
+          <w:rFonts w:ascii="Times New Roman" w:hAnsi="Times New Roman" w:eastAsia="宋体"/>
+          <w:b w:val="0"/>
+          <w:color w:val="000000"/>
+          <w:sz w:val="21"/>
+          <w:u w:val="none"/>
+        </w:rPr>
+        <w:t xml:space="preserve"> 有多少学生可以加入足球俱乐部？</w:t>
       </w:r>
     </w:p>
     <w:p>
       <w:pPr>
-        <w:spacing w:after="80"/>
-      </w:pPr>
-      <w:r>
-        <w:rPr>
-          <w:rFonts w:ascii="等线" w:hAnsi="等线"/>
-          <w:sz w:val="21"/>
-        </w:rPr>
-        <w:t>朵朵原答案：do interesting experiments and science</w:t>
+        <w:keepNext/>
+        <w:keepLines/>
+        <w:widowControl/>
+        <w:spacing w:before="0" w:after="20" w:line="264" w:lineRule="auto"/>
+      </w:pPr>
+      <w:r>
+        <w:rPr>
+          <w:rFonts w:ascii="Times New Roman" w:hAnsi="Times New Roman" w:eastAsia="宋体"/>
+          <w:b/>
+          <w:color w:val="000000"/>
+          <w:sz w:val="20"/>
+          <w:u w:val="none"/>
+        </w:rPr>
+        <w:t>朵朵原答案：</w:t>
+      </w:r>
+      <w:r>
+        <w:rPr>
+          <w:rFonts w:ascii="Times New Roman" w:hAnsi="Times New Roman" w:eastAsia="宋体"/>
+          <w:b w:val="0"/>
+          <w:color w:val="000000"/>
+          <w:sz w:val="20"/>
+          <w:u w:val="none"/>
+        </w:rPr>
+        <w:t xml:space="preserve"> How many students and join the football club?</w:t>
       </w:r>
     </w:p>
     <w:p>
       <w:pPr>
-        <w:spacing w:after="80"/>
-      </w:pPr>
-      <w:r>
-        <w:rPr>
-          <w:rFonts w:ascii="等线" w:hAnsi="等线"/>
-          <w:sz w:val="21"/>
-        </w:rPr>
-        <w:t>订正：____________________________________________________________</w:t>
+        <w:keepNext/>
+        <w:keepLines/>
+        <w:widowControl/>
+        <w:tabs>
+          <w:tab w:pos="7200" w:val="left"/>
+        </w:tabs>
+        <w:spacing w:before="0" w:after="20" w:line="380" w:lineRule="exact"/>
+      </w:pPr>
+      <w:r>
+        <w:rPr>
+          <w:rFonts w:ascii="Times New Roman" w:hAnsi="Times New Roman" w:eastAsia="宋体"/>
+          <w:b w:val="0"/>
+          <w:color w:val="000000"/>
+          <w:sz w:val="20"/>
+          <w:u w:val="none"/>
+        </w:rPr>
+        <w:t>订正：</w:t>
+      </w:r>
+      <w:r>
+        <w:rPr>
+          <w:rFonts w:ascii="Times New Roman" w:hAnsi="Times New Roman" w:eastAsia="宋体"/>
+          <w:b w:val="0"/>
+          <w:color w:val="000000"/>
+          <w:sz w:val="20"/>
+          <w:u w:val="single"/>
+        </w:rPr>
+        <w:tab/>
       </w:r>
     </w:p>
     <w:p>
       <w:pPr>
-        <w:spacing w:after="80"/>
-      </w:pPr>
-      <w:r>
-        <w:rPr>
-          <w:rFonts w:ascii="等线" w:hAnsi="等线"/>
-          <w:sz w:val="21"/>
-        </w:rPr>
-        <w:t>心得：____________________________________________________________</w:t>
+        <w:keepNext/>
+        <w:keepLines/>
+        <w:widowControl/>
+        <w:tabs>
+          <w:tab w:pos="7200" w:val="left"/>
+        </w:tabs>
+        <w:spacing w:before="0" w:after="20" w:line="380" w:lineRule="exact"/>
+      </w:pPr>
+      <w:r>
+        <w:rPr>
+          <w:rFonts w:ascii="Times New Roman" w:hAnsi="Times New Roman" w:eastAsia="宋体"/>
+          <w:b w:val="0"/>
+          <w:color w:val="000000"/>
+          <w:sz w:val="20"/>
+          <w:u w:val="single"/>
+        </w:rPr>
+        <w:tab/>
       </w:r>
     </w:p>
     <w:p>
       <w:pPr>
-        <w:spacing w:after="80"/>
-      </w:pPr>
-      <w:r>
-        <w:rPr>
-          <w:rFonts w:ascii="等线" w:hAnsi="等线"/>
-          <w:sz w:val="21"/>
-        </w:rPr>
-        <w:t>____________________________________________________________</w:t>
+        <w:keepNext w:val="0"/>
+        <w:keepLines/>
+        <w:widowControl/>
+        <w:tabs>
+          <w:tab w:pos="7200" w:val="left"/>
+        </w:tabs>
+        <w:spacing w:before="0" w:after="80" w:line="380" w:lineRule="exact"/>
+      </w:pPr>
+      <w:r>
+        <w:rPr>
+          <w:rFonts w:ascii="Times New Roman" w:hAnsi="Times New Roman" w:eastAsia="宋体"/>
+          <w:b w:val="0"/>
+          <w:color w:val="000000"/>
+          <w:sz w:val="20"/>
+          <w:u w:val="none"/>
+        </w:rPr>
+        <w:t>心得：</w:t>
+      </w:r>
+      <w:r>
+        <w:rPr>
+          <w:rFonts w:ascii="Times New Roman" w:hAnsi="Times New Roman" w:eastAsia="宋体"/>
+          <w:b w:val="0"/>
+          <w:color w:val="000000"/>
+          <w:sz w:val="20"/>
+          <w:u w:val="single"/>
+        </w:rPr>
+        <w:tab/>
       </w:r>
     </w:p>
     <w:p>
       <w:pPr>
-        <w:spacing w:after="80"/>
-      </w:pPr>
+        <w:keepNext/>
+        <w:keepLines/>
+        <w:widowControl/>
+        <w:spacing w:before="80" w:after="80" w:line="264" w:lineRule="auto"/>
+      </w:pPr>
+      <w:r>
+        <w:rPr>
+          <w:rFonts w:ascii="Times New Roman" w:hAnsi="Times New Roman" w:eastAsia="宋体"/>
+          <w:b/>
+          <w:color w:val="000000"/>
+          <w:sz w:val="22"/>
+          <w:u w:val="none"/>
+        </w:rPr>
+        <w:t>五、改写句子。</w:t>
+      </w:r>
     </w:p>
     <w:p>
       <w:pPr>
         <w:keepNext/>
-        <w:spacing w:after="80"/>
-      </w:pPr>
-      <w:r>
-        <w:rPr>
-          <w:rFonts w:ascii="等线" w:hAnsi="等线"/>
+        <w:keepLines/>
+        <w:widowControl/>
+        <w:spacing w:before="0" w:after="40" w:line="264" w:lineRule="auto"/>
+      </w:pPr>
+      <w:r>
+        <w:rPr>
+          <w:rFonts w:ascii="Times New Roman" w:hAnsi="Times New Roman" w:eastAsia="宋体"/>
           <w:b/>
-          <w:sz w:val="24"/>
-        </w:rPr>
-        <w:t>第11题</w:t>
+          <w:color w:val="000000"/>
+          <w:sz w:val="21"/>
+          <w:u w:val="none"/>
+        </w:rPr>
+        <w:t>5.</w:t>
+      </w:r>
+      <w:r>
+        <w:rPr>
+          <w:rFonts w:ascii="Times New Roman" w:hAnsi="Times New Roman" w:eastAsia="宋体"/>
+          <w:b w:val="0"/>
+          <w:color w:val="000000"/>
+          <w:sz w:val="21"/>
+          <w:u w:val="none"/>
+        </w:rPr>
+        <w:t xml:space="preserve"> They usually have </w:t>
+      </w:r>
+      <w:r>
+        <w:rPr>
+          <w:rFonts w:ascii="Times New Roman" w:hAnsi="Times New Roman" w:eastAsia="宋体"/>
+          <w:b w:val="0"/>
+          <w:color w:val="000000"/>
+          <w:sz w:val="21"/>
+          <w:u w:val="single"/>
+        </w:rPr>
+        <w:t>four</w:t>
+      </w:r>
+      <w:r>
+        <w:rPr>
+          <w:rFonts w:ascii="Times New Roman" w:hAnsi="Times New Roman" w:eastAsia="宋体"/>
+          <w:b w:val="0"/>
+          <w:color w:val="000000"/>
+          <w:sz w:val="21"/>
+          <w:u w:val="none"/>
+        </w:rPr>
+        <w:t xml:space="preserve"> lessons in the morning every day.（对划线部分提问）</w:t>
       </w:r>
     </w:p>
     <w:p>
       <w:pPr>
         <w:keepNext/>
-        <w:spacing w:after="80"/>
-      </w:pPr>
-      <w:r>
-        <w:rPr>
-          <w:rFonts w:ascii="等线" w:hAnsi="等线"/>
-          <w:sz w:val="21"/>
-        </w:rPr>
-        <w:t>8. 有多少学生可以加入足球俱乐部？</w:t>
-        <w:br/>
-        <w:t>＿＿＿＿＿＿＿＿＿＿＿＿＿＿＿＿＿＿＿＿＿＿＿＿</w:t>
+        <w:keepLines/>
+        <w:widowControl/>
+        <w:spacing w:before="0" w:after="20" w:line="264" w:lineRule="auto"/>
+      </w:pPr>
+      <w:r>
+        <w:rPr>
+          <w:rFonts w:ascii="Times New Roman" w:hAnsi="Times New Roman" w:eastAsia="宋体"/>
+          <w:b/>
+          <w:color w:val="000000"/>
+          <w:sz w:val="20"/>
+          <w:u w:val="none"/>
+        </w:rPr>
+        <w:t>朵朵原答案：</w:t>
+      </w:r>
+      <w:r>
+        <w:rPr>
+          <w:rFonts w:ascii="Times New Roman" w:hAnsi="Times New Roman" w:eastAsia="宋体"/>
+          <w:b w:val="0"/>
+          <w:color w:val="000000"/>
+          <w:sz w:val="20"/>
+          <w:u w:val="none"/>
+        </w:rPr>
+        <w:t xml:space="preserve"> How many do they usually have lessons in the morning every day?</w:t>
       </w:r>
     </w:p>
     <w:p>
       <w:pPr>
-        <w:spacing w:after="80"/>
-      </w:pPr>
-      <w:r>
-        <w:rPr>
-          <w:rFonts w:ascii="等线" w:hAnsi="等线"/>
-          <w:sz w:val="21"/>
-        </w:rPr>
-        <w:t>朵朵原答案：How many students and join the football club?</w:t>
+        <w:keepNext/>
+        <w:keepLines/>
+        <w:widowControl/>
+        <w:tabs>
+          <w:tab w:pos="7200" w:val="left"/>
+        </w:tabs>
+        <w:spacing w:before="0" w:after="20" w:line="380" w:lineRule="exact"/>
+      </w:pPr>
+      <w:r>
+        <w:rPr>
+          <w:rFonts w:ascii="Times New Roman" w:hAnsi="Times New Roman" w:eastAsia="宋体"/>
+          <w:b w:val="0"/>
+          <w:color w:val="000000"/>
+          <w:sz w:val="20"/>
+          <w:u w:val="none"/>
+        </w:rPr>
+        <w:t>订正：</w:t>
+      </w:r>
+      <w:r>
+        <w:rPr>
+          <w:rFonts w:ascii="Times New Roman" w:hAnsi="Times New Roman" w:eastAsia="宋体"/>
+          <w:b w:val="0"/>
+          <w:color w:val="000000"/>
+          <w:sz w:val="20"/>
+          <w:u w:val="single"/>
+        </w:rPr>
+        <w:tab/>
       </w:r>
     </w:p>
     <w:p>
       <w:pPr>
-        <w:spacing w:after="80"/>
-      </w:pPr>
-      <w:r>
-        <w:rPr>
-          <w:rFonts w:ascii="等线" w:hAnsi="等线"/>
-          <w:sz w:val="21"/>
-        </w:rPr>
-        <w:t>订正：____________________________________________________________</w:t>
+        <w:keepNext/>
+        <w:keepLines/>
+        <w:widowControl/>
+        <w:tabs>
+          <w:tab w:pos="7200" w:val="left"/>
+        </w:tabs>
+        <w:spacing w:before="0" w:after="20" w:line="380" w:lineRule="exact"/>
+      </w:pPr>
+      <w:r>
+        <w:rPr>
+          <w:rFonts w:ascii="Times New Roman" w:hAnsi="Times New Roman" w:eastAsia="宋体"/>
+          <w:b w:val="0"/>
+          <w:color w:val="000000"/>
+          <w:sz w:val="20"/>
+          <w:u w:val="single"/>
+        </w:rPr>
+        <w:tab/>
       </w:r>
     </w:p>
     <w:p>
       <w:pPr>
-        <w:spacing w:after="80"/>
-      </w:pPr>
-      <w:r>
-        <w:rPr>
-          <w:rFonts w:ascii="等线" w:hAnsi="等线"/>
-          <w:sz w:val="21"/>
-        </w:rPr>
-        <w:t>心得：____________________________________________________________</w:t>
+        <w:keepNext w:val="0"/>
+        <w:keepLines/>
+        <w:widowControl/>
+        <w:tabs>
+          <w:tab w:pos="7200" w:val="left"/>
+        </w:tabs>
+        <w:spacing w:before="0" w:after="80" w:line="380" w:lineRule="exact"/>
+      </w:pPr>
+      <w:r>
+        <w:rPr>
+          <w:rFonts w:ascii="Times New Roman" w:hAnsi="Times New Roman" w:eastAsia="宋体"/>
+          <w:b w:val="0"/>
+          <w:color w:val="000000"/>
+          <w:sz w:val="20"/>
+          <w:u w:val="none"/>
+        </w:rPr>
+        <w:t>心得：</w:t>
+      </w:r>
+      <w:r>
+        <w:rPr>
+          <w:rFonts w:ascii="Times New Roman" w:hAnsi="Times New Roman" w:eastAsia="宋体"/>
+          <w:b w:val="0"/>
+          <w:color w:val="000000"/>
+          <w:sz w:val="20"/>
+          <w:u w:val="single"/>
+        </w:rPr>
+        <w:tab/>
       </w:r>
     </w:p>
     <w:p>
       <w:pPr>
-        <w:spacing w:after="80"/>
-      </w:pPr>
-      <w:r>
-        <w:rPr>
-          <w:rFonts w:ascii="等线" w:hAnsi="等线"/>
+        <w:keepNext/>
+        <w:keepLines/>
+        <w:widowControl/>
+        <w:spacing w:before="0" w:after="40" w:line="264" w:lineRule="auto"/>
+      </w:pPr>
+      <w:r>
+        <w:rPr>
+          <w:rFonts w:ascii="Times New Roman" w:hAnsi="Times New Roman" w:eastAsia="宋体"/>
+          <w:b/>
+          <w:color w:val="000000"/>
           <w:sz w:val="21"/>
-        </w:rPr>
-        <w:t>____________________________________________________________</w:t>
+          <w:u w:val="none"/>
+        </w:rPr>
+        <w:t>7.</w:t>
+      </w:r>
+      <w:r>
+        <w:rPr>
+          <w:rFonts w:ascii="Times New Roman" w:hAnsi="Times New Roman" w:eastAsia="宋体"/>
+          <w:b w:val="0"/>
+          <w:color w:val="000000"/>
+          <w:sz w:val="21"/>
+          <w:u w:val="none"/>
+        </w:rPr>
+        <w:t xml:space="preserve"> We have a P.E. lesson </w:t>
+      </w:r>
+      <w:r>
+        <w:rPr>
+          <w:rFonts w:ascii="Times New Roman" w:hAnsi="Times New Roman" w:eastAsia="宋体"/>
+          <w:b w:val="0"/>
+          <w:color w:val="000000"/>
+          <w:sz w:val="21"/>
+          <w:u w:val="single"/>
+        </w:rPr>
+        <w:t>once a day</w:t>
+      </w:r>
+      <w:r>
+        <w:rPr>
+          <w:rFonts w:ascii="Times New Roman" w:hAnsi="Times New Roman" w:eastAsia="宋体"/>
+          <w:b w:val="0"/>
+          <w:color w:val="000000"/>
+          <w:sz w:val="21"/>
+          <w:u w:val="none"/>
+        </w:rPr>
+        <w:t>.（对划线部分提问）</w:t>
       </w:r>
     </w:p>
     <w:p>
       <w:pPr>
-        <w:spacing w:after="80"/>
-      </w:pPr>
+        <w:keepNext/>
+        <w:keepLines/>
+        <w:widowControl/>
+        <w:spacing w:before="0" w:after="20" w:line="264" w:lineRule="auto"/>
+      </w:pPr>
+      <w:r>
+        <w:rPr>
+          <w:rFonts w:ascii="Times New Roman" w:hAnsi="Times New Roman" w:eastAsia="宋体"/>
+          <w:b/>
+          <w:color w:val="000000"/>
+          <w:sz w:val="20"/>
+          <w:u w:val="none"/>
+        </w:rPr>
+        <w:t>朵朵原答案：</w:t>
+      </w:r>
+      <w:r>
+        <w:rPr>
+          <w:rFonts w:ascii="Times New Roman" w:hAnsi="Times New Roman" w:eastAsia="宋体"/>
+          <w:b w:val="0"/>
+          <w:color w:val="000000"/>
+          <w:sz w:val="20"/>
+          <w:u w:val="none"/>
+        </w:rPr>
+        <w:t xml:space="preserve"> How many time do we have a P.E. lesson?</w:t>
+      </w:r>
     </w:p>
     <w:p>
       <w:pPr>
         <w:keepNext/>
-        <w:spacing w:after="80"/>
-      </w:pPr>
-      <w:r>
-        <w:rPr>
-          <w:rFonts w:ascii="等线" w:hAnsi="等线"/>
-          <w:b/>
-          <w:sz w:val="24"/>
-        </w:rPr>
-        <w:t>第12题</w:t>
+        <w:keepLines/>
+        <w:widowControl/>
+        <w:tabs>
+          <w:tab w:pos="7200" w:val="left"/>
+        </w:tabs>
+        <w:spacing w:before="0" w:after="20" w:line="380" w:lineRule="exact"/>
+      </w:pPr>
+      <w:r>
+        <w:rPr>
+          <w:rFonts w:ascii="Times New Roman" w:hAnsi="Times New Roman" w:eastAsia="宋体"/>
+          <w:b w:val="0"/>
+          <w:color w:val="000000"/>
+          <w:sz w:val="20"/>
+          <w:u w:val="none"/>
+        </w:rPr>
+        <w:t>订正：</w:t>
+      </w:r>
+      <w:r>
+        <w:rPr>
+          <w:rFonts w:ascii="Times New Roman" w:hAnsi="Times New Roman" w:eastAsia="宋体"/>
+          <w:b w:val="0"/>
+          <w:color w:val="000000"/>
+          <w:sz w:val="20"/>
+          <w:u w:val="single"/>
+        </w:rPr>
+        <w:tab/>
       </w:r>
     </w:p>
     <w:p>
       <w:pPr>
         <w:keepNext/>
-        <w:spacing w:after="80"/>
-      </w:pPr>
-      <w:r>
-        <w:rPr>
-          <w:rFonts w:ascii="等线" w:hAnsi="等线"/>
-          <w:sz w:val="21"/>
-        </w:rPr>
-        <w:t>5. They usually have f̲o̲u̲r̲ lessons in the morning every day.（对划线部分提问）</w:t>
-        <w:br/>
-        <w:t>＿＿＿＿＿＿＿＿＿＿＿＿＿＿＿＿＿＿＿＿＿＿＿＿</w:t>
+        <w:keepLines/>
+        <w:widowControl/>
+        <w:tabs>
+          <w:tab w:pos="7200" w:val="left"/>
+        </w:tabs>
+        <w:spacing w:before="0" w:after="20" w:line="380" w:lineRule="exact"/>
+      </w:pPr>
+      <w:r>
+        <w:rPr>
+          <w:rFonts w:ascii="Times New Roman" w:hAnsi="Times New Roman" w:eastAsia="宋体"/>
+          <w:b w:val="0"/>
+          <w:color w:val="000000"/>
+          <w:sz w:val="20"/>
+          <w:u w:val="single"/>
+        </w:rPr>
+        <w:tab/>
       </w:r>
     </w:p>
     <w:p>
       <w:pPr>
-        <w:spacing w:after="80"/>
-      </w:pPr>
-      <w:r>
-        <w:rPr>
-          <w:rFonts w:ascii="等线" w:hAnsi="等线"/>
-          <w:sz w:val="21"/>
-        </w:rPr>
-        <w:t>朵朵原答案：How many do they usually have lessons in the morning every day?</w:t>
+        <w:keepNext w:val="0"/>
+        <w:keepLines/>
+        <w:widowControl/>
+        <w:tabs>
+          <w:tab w:pos="7200" w:val="left"/>
+        </w:tabs>
+        <w:spacing w:before="0" w:after="80" w:line="380" w:lineRule="exact"/>
+      </w:pPr>
+      <w:r>
+        <w:rPr>
+          <w:rFonts w:ascii="Times New Roman" w:hAnsi="Times New Roman" w:eastAsia="宋体"/>
+          <w:b w:val="0"/>
+          <w:color w:val="000000"/>
+          <w:sz w:val="20"/>
+          <w:u w:val="none"/>
+        </w:rPr>
+        <w:t>心得：</w:t>
+      </w:r>
+      <w:r>
+        <w:rPr>
+          <w:rFonts w:ascii="Times New Roman" w:hAnsi="Times New Roman" w:eastAsia="宋体"/>
+          <w:b w:val="0"/>
+          <w:color w:val="000000"/>
+          <w:sz w:val="20"/>
+          <w:u w:val="single"/>
+        </w:rPr>
+        <w:tab/>
       </w:r>
     </w:p>
     <w:p>
       <w:pPr>
-        <w:spacing w:after="80"/>
-      </w:pPr>
-      <w:r>
-        <w:rPr>
-          <w:rFonts w:ascii="等线" w:hAnsi="等线"/>
+        <w:keepNext/>
+        <w:keepLines/>
+        <w:widowControl/>
+        <w:spacing w:before="0" w:after="40" w:line="264" w:lineRule="auto"/>
+      </w:pPr>
+      <w:r>
+        <w:rPr>
+          <w:rFonts w:ascii="Times New Roman" w:hAnsi="Times New Roman" w:eastAsia="宋体"/>
+          <w:b/>
+          <w:color w:val="000000"/>
           <w:sz w:val="21"/>
-        </w:rPr>
-        <w:t>订正：____________________________________________________________</w:t>
+          <w:u w:val="none"/>
+        </w:rPr>
+        <w:t>8.</w:t>
+      </w:r>
+      <w:r>
+        <w:rPr>
+          <w:rFonts w:ascii="Times New Roman" w:hAnsi="Times New Roman" w:eastAsia="宋体"/>
+          <w:b w:val="0"/>
+          <w:color w:val="000000"/>
+          <w:sz w:val="21"/>
+          <w:u w:val="none"/>
+        </w:rPr>
+        <w:t xml:space="preserve"> like, 300 students, on, at weekends, surveyed, what, do, to, We, they（连词成句）</w:t>
       </w:r>
     </w:p>
     <w:p>
       <w:pPr>
-        <w:spacing w:after="80"/>
-      </w:pPr>
-      <w:r>
-        <w:rPr>
-          <w:rFonts w:ascii="等线" w:hAnsi="等线"/>
-          <w:sz w:val="21"/>
-        </w:rPr>
-        <w:t>心得：____________________________________________________________</w:t>
+        <w:keepNext/>
+        <w:keepLines/>
+        <w:widowControl/>
+        <w:spacing w:before="0" w:after="20" w:line="264" w:lineRule="auto"/>
+      </w:pPr>
+      <w:r>
+        <w:rPr>
+          <w:rFonts w:ascii="Times New Roman" w:hAnsi="Times New Roman" w:eastAsia="宋体"/>
+          <w:b/>
+          <w:color w:val="000000"/>
+          <w:sz w:val="20"/>
+          <w:u w:val="none"/>
+        </w:rPr>
+        <w:t>朵朵原答案：</w:t>
+      </w:r>
+      <w:r>
+        <w:rPr>
+          <w:rFonts w:ascii="Times New Roman" w:hAnsi="Times New Roman" w:eastAsia="宋体"/>
+          <w:b w:val="0"/>
+          <w:color w:val="000000"/>
+          <w:sz w:val="20"/>
+          <w:u w:val="none"/>
+        </w:rPr>
+        <w:t xml:space="preserve"> 空白</w:t>
       </w:r>
     </w:p>
     <w:p>
       <w:pPr>
-        <w:spacing w:after="80"/>
-      </w:pPr>
-      <w:r>
-        <w:rPr>
-          <w:rFonts w:ascii="等线" w:hAnsi="等线"/>
-          <w:sz w:val="21"/>
-        </w:rPr>
-        <w:t>____________________________________________________________</w:t>
+        <w:keepNext/>
+        <w:keepLines/>
+        <w:widowControl/>
+        <w:tabs>
+          <w:tab w:pos="7200" w:val="left"/>
+        </w:tabs>
+        <w:spacing w:before="0" w:after="20" w:line="380" w:lineRule="exact"/>
+      </w:pPr>
+      <w:r>
+        <w:rPr>
+          <w:rFonts w:ascii="Times New Roman" w:hAnsi="Times New Roman" w:eastAsia="宋体"/>
+          <w:b w:val="0"/>
+          <w:color w:val="000000"/>
+          <w:sz w:val="20"/>
+          <w:u w:val="none"/>
+        </w:rPr>
+        <w:t>订正：</w:t>
+      </w:r>
+      <w:r>
+        <w:rPr>
+          <w:rFonts w:ascii="Times New Roman" w:hAnsi="Times New Roman" w:eastAsia="宋体"/>
+          <w:b w:val="0"/>
+          <w:color w:val="000000"/>
+          <w:sz w:val="20"/>
+          <w:u w:val="single"/>
+        </w:rPr>
+        <w:tab/>
       </w:r>
     </w:p>
     <w:p>
       <w:pPr>
-        <w:spacing w:after="80"/>
-      </w:pPr>
+        <w:keepNext/>
+        <w:keepLines/>
+        <w:widowControl/>
+        <w:tabs>
+          <w:tab w:pos="7200" w:val="left"/>
+        </w:tabs>
+        <w:spacing w:before="0" w:after="20" w:line="380" w:lineRule="exact"/>
+      </w:pPr>
+      <w:r>
+        <w:rPr>
+          <w:rFonts w:ascii="Times New Roman" w:hAnsi="Times New Roman" w:eastAsia="宋体"/>
+          <w:b w:val="0"/>
+          <w:color w:val="000000"/>
+          <w:sz w:val="20"/>
+          <w:u w:val="single"/>
+        </w:rPr>
+        <w:tab/>
+      </w:r>
     </w:p>
     <w:p>
       <w:pPr>
-        <w:keepNext/>
-        <w:spacing w:after="80"/>
-      </w:pPr>
-      <w:r>
-        <w:rPr>
-          <w:rFonts w:ascii="等线" w:hAnsi="等线"/>
-          <w:b/>
-          <w:sz w:val="24"/>
-        </w:rPr>
-        <w:t>第13题</w:t>
+        <w:keepNext w:val="0"/>
+        <w:keepLines/>
+        <w:widowControl/>
+        <w:tabs>
+          <w:tab w:pos="7200" w:val="left"/>
+        </w:tabs>
+        <w:spacing w:before="0" w:after="80" w:line="380" w:lineRule="exact"/>
+      </w:pPr>
+      <w:r>
+        <w:rPr>
+          <w:rFonts w:ascii="Times New Roman" w:hAnsi="Times New Roman" w:eastAsia="宋体"/>
+          <w:b w:val="0"/>
+          <w:color w:val="000000"/>
+          <w:sz w:val="20"/>
+          <w:u w:val="none"/>
+        </w:rPr>
+        <w:t>心得：</w:t>
+      </w:r>
+      <w:r>
+        <w:rPr>
+          <w:rFonts w:ascii="Times New Roman" w:hAnsi="Times New Roman" w:eastAsia="宋体"/>
+          <w:b w:val="0"/>
+          <w:color w:val="000000"/>
+          <w:sz w:val="20"/>
+          <w:u w:val="single"/>
+        </w:rPr>
+        <w:tab/>
       </w:r>
     </w:p>
     <w:p>
       <w:pPr>
         <w:keepNext/>
-        <w:spacing w:after="80"/>
-      </w:pPr>
-      <w:r>
-        <w:rPr>
-          <w:rFonts w:ascii="等线" w:hAnsi="等线"/>
-          <w:sz w:val="21"/>
-        </w:rPr>
-        <w:t>7. We have a P.E. lesson o̲n̲c̲e̲ ̲a̲ ̲d̲a̲y̲.（对划线部分提问）</w:t>
-        <w:br/>
-        <w:t>＿＿＿＿＿＿＿＿＿＿＿＿＿＿＿＿＿＿＿＿＿＿＿＿</w:t>
+        <w:keepLines/>
+        <w:widowControl/>
+        <w:spacing w:before="80" w:after="80" w:line="264" w:lineRule="auto"/>
+      </w:pPr>
+      <w:r>
+        <w:rPr>
+          <w:rFonts w:ascii="Times New Roman" w:hAnsi="Times New Roman" w:eastAsia="宋体"/>
+          <w:b/>
+          <w:color w:val="000000"/>
+          <w:sz w:val="22"/>
+          <w:u w:val="none"/>
+        </w:rPr>
+        <w:t>六、用所给单词的适当形式填空</w:t>
       </w:r>
     </w:p>
     <w:p>
       <w:pPr>
-        <w:spacing w:after="80"/>
-      </w:pPr>
-      <w:r>
-        <w:rPr>
-          <w:rFonts w:ascii="等线" w:hAnsi="等线"/>
+        <w:keepNext/>
+        <w:keepLines/>
+        <w:widowControl/>
+        <w:spacing w:before="0" w:after="40" w:line="264" w:lineRule="auto"/>
+      </w:pPr>
+      <w:r>
+        <w:rPr>
+          <w:rFonts w:ascii="Times New Roman" w:hAnsi="Times New Roman" w:eastAsia="宋体"/>
+          <w:b/>
+          <w:color w:val="000000"/>
           <w:sz w:val="21"/>
-        </w:rPr>
-        <w:t>朵朵原答案：How many time do we have a P.E. lesson?</w:t>
+          <w:u w:val="none"/>
+        </w:rPr>
+        <w:t>1.</w:t>
+      </w:r>
+      <w:r>
+        <w:rPr>
+          <w:rFonts w:ascii="Times New Roman" w:hAnsi="Times New Roman" w:eastAsia="宋体"/>
+          <w:b w:val="0"/>
+          <w:color w:val="000000"/>
+          <w:sz w:val="21"/>
+          <w:u w:val="none"/>
+        </w:rPr>
+        <w:t xml:space="preserve"> She thought out a new way of ________ (work) out the maths problem.</w:t>
       </w:r>
     </w:p>
     <w:p>
       <w:pPr>
-        <w:spacing w:after="80"/>
-      </w:pPr>
-      <w:r>
-        <w:rPr>
-          <w:rFonts w:ascii="等线" w:hAnsi="等线"/>
-          <w:sz w:val="21"/>
-        </w:rPr>
-        <w:t>订正：____________________________________________________________</w:t>
+        <w:keepNext/>
+        <w:keepLines/>
+        <w:widowControl/>
+        <w:spacing w:before="0" w:after="20" w:line="264" w:lineRule="auto"/>
+      </w:pPr>
+      <w:r>
+        <w:rPr>
+          <w:rFonts w:ascii="Times New Roman" w:hAnsi="Times New Roman" w:eastAsia="宋体"/>
+          <w:b/>
+          <w:color w:val="000000"/>
+          <w:sz w:val="20"/>
+          <w:u w:val="none"/>
+        </w:rPr>
+        <w:t>朵朵原答案：</w:t>
+      </w:r>
+      <w:r>
+        <w:rPr>
+          <w:rFonts w:ascii="Times New Roman" w:hAnsi="Times New Roman" w:eastAsia="宋体"/>
+          <w:b w:val="0"/>
+          <w:color w:val="000000"/>
+          <w:sz w:val="20"/>
+          <w:u w:val="none"/>
+        </w:rPr>
+        <w:t xml:space="preserve"> worker</w:t>
       </w:r>
     </w:p>
     <w:p>
       <w:pPr>
-        <w:spacing w:after="80"/>
-      </w:pPr>
-      <w:r>
-        <w:rPr>
-          <w:rFonts w:ascii="等线" w:hAnsi="等线"/>
-          <w:sz w:val="21"/>
-        </w:rPr>
-        <w:t>心得：____________________________________________________________</w:t>
+        <w:keepNext/>
+        <w:keepLines/>
+        <w:widowControl/>
+        <w:tabs>
+          <w:tab w:pos="7200" w:val="left"/>
+        </w:tabs>
+        <w:spacing w:before="0" w:after="20" w:line="380" w:lineRule="exact"/>
+      </w:pPr>
+      <w:r>
+        <w:rPr>
+          <w:rFonts w:ascii="Times New Roman" w:hAnsi="Times New Roman" w:eastAsia="宋体"/>
+          <w:b w:val="0"/>
+          <w:color w:val="000000"/>
+          <w:sz w:val="20"/>
+          <w:u w:val="none"/>
+        </w:rPr>
+        <w:t>订正：</w:t>
+      </w:r>
+      <w:r>
+        <w:rPr>
+          <w:rFonts w:ascii="Times New Roman" w:hAnsi="Times New Roman" w:eastAsia="宋体"/>
+          <w:b w:val="0"/>
+          <w:color w:val="000000"/>
+          <w:sz w:val="20"/>
+          <w:u w:val="single"/>
+        </w:rPr>
+        <w:tab/>
       </w:r>
     </w:p>
     <w:p>
       <w:pPr>
-        <w:spacing w:after="80"/>
-      </w:pPr>
-      <w:r>
-        <w:rPr>
-          <w:rFonts w:ascii="等线" w:hAnsi="等线"/>
-          <w:sz w:val="21"/>
-        </w:rPr>
-        <w:t>____________________________________________________________</w:t>
+        <w:keepNext w:val="0"/>
+        <w:keepLines/>
+        <w:widowControl/>
+        <w:tabs>
+          <w:tab w:pos="7200" w:val="left"/>
+        </w:tabs>
+        <w:spacing w:before="0" w:after="80" w:line="380" w:lineRule="exact"/>
+      </w:pPr>
+      <w:r>
+        <w:rPr>
+          <w:rFonts w:ascii="Times New Roman" w:hAnsi="Times New Roman" w:eastAsia="宋体"/>
+          <w:b w:val="0"/>
+          <w:color w:val="000000"/>
+          <w:sz w:val="20"/>
+          <w:u w:val="none"/>
+        </w:rPr>
+        <w:t>心得：</w:t>
+      </w:r>
+      <w:r>
+        <w:rPr>
+          <w:rFonts w:ascii="Times New Roman" w:hAnsi="Times New Roman" w:eastAsia="宋体"/>
+          <w:b w:val="0"/>
+          <w:color w:val="000000"/>
+          <w:sz w:val="20"/>
+          <w:u w:val="single"/>
+        </w:rPr>
+        <w:tab/>
       </w:r>
     </w:p>
     <w:p>
       <w:pPr>
-        <w:spacing w:after="80"/>
-      </w:pPr>
+        <w:keepNext/>
+        <w:keepLines/>
+        <w:widowControl/>
+        <w:spacing w:before="0" w:after="40" w:line="264" w:lineRule="auto"/>
+      </w:pPr>
+      <w:r>
+        <w:rPr>
+          <w:rFonts w:ascii="Times New Roman" w:hAnsi="Times New Roman" w:eastAsia="宋体"/>
+          <w:b/>
+          <w:color w:val="000000"/>
+          <w:sz w:val="21"/>
+          <w:u w:val="none"/>
+        </w:rPr>
+        <w:t>2.</w:t>
+      </w:r>
+      <w:r>
+        <w:rPr>
+          <w:rFonts w:ascii="Times New Roman" w:hAnsi="Times New Roman" w:eastAsia="宋体"/>
+          <w:b w:val="0"/>
+          <w:color w:val="000000"/>
+          <w:sz w:val="21"/>
+          <w:u w:val="none"/>
+        </w:rPr>
+        <w:t xml:space="preserve"> It is not difficult ________ (make) a post about our school life.</w:t>
+      </w:r>
     </w:p>
     <w:p>
       <w:pPr>
         <w:keepNext/>
-        <w:spacing w:after="80"/>
-      </w:pPr>
-      <w:r>
-        <w:rPr>
-          <w:rFonts w:ascii="等线" w:hAnsi="等线"/>
+        <w:keepLines/>
+        <w:widowControl/>
+        <w:spacing w:before="0" w:after="20" w:line="264" w:lineRule="auto"/>
+      </w:pPr>
+      <w:r>
+        <w:rPr>
+          <w:rFonts w:ascii="Times New Roman" w:hAnsi="Times New Roman" w:eastAsia="宋体"/>
           <w:b/>
-          <w:sz w:val="24"/>
-        </w:rPr>
-        <w:t>第14题</w:t>
+          <w:color w:val="000000"/>
+          <w:sz w:val="20"/>
+          <w:u w:val="none"/>
+        </w:rPr>
+        <w:t>朵朵原答案：</w:t>
+      </w:r>
+      <w:r>
+        <w:rPr>
+          <w:rFonts w:ascii="Times New Roman" w:hAnsi="Times New Roman" w:eastAsia="宋体"/>
+          <w:b w:val="0"/>
+          <w:color w:val="000000"/>
+          <w:sz w:val="20"/>
+          <w:u w:val="none"/>
+        </w:rPr>
+        <w:t xml:space="preserve"> making</w:t>
       </w:r>
     </w:p>
     <w:p>
       <w:pPr>
         <w:keepNext/>
-        <w:spacing w:after="80"/>
-      </w:pPr>
-      <w:r>
-        <w:rPr>
-          <w:rFonts w:ascii="等线" w:hAnsi="等线"/>
-          <w:sz w:val="21"/>
-        </w:rPr>
-        <w:t>8. like, 300 students, on, at weekends, surveyed, what, do, to, We, they（连词成句）</w:t>
-        <w:br/>
-        <w:t>＿＿＿＿＿＿＿＿＿＿＿＿＿＿＿＿＿＿＿＿＿＿＿＿</w:t>
+        <w:keepLines/>
+        <w:widowControl/>
+        <w:tabs>
+          <w:tab w:pos="7200" w:val="left"/>
+        </w:tabs>
+        <w:spacing w:before="0" w:after="20" w:line="380" w:lineRule="exact"/>
+      </w:pPr>
+      <w:r>
+        <w:rPr>
+          <w:rFonts w:ascii="Times New Roman" w:hAnsi="Times New Roman" w:eastAsia="宋体"/>
+          <w:b w:val="0"/>
+          <w:color w:val="000000"/>
+          <w:sz w:val="20"/>
+          <w:u w:val="none"/>
+        </w:rPr>
+        <w:t>订正：</w:t>
+      </w:r>
+      <w:r>
+        <w:rPr>
+          <w:rFonts w:ascii="Times New Roman" w:hAnsi="Times New Roman" w:eastAsia="宋体"/>
+          <w:b w:val="0"/>
+          <w:color w:val="000000"/>
+          <w:sz w:val="20"/>
+          <w:u w:val="single"/>
+        </w:rPr>
+        <w:tab/>
       </w:r>
     </w:p>
     <w:p>
       <w:pPr>
-        <w:spacing w:after="80"/>
-      </w:pPr>
-      <w:r>
-        <w:rPr>
-          <w:rFonts w:ascii="等线" w:hAnsi="等线"/>
-          <w:sz w:val="21"/>
-        </w:rPr>
-        <w:t>朵朵原答案：未作答；空白</w:t>
+        <w:keepNext w:val="0"/>
+        <w:keepLines/>
+        <w:widowControl/>
+        <w:tabs>
+          <w:tab w:pos="7200" w:val="left"/>
+        </w:tabs>
+        <w:spacing w:before="0" w:after="80" w:line="380" w:lineRule="exact"/>
+      </w:pPr>
+      <w:r>
+        <w:rPr>
+          <w:rFonts w:ascii="Times New Roman" w:hAnsi="Times New Roman" w:eastAsia="宋体"/>
+          <w:b w:val="0"/>
+          <w:color w:val="000000"/>
+          <w:sz w:val="20"/>
+          <w:u w:val="none"/>
+        </w:rPr>
+        <w:t>心得：</w:t>
+      </w:r>
+      <w:r>
+        <w:rPr>
+          <w:rFonts w:ascii="Times New Roman" w:hAnsi="Times New Roman" w:eastAsia="宋体"/>
+          <w:b w:val="0"/>
+          <w:color w:val="000000"/>
+          <w:sz w:val="20"/>
+          <w:u w:val="single"/>
+        </w:rPr>
+        <w:tab/>
       </w:r>
     </w:p>
     <w:p>
       <w:pPr>
-        <w:spacing w:after="80"/>
-      </w:pPr>
-      <w:r>
-        <w:rPr>
-          <w:rFonts w:ascii="等线" w:hAnsi="等线"/>
+        <w:keepNext/>
+        <w:keepLines/>
+        <w:widowControl/>
+        <w:spacing w:before="0" w:after="40" w:line="264" w:lineRule="auto"/>
+      </w:pPr>
+      <w:r>
+        <w:rPr>
+          <w:rFonts w:ascii="Times New Roman" w:hAnsi="Times New Roman" w:eastAsia="宋体"/>
+          <w:b/>
+          <w:color w:val="000000"/>
           <w:sz w:val="21"/>
-        </w:rPr>
-        <w:t>订正：____________________________________________________________</w:t>
+          <w:u w:val="none"/>
+        </w:rPr>
+        <w:t>3.</w:t>
+      </w:r>
+      <w:r>
+        <w:rPr>
+          <w:rFonts w:ascii="Times New Roman" w:hAnsi="Times New Roman" w:eastAsia="宋体"/>
+          <w:b w:val="0"/>
+          <w:color w:val="000000"/>
+          <w:sz w:val="21"/>
+          <w:u w:val="none"/>
+        </w:rPr>
+        <w:t xml:space="preserve"> Please tell me all the ________ (different) between the two countries.</w:t>
       </w:r>
     </w:p>
     <w:p>
       <w:pPr>
-        <w:spacing w:after="80"/>
-      </w:pPr>
-      <w:r>
-        <w:rPr>
-          <w:rFonts w:ascii="等线" w:hAnsi="等线"/>
-          <w:sz w:val="21"/>
-        </w:rPr>
-        <w:t>心得：____________________________________________________________</w:t>
+        <w:keepNext/>
+        <w:keepLines/>
+        <w:widowControl/>
+        <w:spacing w:before="0" w:after="20" w:line="264" w:lineRule="auto"/>
+      </w:pPr>
+      <w:r>
+        <w:rPr>
+          <w:rFonts w:ascii="Times New Roman" w:hAnsi="Times New Roman" w:eastAsia="宋体"/>
+          <w:b/>
+          <w:color w:val="000000"/>
+          <w:sz w:val="20"/>
+          <w:u w:val="none"/>
+        </w:rPr>
+        <w:t>朵朵原答案：</w:t>
+      </w:r>
+      <w:r>
+        <w:rPr>
+          <w:rFonts w:ascii="Times New Roman" w:hAnsi="Times New Roman" w:eastAsia="宋体"/>
+          <w:b w:val="0"/>
+          <w:color w:val="000000"/>
+          <w:sz w:val="20"/>
+          <w:u w:val="none"/>
+        </w:rPr>
+        <w:t xml:space="preserve"> difference</w:t>
       </w:r>
     </w:p>
     <w:p>
       <w:pPr>
-        <w:spacing w:after="80"/>
-      </w:pPr>
-      <w:r>
-        <w:rPr>
-          <w:rFonts w:ascii="等线" w:hAnsi="等线"/>
-          <w:sz w:val="21"/>
-        </w:rPr>
-        <w:t>____________________________________________________________</w:t>
+        <w:keepNext/>
+        <w:keepLines/>
+        <w:widowControl/>
+        <w:tabs>
+          <w:tab w:pos="7200" w:val="left"/>
+        </w:tabs>
+        <w:spacing w:before="0" w:after="20" w:line="380" w:lineRule="exact"/>
+      </w:pPr>
+      <w:r>
+        <w:rPr>
+          <w:rFonts w:ascii="Times New Roman" w:hAnsi="Times New Roman" w:eastAsia="宋体"/>
+          <w:b w:val="0"/>
+          <w:color w:val="000000"/>
+          <w:sz w:val="20"/>
+          <w:u w:val="none"/>
+        </w:rPr>
+        <w:t>订正：</w:t>
+      </w:r>
+      <w:r>
+        <w:rPr>
+          <w:rFonts w:ascii="Times New Roman" w:hAnsi="Times New Roman" w:eastAsia="宋体"/>
+          <w:b w:val="0"/>
+          <w:color w:val="000000"/>
+          <w:sz w:val="20"/>
+          <w:u w:val="single"/>
+        </w:rPr>
+        <w:tab/>
       </w:r>
     </w:p>
     <w:p>
       <w:pPr>
-        <w:spacing w:after="80"/>
-      </w:pPr>
+        <w:keepNext w:val="0"/>
+        <w:keepLines/>
+        <w:widowControl/>
+        <w:tabs>
+          <w:tab w:pos="7200" w:val="left"/>
+        </w:tabs>
+        <w:spacing w:before="0" w:after="80" w:line="380" w:lineRule="exact"/>
+      </w:pPr>
+      <w:r>
+        <w:rPr>
+          <w:rFonts w:ascii="Times New Roman" w:hAnsi="Times New Roman" w:eastAsia="宋体"/>
+          <w:b w:val="0"/>
+          <w:color w:val="000000"/>
+          <w:sz w:val="20"/>
+          <w:u w:val="none"/>
+        </w:rPr>
+        <w:t>心得：</w:t>
+      </w:r>
+      <w:r>
+        <w:rPr>
+          <w:rFonts w:ascii="Times New Roman" w:hAnsi="Times New Roman" w:eastAsia="宋体"/>
+          <w:b w:val="0"/>
+          <w:color w:val="000000"/>
+          <w:sz w:val="20"/>
+          <w:u w:val="single"/>
+        </w:rPr>
+        <w:tab/>
+      </w:r>
     </w:p>
     <w:p>
       <w:pPr>
         <w:keepNext/>
-        <w:spacing w:after="80"/>
-      </w:pPr>
-      <w:r>
-        <w:rPr>
-          <w:rFonts w:ascii="等线" w:hAnsi="等线"/>
+        <w:keepLines/>
+        <w:widowControl/>
+        <w:spacing w:before="0" w:after="40" w:line="264" w:lineRule="auto"/>
+      </w:pPr>
+      <w:r>
+        <w:rPr>
+          <w:rFonts w:ascii="Times New Roman" w:hAnsi="Times New Roman" w:eastAsia="宋体"/>
           <w:b/>
-          <w:sz w:val="24"/>
-        </w:rPr>
-        <w:t>第15题</w:t>
+          <w:color w:val="000000"/>
+          <w:sz w:val="21"/>
+          <w:u w:val="none"/>
+        </w:rPr>
+        <w:t>4.</w:t>
+      </w:r>
+      <w:r>
+        <w:rPr>
+          <w:rFonts w:ascii="Times New Roman" w:hAnsi="Times New Roman" w:eastAsia="宋体"/>
+          <w:b w:val="0"/>
+          <w:color w:val="000000"/>
+          <w:sz w:val="21"/>
+          <w:u w:val="none"/>
+        </w:rPr>
+        <w:t xml:space="preserve"> There are different kinds of ________ (act) in our school.</w:t>
       </w:r>
     </w:p>
     <w:p>
       <w:pPr>
         <w:keepNext/>
-        <w:spacing w:after="80"/>
-      </w:pPr>
-      <w:r>
-        <w:rPr>
-          <w:rFonts w:ascii="等线" w:hAnsi="等线"/>
-          <w:sz w:val="21"/>
-        </w:rPr>
-        <w:t>1. She thought out a new way of ＿＿＿＿＿＿ (work) out the maths problem.</w:t>
+        <w:keepLines/>
+        <w:widowControl/>
+        <w:spacing w:before="0" w:after="20" w:line="264" w:lineRule="auto"/>
+      </w:pPr>
+      <w:r>
+        <w:rPr>
+          <w:rFonts w:ascii="Times New Roman" w:hAnsi="Times New Roman" w:eastAsia="宋体"/>
+          <w:b/>
+          <w:color w:val="000000"/>
+          <w:sz w:val="20"/>
+          <w:u w:val="none"/>
+        </w:rPr>
+        <w:t>朵朵原答案：</w:t>
+      </w:r>
+      <w:r>
+        <w:rPr>
+          <w:rFonts w:ascii="Times New Roman" w:hAnsi="Times New Roman" w:eastAsia="宋体"/>
+          <w:b w:val="0"/>
+          <w:color w:val="000000"/>
+          <w:sz w:val="20"/>
+          <w:u w:val="none"/>
+        </w:rPr>
+        <w:t xml:space="preserve"> cativities（字迹中 a、c 顺序可辨错误）</w:t>
       </w:r>
     </w:p>
     <w:p>
       <w:pPr>
-        <w:spacing w:after="80"/>
-      </w:pPr>
-      <w:r>
-        <w:rPr>
-          <w:rFonts w:ascii="等线" w:hAnsi="等线"/>
-          <w:sz w:val="21"/>
-        </w:rPr>
-        <w:t>朵朵原答案：worker</w:t>
+        <w:keepNext/>
+        <w:keepLines/>
+        <w:widowControl/>
+        <w:tabs>
+          <w:tab w:pos="7200" w:val="left"/>
+        </w:tabs>
+        <w:spacing w:before="0" w:after="20" w:line="380" w:lineRule="exact"/>
+      </w:pPr>
+      <w:r>
+        <w:rPr>
+          <w:rFonts w:ascii="Times New Roman" w:hAnsi="Times New Roman" w:eastAsia="宋体"/>
+          <w:b w:val="0"/>
+          <w:color w:val="000000"/>
+          <w:sz w:val="20"/>
+          <w:u w:val="none"/>
+        </w:rPr>
+        <w:t>订正：</w:t>
+      </w:r>
+      <w:r>
+        <w:rPr>
+          <w:rFonts w:ascii="Times New Roman" w:hAnsi="Times New Roman" w:eastAsia="宋体"/>
+          <w:b w:val="0"/>
+          <w:color w:val="000000"/>
+          <w:sz w:val="20"/>
+          <w:u w:val="single"/>
+        </w:rPr>
+        <w:tab/>
       </w:r>
     </w:p>
     <w:p>
       <w:pPr>
-        <w:spacing w:after="80"/>
-      </w:pPr>
-      <w:r>
-        <w:rPr>
-          <w:rFonts w:ascii="等线" w:hAnsi="等线"/>
-          <w:sz w:val="21"/>
-        </w:rPr>
-        <w:t>订正：____________________________________________________________</w:t>
+        <w:keepNext w:val="0"/>
+        <w:keepLines/>
+        <w:widowControl/>
+        <w:tabs>
+          <w:tab w:pos="7200" w:val="left"/>
+        </w:tabs>
+        <w:spacing w:before="0" w:after="80" w:line="380" w:lineRule="exact"/>
+      </w:pPr>
+      <w:r>
+        <w:rPr>
+          <w:rFonts w:ascii="Times New Roman" w:hAnsi="Times New Roman" w:eastAsia="宋体"/>
+          <w:b w:val="0"/>
+          <w:color w:val="000000"/>
+          <w:sz w:val="20"/>
+          <w:u w:val="none"/>
+        </w:rPr>
+        <w:t>心得：</w:t>
+      </w:r>
+      <w:r>
+        <w:rPr>
+          <w:rFonts w:ascii="Times New Roman" w:hAnsi="Times New Roman" w:eastAsia="宋体"/>
+          <w:b w:val="0"/>
+          <w:color w:val="000000"/>
+          <w:sz w:val="20"/>
+          <w:u w:val="single"/>
+        </w:rPr>
+        <w:tab/>
       </w:r>
     </w:p>
     <w:p>
       <w:pPr>
-        <w:spacing w:after="80"/>
-      </w:pPr>
-      <w:r>
-        <w:rPr>
-          <w:rFonts w:ascii="等线" w:hAnsi="等线"/>
+        <w:keepNext/>
+        <w:keepLines/>
+        <w:widowControl/>
+        <w:spacing w:before="0" w:after="40" w:line="264" w:lineRule="auto"/>
+      </w:pPr>
+      <w:r>
+        <w:rPr>
+          <w:rFonts w:ascii="Times New Roman" w:hAnsi="Times New Roman" w:eastAsia="宋体"/>
+          <w:b/>
+          <w:color w:val="000000"/>
           <w:sz w:val="21"/>
-        </w:rPr>
-        <w:t>心得：____________________________________________________________</w:t>
+          <w:u w:val="none"/>
+        </w:rPr>
+        <w:t>5.</w:t>
+      </w:r>
+      <w:r>
+        <w:rPr>
+          <w:rFonts w:ascii="Times New Roman" w:hAnsi="Times New Roman" w:eastAsia="宋体"/>
+          <w:b w:val="0"/>
+          <w:color w:val="000000"/>
+          <w:sz w:val="21"/>
+          <w:u w:val="none"/>
+        </w:rPr>
+        <w:t xml:space="preserve"> I will take an advanced ________ (France) course this summer holiday because I want to go to ________ (France) for a study trip next year.</w:t>
       </w:r>
     </w:p>
     <w:p>
       <w:pPr>
-        <w:spacing w:after="80"/>
-      </w:pPr>
-      <w:r>
-        <w:rPr>
-          <w:rFonts w:ascii="等线" w:hAnsi="等线"/>
-          <w:sz w:val="21"/>
-        </w:rPr>
-        <w:t>____________________________________________________________</w:t>
+        <w:keepNext/>
+        <w:keepLines/>
+        <w:widowControl/>
+        <w:spacing w:before="0" w:after="20" w:line="264" w:lineRule="auto"/>
+      </w:pPr>
+      <w:r>
+        <w:rPr>
+          <w:rFonts w:ascii="Times New Roman" w:hAnsi="Times New Roman" w:eastAsia="宋体"/>
+          <w:b/>
+          <w:color w:val="000000"/>
+          <w:sz w:val="20"/>
+          <w:u w:val="none"/>
+        </w:rPr>
+        <w:t>朵朵原答案：</w:t>
+      </w:r>
+      <w:r>
+        <w:rPr>
+          <w:rFonts w:ascii="Times New Roman" w:hAnsi="Times New Roman" w:eastAsia="宋体"/>
+          <w:b w:val="0"/>
+          <w:color w:val="000000"/>
+          <w:sz w:val="20"/>
+          <w:u w:val="none"/>
+        </w:rPr>
+        <w:t xml:space="preserve"> 第1空 Franch；第2空 Franch</w:t>
       </w:r>
     </w:p>
     <w:p>
       <w:pPr>
-        <w:spacing w:after="80"/>
-      </w:pPr>
+        <w:keepNext/>
+        <w:keepLines/>
+        <w:widowControl/>
+        <w:tabs>
+          <w:tab w:pos="7200" w:val="left"/>
+        </w:tabs>
+        <w:spacing w:before="0" w:after="20" w:line="380" w:lineRule="exact"/>
+      </w:pPr>
+      <w:r>
+        <w:rPr>
+          <w:rFonts w:ascii="Times New Roman" w:hAnsi="Times New Roman" w:eastAsia="宋体"/>
+          <w:b w:val="0"/>
+          <w:color w:val="000000"/>
+          <w:sz w:val="20"/>
+          <w:u w:val="none"/>
+        </w:rPr>
+        <w:t>订正：</w:t>
+      </w:r>
+      <w:r>
+        <w:rPr>
+          <w:rFonts w:ascii="Times New Roman" w:hAnsi="Times New Roman" w:eastAsia="宋体"/>
+          <w:b w:val="0"/>
+          <w:color w:val="000000"/>
+          <w:sz w:val="20"/>
+          <w:u w:val="single"/>
+        </w:rPr>
+        <w:tab/>
+      </w:r>
     </w:p>
     <w:p>
       <w:pPr>
-        <w:keepNext/>
-        <w:spacing w:after="80"/>
-      </w:pPr>
-      <w:r>
-        <w:rPr>
-          <w:rFonts w:ascii="等线" w:hAnsi="等线"/>
-          <w:b/>
-          <w:sz w:val="24"/>
-        </w:rPr>
-        <w:t>第16题</w:t>
+        <w:keepNext w:val="0"/>
+        <w:keepLines/>
+        <w:widowControl/>
+        <w:tabs>
+          <w:tab w:pos="7200" w:val="left"/>
+        </w:tabs>
+        <w:spacing w:before="0" w:after="80" w:line="380" w:lineRule="exact"/>
+      </w:pPr>
+      <w:r>
+        <w:rPr>
+          <w:rFonts w:ascii="Times New Roman" w:hAnsi="Times New Roman" w:eastAsia="宋体"/>
+          <w:b w:val="0"/>
+          <w:color w:val="000000"/>
+          <w:sz w:val="20"/>
+          <w:u w:val="none"/>
+        </w:rPr>
+        <w:t>心得：</w:t>
+      </w:r>
+      <w:r>
+        <w:rPr>
+          <w:rFonts w:ascii="Times New Roman" w:hAnsi="Times New Roman" w:eastAsia="宋体"/>
+          <w:b w:val="0"/>
+          <w:color w:val="000000"/>
+          <w:sz w:val="20"/>
+          <w:u w:val="single"/>
+        </w:rPr>
+        <w:tab/>
       </w:r>
     </w:p>
     <w:p>
       <w:pPr>
         <w:keepNext/>
-        <w:spacing w:after="80"/>
-      </w:pPr>
-      <w:r>
-        <w:rPr>
-          <w:rFonts w:ascii="等线" w:hAnsi="等线"/>
-          <w:sz w:val="21"/>
-        </w:rPr>
-        <w:t>2. It is not difficult ＿＿＿＿＿＿ (make) a post about our school life.</w:t>
+        <w:keepLines/>
+        <w:widowControl/>
+        <w:spacing w:before="80" w:after="80" w:line="264" w:lineRule="auto"/>
+      </w:pPr>
+      <w:r>
+        <w:rPr>
+          <w:rFonts w:ascii="Times New Roman" w:hAnsi="Times New Roman" w:eastAsia="宋体"/>
+          <w:b/>
+          <w:color w:val="000000"/>
+          <w:sz w:val="22"/>
+          <w:u w:val="none"/>
+        </w:rPr>
+        <w:t>七、时态填空题</w:t>
       </w:r>
     </w:p>
     <w:p>
       <w:pPr>
-        <w:spacing w:after="80"/>
-      </w:pPr>
-      <w:r>
-        <w:rPr>
-          <w:rFonts w:ascii="等线" w:hAnsi="等线"/>
+        <w:keepNext/>
+        <w:keepLines/>
+        <w:widowControl/>
+        <w:spacing w:before="0" w:after="40" w:line="264" w:lineRule="auto"/>
+      </w:pPr>
+      <w:r>
+        <w:rPr>
+          <w:rFonts w:ascii="Times New Roman" w:hAnsi="Times New Roman" w:eastAsia="宋体"/>
+          <w:b/>
+          <w:color w:val="000000"/>
           <w:sz w:val="21"/>
-        </w:rPr>
-        <w:t>朵朵原答案：making</w:t>
+          <w:u w:val="none"/>
+        </w:rPr>
+        <w:t>1.</w:t>
+      </w:r>
+      <w:r>
+        <w:rPr>
+          <w:rFonts w:ascii="Times New Roman" w:hAnsi="Times New Roman" w:eastAsia="宋体"/>
+          <w:b w:val="0"/>
+          <w:color w:val="000000"/>
+          <w:sz w:val="21"/>
+          <w:u w:val="none"/>
+        </w:rPr>
+        <w:t xml:space="preserve"> Dylan ________ (take) a break after the long run just now.</w:t>
       </w:r>
     </w:p>
     <w:p>
       <w:pPr>
-        <w:spacing w:after="80"/>
-      </w:pPr>
-      <w:r>
-        <w:rPr>
-          <w:rFonts w:ascii="等线" w:hAnsi="等线"/>
-          <w:sz w:val="21"/>
-        </w:rPr>
-        <w:t>订正：____________________________________________________________</w:t>
+        <w:keepNext/>
+        <w:keepLines/>
+        <w:widowControl/>
+        <w:spacing w:before="0" w:after="20" w:line="264" w:lineRule="auto"/>
+      </w:pPr>
+      <w:r>
+        <w:rPr>
+          <w:rFonts w:ascii="Times New Roman" w:hAnsi="Times New Roman" w:eastAsia="宋体"/>
+          <w:b/>
+          <w:color w:val="000000"/>
+          <w:sz w:val="20"/>
+          <w:u w:val="none"/>
+        </w:rPr>
+        <w:t>朵朵原答案：</w:t>
+      </w:r>
+      <w:r>
+        <w:rPr>
+          <w:rFonts w:ascii="Times New Roman" w:hAnsi="Times New Roman" w:eastAsia="宋体"/>
+          <w:b w:val="0"/>
+          <w:color w:val="000000"/>
+          <w:sz w:val="20"/>
+          <w:u w:val="none"/>
+        </w:rPr>
+        <w:t xml:space="preserve"> takes</w:t>
       </w:r>
     </w:p>
     <w:p>
       <w:pPr>
-        <w:spacing w:after="80"/>
-      </w:pPr>
-      <w:r>
-        <w:rPr>
-          <w:rFonts w:ascii="等线" w:hAnsi="等线"/>
-          <w:sz w:val="21"/>
-        </w:rPr>
-        <w:t>心得：____________________________________________________________</w:t>
+        <w:keepNext/>
+        <w:keepLines/>
+        <w:widowControl/>
+        <w:tabs>
+          <w:tab w:pos="7200" w:val="left"/>
+        </w:tabs>
+        <w:spacing w:before="0" w:after="20" w:line="380" w:lineRule="exact"/>
+      </w:pPr>
+      <w:r>
+        <w:rPr>
+          <w:rFonts w:ascii="Times New Roman" w:hAnsi="Times New Roman" w:eastAsia="宋体"/>
+          <w:b w:val="0"/>
+          <w:color w:val="000000"/>
+          <w:sz w:val="20"/>
+          <w:u w:val="none"/>
+        </w:rPr>
+        <w:t>订正：</w:t>
+      </w:r>
+      <w:r>
+        <w:rPr>
+          <w:rFonts w:ascii="Times New Roman" w:hAnsi="Times New Roman" w:eastAsia="宋体"/>
+          <w:b w:val="0"/>
+          <w:color w:val="000000"/>
+          <w:sz w:val="20"/>
+          <w:u w:val="single"/>
+        </w:rPr>
+        <w:tab/>
       </w:r>
     </w:p>
     <w:p>
       <w:pPr>
-        <w:spacing w:after="80"/>
-      </w:pPr>
-      <w:r>
-        <w:rPr>
-          <w:rFonts w:ascii="等线" w:hAnsi="等线"/>
-          <w:sz w:val="21"/>
-        </w:rPr>
-        <w:t>____________________________________________________________</w:t>
+        <w:keepNext w:val="0"/>
+        <w:keepLines/>
+        <w:widowControl/>
+        <w:tabs>
+          <w:tab w:pos="7200" w:val="left"/>
+        </w:tabs>
+        <w:spacing w:before="0" w:after="80" w:line="380" w:lineRule="exact"/>
+      </w:pPr>
+      <w:r>
+        <w:rPr>
+          <w:rFonts w:ascii="Times New Roman" w:hAnsi="Times New Roman" w:eastAsia="宋体"/>
+          <w:b w:val="0"/>
+          <w:color w:val="000000"/>
+          <w:sz w:val="20"/>
+          <w:u w:val="none"/>
+        </w:rPr>
+        <w:t>心得：</w:t>
+      </w:r>
+      <w:r>
+        <w:rPr>
+          <w:rFonts w:ascii="Times New Roman" w:hAnsi="Times New Roman" w:eastAsia="宋体"/>
+          <w:b w:val="0"/>
+          <w:color w:val="000000"/>
+          <w:sz w:val="20"/>
+          <w:u w:val="single"/>
+        </w:rPr>
+        <w:tab/>
       </w:r>
     </w:p>
     <w:p>
       <w:pPr>
-        <w:spacing w:after="80"/>
-      </w:pPr>
+        <w:keepNext/>
+        <w:keepLines/>
+        <w:widowControl/>
+        <w:spacing w:before="0" w:after="40" w:line="264" w:lineRule="auto"/>
+      </w:pPr>
+      <w:r>
+        <w:rPr>
+          <w:rFonts w:ascii="Times New Roman" w:hAnsi="Times New Roman" w:eastAsia="宋体"/>
+          <w:b/>
+          <w:color w:val="000000"/>
+          <w:sz w:val="21"/>
+          <w:u w:val="none"/>
+        </w:rPr>
+        <w:t>3.</w:t>
+      </w:r>
+      <w:r>
+        <w:rPr>
+          <w:rFonts w:ascii="Times New Roman" w:hAnsi="Times New Roman" w:eastAsia="宋体"/>
+          <w:b w:val="0"/>
+          <w:color w:val="000000"/>
+          <w:sz w:val="21"/>
+          <w:u w:val="none"/>
+        </w:rPr>
+        <w:t xml:space="preserve"> The school newspaper ________ (publish) a new English section next week.</w:t>
+      </w:r>
     </w:p>
     <w:p>
       <w:pPr>
         <w:keepNext/>
-        <w:spacing w:after="80"/>
-      </w:pPr>
-      <w:r>
-        <w:rPr>
-          <w:rFonts w:ascii="等线" w:hAnsi="等线"/>
+        <w:keepLines/>
+        <w:widowControl/>
+        <w:spacing w:before="0" w:after="20" w:line="264" w:lineRule="auto"/>
+      </w:pPr>
+      <w:r>
+        <w:rPr>
+          <w:rFonts w:ascii="Times New Roman" w:hAnsi="Times New Roman" w:eastAsia="宋体"/>
           <w:b/>
-          <w:sz w:val="24"/>
-        </w:rPr>
-        <w:t>第17题</w:t>
+          <w:color w:val="000000"/>
+          <w:sz w:val="20"/>
+          <w:u w:val="none"/>
+        </w:rPr>
+        <w:t>朵朵原答案：</w:t>
+      </w:r>
+      <w:r>
+        <w:rPr>
+          <w:rFonts w:ascii="Times New Roman" w:hAnsi="Times New Roman" w:eastAsia="宋体"/>
+          <w:b w:val="0"/>
+          <w:color w:val="000000"/>
+          <w:sz w:val="20"/>
+          <w:u w:val="none"/>
+        </w:rPr>
+        <w:t xml:space="preserve"> publish</w:t>
       </w:r>
     </w:p>
     <w:p>
       <w:pPr>
         <w:keepNext/>
-        <w:spacing w:after="80"/>
-      </w:pPr>
-      <w:r>
-        <w:rPr>
-          <w:rFonts w:ascii="等线" w:hAnsi="等线"/>
-          <w:sz w:val="21"/>
-        </w:rPr>
-        <w:t>3. Please tell me all the ＿＿＿＿＿＿ (different) between the two countries.</w:t>
+        <w:keepLines/>
+        <w:widowControl/>
+        <w:tabs>
+          <w:tab w:pos="7200" w:val="left"/>
+        </w:tabs>
+        <w:spacing w:before="0" w:after="20" w:line="380" w:lineRule="exact"/>
+      </w:pPr>
+      <w:r>
+        <w:rPr>
+          <w:rFonts w:ascii="Times New Roman" w:hAnsi="Times New Roman" w:eastAsia="宋体"/>
+          <w:b w:val="0"/>
+          <w:color w:val="000000"/>
+          <w:sz w:val="20"/>
+          <w:u w:val="none"/>
+        </w:rPr>
+        <w:t>订正：</w:t>
+      </w:r>
+      <w:r>
+        <w:rPr>
+          <w:rFonts w:ascii="Times New Roman" w:hAnsi="Times New Roman" w:eastAsia="宋体"/>
+          <w:b w:val="0"/>
+          <w:color w:val="000000"/>
+          <w:sz w:val="20"/>
+          <w:u w:val="single"/>
+        </w:rPr>
+        <w:tab/>
       </w:r>
     </w:p>
     <w:p>
       <w:pPr>
-        <w:spacing w:after="80"/>
-      </w:pPr>
-      <w:r>
-        <w:rPr>
-          <w:rFonts w:ascii="等线" w:hAnsi="等线"/>
-          <w:sz w:val="21"/>
-        </w:rPr>
-        <w:t>朵朵原答案：difference</w:t>
+        <w:keepNext w:val="0"/>
+        <w:keepLines/>
+        <w:widowControl/>
+        <w:tabs>
+          <w:tab w:pos="7200" w:val="left"/>
+        </w:tabs>
+        <w:spacing w:before="0" w:after="80" w:line="380" w:lineRule="exact"/>
+      </w:pPr>
+      <w:r>
+        <w:rPr>
+          <w:rFonts w:ascii="Times New Roman" w:hAnsi="Times New Roman" w:eastAsia="宋体"/>
+          <w:b w:val="0"/>
+          <w:color w:val="000000"/>
+          <w:sz w:val="20"/>
+          <w:u w:val="none"/>
+        </w:rPr>
+        <w:t>心得：</w:t>
+      </w:r>
+      <w:r>
+        <w:rPr>
+          <w:rFonts w:ascii="Times New Roman" w:hAnsi="Times New Roman" w:eastAsia="宋体"/>
+          <w:b w:val="0"/>
+          <w:color w:val="000000"/>
+          <w:sz w:val="20"/>
+          <w:u w:val="single"/>
+        </w:rPr>
+        <w:tab/>
       </w:r>
     </w:p>
     <w:p>
       <w:pPr>
-        <w:spacing w:after="80"/>
-      </w:pPr>
-      <w:r>
-        <w:rPr>
-          <w:rFonts w:ascii="等线" w:hAnsi="等线"/>
-          <w:sz w:val="21"/>
-        </w:rPr>
-        <w:t>订正：____________________________________________________________</w:t>
+        <w:keepNext/>
+        <w:keepLines/>
+        <w:widowControl/>
+        <w:spacing w:before="100" w:after="40" w:line="264" w:lineRule="auto"/>
+      </w:pPr>
+      <w:r>
+        <w:rPr>
+          <w:rFonts w:ascii="Times New Roman" w:hAnsi="Times New Roman" w:eastAsia="宋体"/>
+          <w:b/>
+          <w:color w:val="000000"/>
+          <w:sz w:val="24"/>
+          <w:u w:val="none"/>
+        </w:rPr>
+        <w:t>阅读训练</w:t>
       </w:r>
     </w:p>
     <w:p>
       <w:pPr>
-        <w:spacing w:after="80"/>
-      </w:pPr>
-      <w:r>
-        <w:rPr>
-          <w:rFonts w:ascii="等线" w:hAnsi="等线"/>
-          <w:sz w:val="21"/>
-        </w:rPr>
-        <w:t>心得：____________________________________________________________</w:t>
+        <w:keepNext/>
+        <w:keepLines/>
+        <w:widowControl/>
+        <w:spacing w:before="80" w:after="80" w:line="264" w:lineRule="auto"/>
+      </w:pPr>
+      <w:r>
+        <w:rPr>
+          <w:rFonts w:ascii="Times New Roman" w:hAnsi="Times New Roman" w:eastAsia="宋体"/>
+          <w:b/>
+          <w:color w:val="000000"/>
+          <w:sz w:val="22"/>
+          <w:u w:val="none"/>
+        </w:rPr>
+        <w:t>阅读训练 A</w:t>
       </w:r>
     </w:p>
     <w:p>
       <w:pPr>
-        <w:spacing w:after="80"/>
-      </w:pPr>
-      <w:r>
-        <w:rPr>
-          <w:rFonts w:ascii="等线" w:hAnsi="等线"/>
+        <w:keepNext/>
+        <w:keepLines/>
+        <w:widowControl/>
+        <w:spacing w:before="0" w:after="60" w:line="264" w:lineRule="auto"/>
+      </w:pPr>
+      <w:r>
+        <w:rPr>
+          <w:rFonts w:ascii="Times New Roman" w:hAnsi="Times New Roman" w:eastAsia="宋体"/>
+          <w:b/>
+          <w:color w:val="000000"/>
           <w:sz w:val="21"/>
-        </w:rPr>
-        <w:t>____________________________________________________________</w:t>
+          <w:u w:val="none"/>
+        </w:rPr>
+        <w:t>Choose the best words or expressions to complete the passage.</w:t>
       </w:r>
     </w:p>
     <w:p>
       <w:pPr>
-        <w:spacing w:after="80"/>
-      </w:pPr>
+        <w:keepNext w:val="0"/>
+        <w:keepLines/>
+        <w:widowControl/>
+        <w:spacing w:before="0" w:after="60" w:line="264" w:lineRule="auto"/>
+      </w:pPr>
+      <w:r>
+        <w:rPr>
+          <w:rFonts w:ascii="Times New Roman" w:hAnsi="Times New Roman" w:eastAsia="宋体"/>
+          <w:b w:val="0"/>
+          <w:color w:val="000000"/>
+          <w:sz w:val="21"/>
+          <w:u w:val="none"/>
+        </w:rPr>
+        <w:t>Cranford School is a famous “green” school. But it is not really painted ＿＿1＿＿! It is just because the students there work together to help the environment.</w:t>
+      </w:r>
     </w:p>
     <w:p>
       <w:pPr>
-        <w:keepNext/>
-        <w:spacing w:after="80"/>
-      </w:pPr>
-      <w:r>
-        <w:rPr>
-          <w:rFonts w:ascii="等线" w:hAnsi="等线"/>
-          <w:b/>
-          <w:sz w:val="24"/>
-        </w:rPr>
-        <w:t>第18题</w:t>
+        <w:keepNext w:val="0"/>
+        <w:keepLines w:val="0"/>
+        <w:widowControl/>
+        <w:spacing w:before="0" w:after="60" w:line="264" w:lineRule="auto"/>
+      </w:pPr>
+      <w:r>
+        <w:rPr>
+          <w:rFonts w:ascii="Times New Roman" w:hAnsi="Times New Roman" w:eastAsia="宋体"/>
+          <w:b w:val="0"/>
+          <w:color w:val="000000"/>
+          <w:sz w:val="21"/>
+          <w:u w:val="none"/>
+        </w:rPr>
+        <w:t>Boys and girls at Cranford School must ＿＿2＿＿ different kinds of rubbish into different rubbish bins because some rubbish, such as used paper and metal, can be recycled（回收利用）. And the students ＿＿3＿＿ waste things. Instead（作为代替）, they find ways to ＿＿4＿＿ old things. For example, the students collect glass and plastic bottles in the canteen after lunch; then they grow flowers or other plants in these bottles. So in their classrooms and library, you can find many glass and plastic flower pots（花盆）in different shapes. And, after class, they like to ＿＿5＿＿ about what they can do to help the Earth.</w:t>
       </w:r>
     </w:p>
     <w:p>
       <w:pPr>
-        <w:keepNext/>
-        <w:spacing w:after="80"/>
-      </w:pPr>
-      <w:r>
-        <w:rPr>
-          <w:rFonts w:ascii="等线" w:hAnsi="等线"/>
+        <w:keepNext w:val="0"/>
+        <w:keepLines/>
+        <w:widowControl/>
+        <w:spacing w:before="0" w:after="60" w:line="264" w:lineRule="auto"/>
+      </w:pPr>
+      <w:r>
+        <w:rPr>
+          <w:rFonts w:ascii="Times New Roman" w:hAnsi="Times New Roman" w:eastAsia="宋体"/>
+          <w:b w:val="0"/>
+          <w:color w:val="000000"/>
           <w:sz w:val="21"/>
-        </w:rPr>
-        <w:t>4. There are different kinds of ＿＿＿＿＿＿ (act) in our school.</w:t>
+          <w:u w:val="none"/>
+        </w:rPr>
+        <w:t>What a great school it is!</w:t>
       </w:r>
     </w:p>
     <w:p>
       <w:pPr>
-        <w:spacing w:after="80"/>
-      </w:pPr>
-      <w:r>
-        <w:rPr>
-          <w:rFonts w:ascii="等线" w:hAnsi="等线"/>
+        <w:keepNext/>
+        <w:keepLines/>
+        <w:widowControl/>
+        <w:spacing w:before="0" w:after="40" w:line="264" w:lineRule="auto"/>
+      </w:pPr>
+      <w:r>
+        <w:rPr>
+          <w:rFonts w:ascii="Times New Roman" w:hAnsi="Times New Roman" w:eastAsia="宋体"/>
+          <w:b/>
+          <w:color w:val="000000"/>
           <w:sz w:val="21"/>
-        </w:rPr>
-        <w:t>朵朵原答案：cativities（字迹中 a、c 顺序可辨错误）</w:t>
+          <w:u w:val="none"/>
+        </w:rPr>
+        <w:t>1.</w:t>
+      </w:r>
+      <w:r>
+        <w:rPr>
+          <w:rFonts w:ascii="Times New Roman" w:hAnsi="Times New Roman" w:eastAsia="宋体"/>
+          <w:b w:val="0"/>
+          <w:color w:val="000000"/>
+          <w:sz w:val="21"/>
+          <w:u w:val="none"/>
+        </w:rPr>
+        <w:t>（　）</w:t>
       </w:r>
     </w:p>
     <w:p>
       <w:pPr>
-        <w:spacing w:after="80"/>
-      </w:pPr>
-      <w:r>
-        <w:rPr>
-          <w:rFonts w:ascii="等线" w:hAnsi="等线"/>
+        <w:keepNext/>
+        <w:keepLines/>
+        <w:widowControl/>
+        <w:tabs>
+          <w:tab w:pos="1814" w:val="left"/>
+          <w:tab w:pos="3628" w:val="left"/>
+          <w:tab w:pos="5443" w:val="left"/>
+        </w:tabs>
+        <w:spacing w:before="0" w:after="20" w:line="264" w:lineRule="auto"/>
+      </w:pPr>
+      <w:r>
+        <w:rPr>
+          <w:rFonts w:ascii="Times New Roman" w:hAnsi="Times New Roman" w:eastAsia="宋体"/>
+          <w:b w:val="0"/>
+          <w:color w:val="000000"/>
           <w:sz w:val="21"/>
-        </w:rPr>
-        <w:t>订正：____________________________________________________________</w:t>
+          <w:u w:val="none"/>
+        </w:rPr>
+        <w:t>A. red</w:t>
+        <w:tab/>
+        <w:t>B. blue</w:t>
+        <w:tab/>
+        <w:t>C. green</w:t>
+        <w:tab/>
+        <w:t>D. yellow</w:t>
       </w:r>
     </w:p>
     <w:p>
       <w:pPr>
-        <w:spacing w:after="80"/>
-      </w:pPr>
-      <w:r>
-        <w:rPr>
-          <w:rFonts w:ascii="等线" w:hAnsi="等线"/>
-          <w:sz w:val="21"/>
-        </w:rPr>
-        <w:t>心得：____________________________________________________________</w:t>
+        <w:keepNext/>
+        <w:keepLines/>
+        <w:widowControl/>
+        <w:spacing w:before="0" w:after="20" w:line="264" w:lineRule="auto"/>
+      </w:pPr>
+      <w:r>
+        <w:rPr>
+          <w:rFonts w:ascii="Times New Roman" w:hAnsi="Times New Roman" w:eastAsia="宋体"/>
+          <w:b/>
+          <w:color w:val="000000"/>
+          <w:sz w:val="20"/>
+          <w:u w:val="none"/>
+        </w:rPr>
+        <w:t>朵朵原答案：</w:t>
+      </w:r>
+      <w:r>
+        <w:rPr>
+          <w:rFonts w:ascii="Times New Roman" w:hAnsi="Times New Roman" w:eastAsia="宋体"/>
+          <w:b w:val="0"/>
+          <w:color w:val="000000"/>
+          <w:sz w:val="20"/>
+          <w:u w:val="none"/>
+        </w:rPr>
+        <w:t xml:space="preserve"> A. red</w:t>
       </w:r>
     </w:p>
     <w:p>
       <w:pPr>
-        <w:spacing w:after="80"/>
-      </w:pPr>
-      <w:r>
-        <w:rPr>
-          <w:rFonts w:ascii="等线" w:hAnsi="等线"/>
-          <w:sz w:val="21"/>
-        </w:rPr>
-        <w:t>____________________________________________________________</w:t>
+        <w:keepNext/>
+        <w:keepLines/>
+        <w:widowControl/>
+        <w:tabs>
+          <w:tab w:pos="7200" w:val="left"/>
+        </w:tabs>
+        <w:spacing w:before="0" w:after="20" w:line="380" w:lineRule="exact"/>
+      </w:pPr>
+      <w:r>
+        <w:rPr>
+          <w:rFonts w:ascii="Times New Roman" w:hAnsi="Times New Roman" w:eastAsia="宋体"/>
+          <w:b w:val="0"/>
+          <w:color w:val="000000"/>
+          <w:sz w:val="20"/>
+          <w:u w:val="none"/>
+        </w:rPr>
+        <w:t>订正：</w:t>
+      </w:r>
+      <w:r>
+        <w:rPr>
+          <w:rFonts w:ascii="Times New Roman" w:hAnsi="Times New Roman" w:eastAsia="宋体"/>
+          <w:b w:val="0"/>
+          <w:color w:val="000000"/>
+          <w:sz w:val="20"/>
+          <w:u w:val="single"/>
+        </w:rPr>
+        <w:tab/>
       </w:r>
     </w:p>
     <w:p>
       <w:pPr>
-        <w:spacing w:after="80"/>
-      </w:pPr>
+        <w:keepNext w:val="0"/>
+        <w:keepLines/>
+        <w:widowControl/>
+        <w:tabs>
+          <w:tab w:pos="7200" w:val="left"/>
+        </w:tabs>
+        <w:spacing w:before="0" w:after="80" w:line="380" w:lineRule="exact"/>
+      </w:pPr>
+      <w:r>
+        <w:rPr>
+          <w:rFonts w:ascii="Times New Roman" w:hAnsi="Times New Roman" w:eastAsia="宋体"/>
+          <w:b w:val="0"/>
+          <w:color w:val="000000"/>
+          <w:sz w:val="20"/>
+          <w:u w:val="none"/>
+        </w:rPr>
+        <w:t>心得：</w:t>
+      </w:r>
+      <w:r>
+        <w:rPr>
+          <w:rFonts w:ascii="Times New Roman" w:hAnsi="Times New Roman" w:eastAsia="宋体"/>
+          <w:b w:val="0"/>
+          <w:color w:val="000000"/>
+          <w:sz w:val="20"/>
+          <w:u w:val="single"/>
+        </w:rPr>
+        <w:tab/>
+      </w:r>
     </w:p>
     <w:p>
       <w:pPr>
         <w:keepNext/>
-        <w:spacing w:after="80"/>
-      </w:pPr>
-      <w:r>
-        <w:rPr>
-          <w:rFonts w:ascii="等线" w:hAnsi="等线"/>
+        <w:keepLines/>
+        <w:widowControl/>
+        <w:spacing w:before="0" w:after="40" w:line="264" w:lineRule="auto"/>
+      </w:pPr>
+      <w:r>
+        <w:rPr>
+          <w:rFonts w:ascii="Times New Roman" w:hAnsi="Times New Roman" w:eastAsia="宋体"/>
           <w:b/>
-          <w:sz w:val="24"/>
-        </w:rPr>
-        <w:t>第19题</w:t>
+          <w:color w:val="000000"/>
+          <w:sz w:val="21"/>
+          <w:u w:val="none"/>
+        </w:rPr>
+        <w:t>2.</w:t>
+      </w:r>
+      <w:r>
+        <w:rPr>
+          <w:rFonts w:ascii="Times New Roman" w:hAnsi="Times New Roman" w:eastAsia="宋体"/>
+          <w:b w:val="0"/>
+          <w:color w:val="000000"/>
+          <w:sz w:val="21"/>
+          <w:u w:val="none"/>
+        </w:rPr>
+        <w:t>（　）</w:t>
       </w:r>
     </w:p>
     <w:p>
       <w:pPr>
         <w:keepNext/>
-        <w:spacing w:after="80"/>
-      </w:pPr>
-      <w:r>
-        <w:rPr>
-          <w:rFonts w:ascii="等线" w:hAnsi="等线"/>
+        <w:keepLines/>
+        <w:widowControl/>
+        <w:tabs>
+          <w:tab w:pos="1814" w:val="left"/>
+          <w:tab w:pos="3628" w:val="left"/>
+          <w:tab w:pos="5443" w:val="left"/>
+        </w:tabs>
+        <w:spacing w:before="0" w:after="20" w:line="264" w:lineRule="auto"/>
+      </w:pPr>
+      <w:r>
+        <w:rPr>
+          <w:rFonts w:ascii="Times New Roman" w:hAnsi="Times New Roman" w:eastAsia="宋体"/>
+          <w:b w:val="0"/>
+          <w:color w:val="000000"/>
           <w:sz w:val="21"/>
-        </w:rPr>
-        <w:t>5. I will take an advanced ＿＿＿＿＿＿ (France) course this summer holiday because I want to go to ＿＿＿＿＿＿ (France) for a study trip next year.</w:t>
+          <w:u w:val="none"/>
+        </w:rPr>
+        <w:t>A. put</w:t>
+        <w:tab/>
+        <w:t>B. study</w:t>
+        <w:tab/>
+        <w:t>C. pick</w:t>
+        <w:tab/>
+        <w:t>D. find</w:t>
       </w:r>
     </w:p>
     <w:p>
       <w:pPr>
-        <w:spacing w:after="80"/>
-      </w:pPr>
-      <w:r>
-        <w:rPr>
-          <w:rFonts w:ascii="等线" w:hAnsi="等线"/>
-          <w:sz w:val="21"/>
-        </w:rPr>
-        <w:t>朵朵原答案：第1空 Franch；第2空 Franch</w:t>
+        <w:keepNext/>
+        <w:keepLines/>
+        <w:widowControl/>
+        <w:spacing w:before="0" w:after="20" w:line="264" w:lineRule="auto"/>
+      </w:pPr>
+      <w:r>
+        <w:rPr>
+          <w:rFonts w:ascii="Times New Roman" w:hAnsi="Times New Roman" w:eastAsia="宋体"/>
+          <w:b/>
+          <w:color w:val="000000"/>
+          <w:sz w:val="20"/>
+          <w:u w:val="none"/>
+        </w:rPr>
+        <w:t>朵朵原答案：</w:t>
+      </w:r>
+      <w:r>
+        <w:rPr>
+          <w:rFonts w:ascii="Times New Roman" w:hAnsi="Times New Roman" w:eastAsia="宋体"/>
+          <w:b w:val="0"/>
+          <w:color w:val="000000"/>
+          <w:sz w:val="20"/>
+          <w:u w:val="none"/>
+        </w:rPr>
+        <w:t xml:space="preserve"> D. find</w:t>
       </w:r>
     </w:p>
     <w:p>
       <w:pPr>
-        <w:spacing w:after="80"/>
-      </w:pPr>
-      <w:r>
-        <w:rPr>
-          <w:rFonts w:ascii="等线" w:hAnsi="等线"/>
-          <w:sz w:val="21"/>
-        </w:rPr>
-        <w:t>订正：____________________________________________________________</w:t>
+        <w:keepNext/>
+        <w:keepLines/>
+        <w:widowControl/>
+        <w:tabs>
+          <w:tab w:pos="7200" w:val="left"/>
+        </w:tabs>
+        <w:spacing w:before="0" w:after="20" w:line="380" w:lineRule="exact"/>
+      </w:pPr>
+      <w:r>
+        <w:rPr>
+          <w:rFonts w:ascii="Times New Roman" w:hAnsi="Times New Roman" w:eastAsia="宋体"/>
+          <w:b w:val="0"/>
+          <w:color w:val="000000"/>
+          <w:sz w:val="20"/>
+          <w:u w:val="none"/>
+        </w:rPr>
+        <w:t>订正：</w:t>
+      </w:r>
+      <w:r>
+        <w:rPr>
+          <w:rFonts w:ascii="Times New Roman" w:hAnsi="Times New Roman" w:eastAsia="宋体"/>
+          <w:b w:val="0"/>
+          <w:color w:val="000000"/>
+          <w:sz w:val="20"/>
+          <w:u w:val="single"/>
+        </w:rPr>
+        <w:tab/>
       </w:r>
     </w:p>
     <w:p>
       <w:pPr>
-        <w:spacing w:after="80"/>
-      </w:pPr>
-      <w:r>
-        <w:rPr>
-          <w:rFonts w:ascii="等线" w:hAnsi="等线"/>
-          <w:sz w:val="21"/>
-        </w:rPr>
-        <w:t>心得：____________________________________________________________</w:t>
+        <w:keepNext w:val="0"/>
+        <w:keepLines/>
+        <w:widowControl/>
+        <w:tabs>
+          <w:tab w:pos="7200" w:val="left"/>
+        </w:tabs>
+        <w:spacing w:before="0" w:after="80" w:line="380" w:lineRule="exact"/>
+      </w:pPr>
+      <w:r>
+        <w:rPr>
+          <w:rFonts w:ascii="Times New Roman" w:hAnsi="Times New Roman" w:eastAsia="宋体"/>
+          <w:b w:val="0"/>
+          <w:color w:val="000000"/>
+          <w:sz w:val="20"/>
+          <w:u w:val="none"/>
+        </w:rPr>
+        <w:t>心得：</w:t>
+      </w:r>
+      <w:r>
+        <w:rPr>
+          <w:rFonts w:ascii="Times New Roman" w:hAnsi="Times New Roman" w:eastAsia="宋体"/>
+          <w:b w:val="0"/>
+          <w:color w:val="000000"/>
+          <w:sz w:val="20"/>
+          <w:u w:val="single"/>
+        </w:rPr>
+        <w:tab/>
       </w:r>
     </w:p>
     <w:p>
       <w:pPr>
-        <w:spacing w:after="80"/>
-      </w:pPr>
-      <w:r>
-        <w:rPr>
-          <w:rFonts w:ascii="等线" w:hAnsi="等线"/>
+        <w:keepNext/>
+        <w:keepLines/>
+        <w:widowControl/>
+        <w:spacing w:before="0" w:after="40" w:line="264" w:lineRule="auto"/>
+      </w:pPr>
+      <w:r>
+        <w:rPr>
+          <w:rFonts w:ascii="Times New Roman" w:hAnsi="Times New Roman" w:eastAsia="宋体"/>
+          <w:b/>
+          <w:color w:val="000000"/>
           <w:sz w:val="21"/>
-        </w:rPr>
-        <w:t>____________________________________________________________</w:t>
+          <w:u w:val="none"/>
+        </w:rPr>
+        <w:t>3.</w:t>
+      </w:r>
+      <w:r>
+        <w:rPr>
+          <w:rFonts w:ascii="Times New Roman" w:hAnsi="Times New Roman" w:eastAsia="宋体"/>
+          <w:b w:val="0"/>
+          <w:color w:val="000000"/>
+          <w:sz w:val="21"/>
+          <w:u w:val="none"/>
+        </w:rPr>
+        <w:t>（　）</w:t>
       </w:r>
     </w:p>
     <w:p>
       <w:pPr>
-        <w:spacing w:after="80"/>
-      </w:pPr>
+        <w:keepNext/>
+        <w:keepLines/>
+        <w:widowControl/>
+        <w:tabs>
+          <w:tab w:pos="1814" w:val="left"/>
+          <w:tab w:pos="3628" w:val="left"/>
+          <w:tab w:pos="5443" w:val="left"/>
+        </w:tabs>
+        <w:spacing w:before="0" w:after="20" w:line="264" w:lineRule="auto"/>
+      </w:pPr>
+      <w:r>
+        <w:rPr>
+          <w:rFonts w:ascii="Times New Roman" w:hAnsi="Times New Roman" w:eastAsia="宋体"/>
+          <w:b w:val="0"/>
+          <w:color w:val="000000"/>
+          <w:sz w:val="21"/>
+          <w:u w:val="none"/>
+        </w:rPr>
+        <w:t>A. always</w:t>
+        <w:tab/>
+        <w:t>B. often</w:t>
+        <w:tab/>
+        <w:t>C. sometimes</w:t>
+        <w:tab/>
+        <w:t>D. never</w:t>
+      </w:r>
     </w:p>
     <w:p>
       <w:pPr>
         <w:keepNext/>
-        <w:spacing w:after="80"/>
-      </w:pPr>
-      <w:r>
-        <w:rPr>
-          <w:rFonts w:ascii="等线" w:hAnsi="等线"/>
-          <w:b/>
-          <w:sz w:val="24"/>
-        </w:rPr>
-        <w:t>第20题</w:t>
+        <w:keepLines/>
+        <w:widowControl/>
+        <w:tabs>
+          <w:tab w:pos="7200" w:val="left"/>
+        </w:tabs>
+        <w:spacing w:before="0" w:after="20" w:line="380" w:lineRule="exact"/>
+      </w:pPr>
+      <w:r>
+        <w:rPr>
+          <w:rFonts w:ascii="Times New Roman" w:hAnsi="Times New Roman" w:eastAsia="宋体"/>
+          <w:b w:val="0"/>
+          <w:color w:val="000000"/>
+          <w:sz w:val="20"/>
+          <w:u w:val="none"/>
+        </w:rPr>
+        <w:t>订正：</w:t>
+      </w:r>
+      <w:r>
+        <w:rPr>
+          <w:rFonts w:ascii="Times New Roman" w:hAnsi="Times New Roman" w:eastAsia="宋体"/>
+          <w:b w:val="0"/>
+          <w:color w:val="000000"/>
+          <w:sz w:val="20"/>
+          <w:u w:val="single"/>
+        </w:rPr>
+        <w:tab/>
       </w:r>
     </w:p>
     <w:p>
       <w:pPr>
-        <w:keepNext/>
-        <w:spacing w:after="80"/>
-      </w:pPr>
-      <w:r>
-        <w:rPr>
-          <w:rFonts w:ascii="等线" w:hAnsi="等线"/>
-          <w:sz w:val="21"/>
-        </w:rPr>
-        <w:t>1. Dylan ＿＿＿＿＿＿ (take) a break after the long run just now.</w:t>
+        <w:keepNext w:val="0"/>
+        <w:keepLines/>
+        <w:widowControl/>
+        <w:tabs>
+          <w:tab w:pos="7200" w:val="left"/>
+        </w:tabs>
+        <w:spacing w:before="0" w:after="80" w:line="380" w:lineRule="exact"/>
+      </w:pPr>
+      <w:r>
+        <w:rPr>
+          <w:rFonts w:ascii="Times New Roman" w:hAnsi="Times New Roman" w:eastAsia="宋体"/>
+          <w:b w:val="0"/>
+          <w:color w:val="000000"/>
+          <w:sz w:val="20"/>
+          <w:u w:val="none"/>
+        </w:rPr>
+        <w:t>心得：</w:t>
+      </w:r>
+      <w:r>
+        <w:rPr>
+          <w:rFonts w:ascii="Times New Roman" w:hAnsi="Times New Roman" w:eastAsia="宋体"/>
+          <w:b w:val="0"/>
+          <w:color w:val="000000"/>
+          <w:sz w:val="20"/>
+          <w:u w:val="single"/>
+        </w:rPr>
+        <w:tab/>
       </w:r>
     </w:p>
     <w:p>
       <w:pPr>
-        <w:spacing w:after="80"/>
-      </w:pPr>
-      <w:r>
-        <w:rPr>
-          <w:rFonts w:ascii="等线" w:hAnsi="等线"/>
+        <w:keepNext/>
+        <w:keepLines/>
+        <w:widowControl/>
+        <w:spacing w:before="0" w:after="40" w:line="264" w:lineRule="auto"/>
+      </w:pPr>
+      <w:r>
+        <w:rPr>
+          <w:rFonts w:ascii="Times New Roman" w:hAnsi="Times New Roman" w:eastAsia="宋体"/>
+          <w:b/>
+          <w:color w:val="000000"/>
           <w:sz w:val="21"/>
-        </w:rPr>
-        <w:t>朵朵原答案：takes</w:t>
+          <w:u w:val="none"/>
+        </w:rPr>
+        <w:t>4.</w:t>
+      </w:r>
+      <w:r>
+        <w:rPr>
+          <w:rFonts w:ascii="Times New Roman" w:hAnsi="Times New Roman" w:eastAsia="宋体"/>
+          <w:b w:val="0"/>
+          <w:color w:val="000000"/>
+          <w:sz w:val="21"/>
+          <w:u w:val="none"/>
+        </w:rPr>
+        <w:t>（　）</w:t>
       </w:r>
     </w:p>
     <w:p>
       <w:pPr>
-        <w:spacing w:after="80"/>
-      </w:pPr>
-      <w:r>
-        <w:rPr>
-          <w:rFonts w:ascii="等线" w:hAnsi="等线"/>
+        <w:keepNext/>
+        <w:keepLines/>
+        <w:widowControl/>
+        <w:tabs>
+          <w:tab w:pos="1814" w:val="left"/>
+          <w:tab w:pos="3628" w:val="left"/>
+          <w:tab w:pos="5443" w:val="left"/>
+        </w:tabs>
+        <w:spacing w:before="0" w:after="20" w:line="264" w:lineRule="auto"/>
+      </w:pPr>
+      <w:r>
+        <w:rPr>
+          <w:rFonts w:ascii="Times New Roman" w:hAnsi="Times New Roman" w:eastAsia="宋体"/>
+          <w:b w:val="0"/>
+          <w:color w:val="000000"/>
           <w:sz w:val="21"/>
-        </w:rPr>
-        <w:t>订正：____________________________________________________________</w:t>
+          <w:u w:val="none"/>
+        </w:rPr>
+        <w:t>A. sell</w:t>
+        <w:tab/>
+        <w:t>B. reuse</w:t>
+        <w:tab/>
+        <w:t>C. make</w:t>
+        <w:tab/>
+        <w:t>D. need</w:t>
       </w:r>
     </w:p>
     <w:p>
       <w:pPr>
-        <w:spacing w:after="80"/>
-      </w:pPr>
-      <w:r>
-        <w:rPr>
-          <w:rFonts w:ascii="等线" w:hAnsi="等线"/>
-          <w:sz w:val="21"/>
-        </w:rPr>
-        <w:t>心得：____________________________________________________________</w:t>
+        <w:keepNext/>
+        <w:keepLines/>
+        <w:widowControl/>
+        <w:spacing w:before="0" w:after="20" w:line="264" w:lineRule="auto"/>
+      </w:pPr>
+      <w:r>
+        <w:rPr>
+          <w:rFonts w:ascii="Times New Roman" w:hAnsi="Times New Roman" w:eastAsia="宋体"/>
+          <w:b/>
+          <w:color w:val="000000"/>
+          <w:sz w:val="20"/>
+          <w:u w:val="none"/>
+        </w:rPr>
+        <w:t>朵朵原答案：</w:t>
+      </w:r>
+      <w:r>
+        <w:rPr>
+          <w:rFonts w:ascii="Times New Roman" w:hAnsi="Times New Roman" w:eastAsia="宋体"/>
+          <w:b w:val="0"/>
+          <w:color w:val="000000"/>
+          <w:sz w:val="20"/>
+          <w:u w:val="none"/>
+        </w:rPr>
+        <w:t xml:space="preserve"> C. make</w:t>
       </w:r>
     </w:p>
     <w:p>
       <w:pPr>
-        <w:spacing w:after="80"/>
-      </w:pPr>
-      <w:r>
-        <w:rPr>
-          <w:rFonts w:ascii="等线" w:hAnsi="等线"/>
-          <w:sz w:val="21"/>
-        </w:rPr>
-        <w:t>____________________________________________________________</w:t>
+        <w:keepNext/>
+        <w:keepLines/>
+        <w:widowControl/>
+        <w:tabs>
+          <w:tab w:pos="7200" w:val="left"/>
+        </w:tabs>
+        <w:spacing w:before="0" w:after="20" w:line="380" w:lineRule="exact"/>
+      </w:pPr>
+      <w:r>
+        <w:rPr>
+          <w:rFonts w:ascii="Times New Roman" w:hAnsi="Times New Roman" w:eastAsia="宋体"/>
+          <w:b w:val="0"/>
+          <w:color w:val="000000"/>
+          <w:sz w:val="20"/>
+          <w:u w:val="none"/>
+        </w:rPr>
+        <w:t>订正：</w:t>
+      </w:r>
+      <w:r>
+        <w:rPr>
+          <w:rFonts w:ascii="Times New Roman" w:hAnsi="Times New Roman" w:eastAsia="宋体"/>
+          <w:b w:val="0"/>
+          <w:color w:val="000000"/>
+          <w:sz w:val="20"/>
+          <w:u w:val="single"/>
+        </w:rPr>
+        <w:tab/>
       </w:r>
     </w:p>
     <w:p>
       <w:pPr>
-        <w:spacing w:after="80"/>
-      </w:pPr>
+        <w:keepNext w:val="0"/>
+        <w:keepLines/>
+        <w:widowControl/>
+        <w:tabs>
+          <w:tab w:pos="7200" w:val="left"/>
+        </w:tabs>
+        <w:spacing w:before="0" w:after="80" w:line="380" w:lineRule="exact"/>
+      </w:pPr>
+      <w:r>
+        <w:rPr>
+          <w:rFonts w:ascii="Times New Roman" w:hAnsi="Times New Roman" w:eastAsia="宋体"/>
+          <w:b w:val="0"/>
+          <w:color w:val="000000"/>
+          <w:sz w:val="20"/>
+          <w:u w:val="none"/>
+        </w:rPr>
+        <w:t>心得：</w:t>
+      </w:r>
+      <w:r>
+        <w:rPr>
+          <w:rFonts w:ascii="Times New Roman" w:hAnsi="Times New Roman" w:eastAsia="宋体"/>
+          <w:b w:val="0"/>
+          <w:color w:val="000000"/>
+          <w:sz w:val="20"/>
+          <w:u w:val="single"/>
+        </w:rPr>
+        <w:tab/>
+      </w:r>
     </w:p>
     <w:p>
       <w:pPr>
         <w:keepNext/>
-        <w:spacing w:after="80"/>
-      </w:pPr>
-      <w:r>
-        <w:rPr>
-          <w:rFonts w:ascii="等线" w:hAnsi="等线"/>
+        <w:keepLines/>
+        <w:widowControl/>
+        <w:spacing w:before="0" w:after="40" w:line="264" w:lineRule="auto"/>
+      </w:pPr>
+      <w:r>
+        <w:rPr>
+          <w:rFonts w:ascii="Times New Roman" w:hAnsi="Times New Roman" w:eastAsia="宋体"/>
           <w:b/>
-          <w:sz w:val="24"/>
-        </w:rPr>
-        <w:t>第21题</w:t>
+          <w:color w:val="000000"/>
+          <w:sz w:val="21"/>
+          <w:u w:val="none"/>
+        </w:rPr>
+        <w:t>5.</w:t>
+      </w:r>
+      <w:r>
+        <w:rPr>
+          <w:rFonts w:ascii="Times New Roman" w:hAnsi="Times New Roman" w:eastAsia="宋体"/>
+          <w:b w:val="0"/>
+          <w:color w:val="000000"/>
+          <w:sz w:val="21"/>
+          <w:u w:val="none"/>
+        </w:rPr>
+        <w:t>（　）</w:t>
       </w:r>
     </w:p>
     <w:p>
       <w:pPr>
         <w:keepNext/>
-        <w:spacing w:after="80"/>
-      </w:pPr>
-      <w:r>
-        <w:rPr>
-          <w:rFonts w:ascii="等线" w:hAnsi="等线"/>
+        <w:keepLines/>
+        <w:widowControl/>
+        <w:tabs>
+          <w:tab w:pos="1814" w:val="left"/>
+          <w:tab w:pos="3628" w:val="left"/>
+          <w:tab w:pos="5443" w:val="left"/>
+        </w:tabs>
+        <w:spacing w:before="0" w:after="20" w:line="264" w:lineRule="auto"/>
+      </w:pPr>
+      <w:r>
+        <w:rPr>
+          <w:rFonts w:ascii="Times New Roman" w:hAnsi="Times New Roman" w:eastAsia="宋体"/>
+          <w:b w:val="0"/>
+          <w:color w:val="000000"/>
           <w:sz w:val="21"/>
-        </w:rPr>
-        <w:t>3. The school newspaper ＿＿＿＿＿＿ (publish) a new English section next week.</w:t>
+          <w:u w:val="none"/>
+        </w:rPr>
+        <w:t>A. break</w:t>
+        <w:tab/>
+        <w:t>B. mean</w:t>
+        <w:tab/>
+        <w:t>C. keep</w:t>
+        <w:tab/>
+        <w:t>D. discuss</w:t>
       </w:r>
     </w:p>
     <w:p>
       <w:pPr>
-        <w:spacing w:after="80"/>
-      </w:pPr>
-      <w:r>
-        <w:rPr>
-          <w:rFonts w:ascii="等线" w:hAnsi="等线"/>
-          <w:sz w:val="21"/>
-        </w:rPr>
-        <w:t>朵朵原答案：publish</w:t>
+        <w:keepNext/>
+        <w:keepLines/>
+        <w:widowControl/>
+        <w:spacing w:before="0" w:after="20" w:line="264" w:lineRule="auto"/>
+      </w:pPr>
+      <w:r>
+        <w:rPr>
+          <w:rFonts w:ascii="Times New Roman" w:hAnsi="Times New Roman" w:eastAsia="宋体"/>
+          <w:b/>
+          <w:color w:val="000000"/>
+          <w:sz w:val="20"/>
+          <w:u w:val="none"/>
+        </w:rPr>
+        <w:t>朵朵原答案：</w:t>
+      </w:r>
+      <w:r>
+        <w:rPr>
+          <w:rFonts w:ascii="Times New Roman" w:hAnsi="Times New Roman" w:eastAsia="宋体"/>
+          <w:b w:val="0"/>
+          <w:color w:val="000000"/>
+          <w:sz w:val="20"/>
+          <w:u w:val="none"/>
+        </w:rPr>
+        <w:t xml:space="preserve"> B. mean</w:t>
       </w:r>
     </w:p>
     <w:p>
       <w:pPr>
-        <w:spacing w:after="80"/>
-      </w:pPr>
-      <w:r>
-        <w:rPr>
-          <w:rFonts w:ascii="等线" w:hAnsi="等线"/>
-          <w:sz w:val="21"/>
-        </w:rPr>
-        <w:t>订正：____________________________________________________________</w:t>
+        <w:keepNext/>
+        <w:keepLines/>
+        <w:widowControl/>
+        <w:tabs>
+          <w:tab w:pos="7200" w:val="left"/>
+        </w:tabs>
+        <w:spacing w:before="0" w:after="20" w:line="380" w:lineRule="exact"/>
+      </w:pPr>
+      <w:r>
+        <w:rPr>
+          <w:rFonts w:ascii="Times New Roman" w:hAnsi="Times New Roman" w:eastAsia="宋体"/>
+          <w:b w:val="0"/>
+          <w:color w:val="000000"/>
+          <w:sz w:val="20"/>
+          <w:u w:val="none"/>
+        </w:rPr>
+        <w:t>订正：</w:t>
+      </w:r>
+      <w:r>
+        <w:rPr>
+          <w:rFonts w:ascii="Times New Roman" w:hAnsi="Times New Roman" w:eastAsia="宋体"/>
+          <w:b w:val="0"/>
+          <w:color w:val="000000"/>
+          <w:sz w:val="20"/>
+          <w:u w:val="single"/>
+        </w:rPr>
+        <w:tab/>
       </w:r>
     </w:p>
     <w:p>
       <w:pPr>
-        <w:spacing w:after="80"/>
-      </w:pPr>
-      <w:r>
-        <w:rPr>
-          <w:rFonts w:ascii="等线" w:hAnsi="等线"/>
-          <w:sz w:val="21"/>
-        </w:rPr>
-        <w:t>心得：____________________________________________________________</w:t>
+        <w:keepNext w:val="0"/>
+        <w:keepLines/>
+        <w:widowControl/>
+        <w:tabs>
+          <w:tab w:pos="7200" w:val="left"/>
+        </w:tabs>
+        <w:spacing w:before="0" w:after="80" w:line="380" w:lineRule="exact"/>
+      </w:pPr>
+      <w:r>
+        <w:rPr>
+          <w:rFonts w:ascii="Times New Roman" w:hAnsi="Times New Roman" w:eastAsia="宋体"/>
+          <w:b w:val="0"/>
+          <w:color w:val="000000"/>
+          <w:sz w:val="20"/>
+          <w:u w:val="none"/>
+        </w:rPr>
+        <w:t>心得：</w:t>
+      </w:r>
+      <w:r>
+        <w:rPr>
+          <w:rFonts w:ascii="Times New Roman" w:hAnsi="Times New Roman" w:eastAsia="宋体"/>
+          <w:b w:val="0"/>
+          <w:color w:val="000000"/>
+          <w:sz w:val="20"/>
+          <w:u w:val="single"/>
+        </w:rPr>
+        <w:tab/>
       </w:r>
     </w:p>
     <w:p>
       <w:pPr>
-        <w:spacing w:after="80"/>
-      </w:pPr>
-      <w:r>
-        <w:rPr>
-          <w:rFonts w:ascii="等线" w:hAnsi="等线"/>
-          <w:sz w:val="21"/>
-        </w:rPr>
-        <w:t>____________________________________________________________</w:t>
+        <w:keepNext/>
+        <w:keepLines/>
+        <w:widowControl/>
+        <w:spacing w:before="80" w:after="80" w:line="264" w:lineRule="auto"/>
+      </w:pPr>
+      <w:r>
+        <w:rPr>
+          <w:rFonts w:ascii="Times New Roman" w:hAnsi="Times New Roman" w:eastAsia="宋体"/>
+          <w:b/>
+          <w:color w:val="000000"/>
+          <w:sz w:val="22"/>
+          <w:u w:val="none"/>
+        </w:rPr>
+        <w:t>阅读训练 B</w:t>
       </w:r>
     </w:p>
     <w:p>
       <w:pPr>
-        <w:spacing w:after="80"/>
-      </w:pPr>
+        <w:keepNext/>
+        <w:keepLines/>
+        <w:widowControl/>
+        <w:spacing w:before="0" w:after="60" w:line="264" w:lineRule="auto"/>
+      </w:pPr>
+      <w:r>
+        <w:rPr>
+          <w:rFonts w:ascii="Times New Roman" w:hAnsi="Times New Roman" w:eastAsia="宋体"/>
+          <w:b/>
+          <w:color w:val="000000"/>
+          <w:sz w:val="21"/>
+          <w:u w:val="none"/>
+        </w:rPr>
+        <w:t>Read the passage and fill in the blanks with proper words.</w:t>
+      </w:r>
     </w:p>
     <w:p>
       <w:pPr>
-        <w:keepNext/>
-        <w:spacing w:after="80"/>
-      </w:pPr>
-      <w:r>
-        <w:rPr>
-          <w:rFonts w:ascii="等线" w:hAnsi="等线"/>
-          <w:b/>
-          <w:sz w:val="24"/>
-        </w:rPr>
-        <w:t>第22题</w:t>
+        <w:keepNext w:val="0"/>
+        <w:keepLines w:val="0"/>
+        <w:widowControl/>
+        <w:spacing w:before="0" w:after="60" w:line="264" w:lineRule="auto"/>
+      </w:pPr>
+      <w:r>
+        <w:rPr>
+          <w:rFonts w:ascii="Times New Roman" w:hAnsi="Times New Roman" w:eastAsia="宋体"/>
+          <w:b w:val="0"/>
+          <w:color w:val="000000"/>
+          <w:sz w:val="21"/>
+          <w:u w:val="none"/>
+        </w:rPr>
+        <w:t>Do you still remember your playtime in childhood（童年时代）? In fact, playtime is very i＿＿1＿＿ to children, and playing outdoors is really good for them. But today more and more children just watch TV, play computer games or play with smart phones indoors.</w:t>
       </w:r>
     </w:p>
     <w:p>
       <w:pPr>
-        <w:keepNext/>
-        <w:spacing w:after="80"/>
-      </w:pPr>
-      <w:r>
-        <w:rPr>
-          <w:rFonts w:ascii="等线" w:hAnsi="等线"/>
+        <w:keepNext w:val="0"/>
+        <w:keepLines w:val="0"/>
+        <w:widowControl/>
+        <w:spacing w:before="0" w:after="60" w:line="264" w:lineRule="auto"/>
+      </w:pPr>
+      <w:r>
+        <w:rPr>
+          <w:rFonts w:ascii="Times New Roman" w:hAnsi="Times New Roman" w:eastAsia="宋体"/>
+          <w:b w:val="0"/>
+          <w:color w:val="000000"/>
           <w:sz w:val="21"/>
-        </w:rPr>
-        <w:t>1.（　）</w:t>
-        <w:br/>
-        <w:t>A. red</w:t>
-        <w:br/>
-        <w:t>B. blue</w:t>
-        <w:br/>
-        <w:t>C. green</w:t>
-        <w:br/>
-        <w:t>D. yellow</w:t>
+          <w:u w:val="none"/>
+        </w:rPr>
+        <w:t>An American father, Mike, doesn't think it's good for children to s＿＿2＿＿ too much time indoors, so he turned his yard into a playground for his children last year. Now in the open playground, there is a zip line（飞索）, and a large playhouse w＿＿3＿＿ a trampoline（蹦床）and a slide（滑梯）. His three sons and other children from the neighbourhood（街坊）enjoy h＿＿4＿＿ a good time there.</w:t>
       </w:r>
     </w:p>
     <w:p>
       <w:pPr>
-        <w:spacing w:after="80"/>
-      </w:pPr>
-      <w:r>
-        <w:rPr>
-          <w:rFonts w:ascii="等线" w:hAnsi="等线"/>
+        <w:keepNext w:val="0"/>
+        <w:keepLines w:val="0"/>
+        <w:widowControl/>
+        <w:spacing w:before="0" w:after="60" w:line="264" w:lineRule="auto"/>
+      </w:pPr>
+      <w:r>
+        <w:rPr>
+          <w:rFonts w:ascii="Times New Roman" w:hAnsi="Times New Roman" w:eastAsia="宋体"/>
+          <w:b w:val="0"/>
+          <w:color w:val="000000"/>
           <w:sz w:val="21"/>
-        </w:rPr>
-        <w:t>朵朵原答案：A. red</w:t>
+          <w:u w:val="none"/>
+        </w:rPr>
+        <w:t>“Every child here is excited. They play, run and laugh for about half an hour every day. And it's just so wonderful for me to see them enjoy t＿＿5＿＿,” said Mike.</w:t>
       </w:r>
     </w:p>
     <w:p>
       <w:pPr>
-        <w:spacing w:after="80"/>
-      </w:pPr>
-      <w:r>
-        <w:rPr>
-          <w:rFonts w:ascii="等线" w:hAnsi="等线"/>
+        <w:keepNext/>
+        <w:keepLines/>
+        <w:widowControl/>
+        <w:spacing w:before="0" w:after="40" w:line="264" w:lineRule="auto"/>
+      </w:pPr>
+      <w:r>
+        <w:rPr>
+          <w:rFonts w:ascii="Times New Roman" w:hAnsi="Times New Roman" w:eastAsia="宋体"/>
+          <w:b/>
+          <w:color w:val="000000"/>
           <w:sz w:val="21"/>
-        </w:rPr>
-        <w:t>订正：____________________________________________________________</w:t>
+          <w:u w:val="none"/>
+        </w:rPr>
+        <w:t>1.</w:t>
+      </w:r>
+      <w:r>
+        <w:rPr>
+          <w:rFonts w:ascii="Times New Roman" w:hAnsi="Times New Roman" w:eastAsia="宋体"/>
+          <w:b w:val="0"/>
+          <w:color w:val="000000"/>
+          <w:sz w:val="21"/>
+          <w:u w:val="none"/>
+        </w:rPr>
+        <w:t xml:space="preserve"> ________</w:t>
       </w:r>
     </w:p>
     <w:p>
       <w:pPr>
-        <w:spacing w:after="80"/>
-      </w:pPr>
-      <w:r>
-        <w:rPr>
-          <w:rFonts w:ascii="等线" w:hAnsi="等线"/>
-          <w:sz w:val="21"/>
-        </w:rPr>
-        <w:t>心得：____________________________________________________________</w:t>
+        <w:keepNext/>
+        <w:keepLines/>
+        <w:widowControl/>
+        <w:spacing w:before="0" w:after="20" w:line="264" w:lineRule="auto"/>
+      </w:pPr>
+      <w:r>
+        <w:rPr>
+          <w:rFonts w:ascii="Times New Roman" w:hAnsi="Times New Roman" w:eastAsia="宋体"/>
+          <w:b/>
+          <w:color w:val="000000"/>
+          <w:sz w:val="20"/>
+          <w:u w:val="none"/>
+        </w:rPr>
+        <w:t>朵朵原答案：</w:t>
+      </w:r>
+      <w:r>
+        <w:rPr>
+          <w:rFonts w:ascii="Times New Roman" w:hAnsi="Times New Roman" w:eastAsia="宋体"/>
+          <w:b w:val="0"/>
+          <w:color w:val="000000"/>
+          <w:sz w:val="20"/>
+          <w:u w:val="none"/>
+        </w:rPr>
+        <w:t xml:space="preserve"> insteresting</w:t>
       </w:r>
     </w:p>
     <w:p>
       <w:pPr>
-        <w:spacing w:after="80"/>
-      </w:pPr>
-      <w:r>
-        <w:rPr>
-          <w:rFonts w:ascii="等线" w:hAnsi="等线"/>
-          <w:sz w:val="21"/>
-        </w:rPr>
-        <w:t>____________________________________________________________</w:t>
+        <w:keepNext/>
+        <w:keepLines/>
+        <w:widowControl/>
+        <w:tabs>
+          <w:tab w:pos="7200" w:val="left"/>
+        </w:tabs>
+        <w:spacing w:before="0" w:after="20" w:line="380" w:lineRule="exact"/>
+      </w:pPr>
+      <w:r>
+        <w:rPr>
+          <w:rFonts w:ascii="Times New Roman" w:hAnsi="Times New Roman" w:eastAsia="宋体"/>
+          <w:b w:val="0"/>
+          <w:color w:val="000000"/>
+          <w:sz w:val="20"/>
+          <w:u w:val="none"/>
+        </w:rPr>
+        <w:t>订正：</w:t>
+      </w:r>
+      <w:r>
+        <w:rPr>
+          <w:rFonts w:ascii="Times New Roman" w:hAnsi="Times New Roman" w:eastAsia="宋体"/>
+          <w:b w:val="0"/>
+          <w:color w:val="000000"/>
+          <w:sz w:val="20"/>
+          <w:u w:val="single"/>
+        </w:rPr>
+        <w:tab/>
       </w:r>
     </w:p>
     <w:p>
       <w:pPr>
-        <w:spacing w:after="80"/>
-      </w:pPr>
+        <w:keepNext w:val="0"/>
+        <w:keepLines/>
+        <w:widowControl/>
+        <w:tabs>
+          <w:tab w:pos="7200" w:val="left"/>
+        </w:tabs>
+        <w:spacing w:before="0" w:after="80" w:line="380" w:lineRule="exact"/>
+      </w:pPr>
+      <w:r>
+        <w:rPr>
+          <w:rFonts w:ascii="Times New Roman" w:hAnsi="Times New Roman" w:eastAsia="宋体"/>
+          <w:b w:val="0"/>
+          <w:color w:val="000000"/>
+          <w:sz w:val="20"/>
+          <w:u w:val="none"/>
+        </w:rPr>
+        <w:t>心得：</w:t>
+      </w:r>
+      <w:r>
+        <w:rPr>
+          <w:rFonts w:ascii="Times New Roman" w:hAnsi="Times New Roman" w:eastAsia="宋体"/>
+          <w:b w:val="0"/>
+          <w:color w:val="000000"/>
+          <w:sz w:val="20"/>
+          <w:u w:val="single"/>
+        </w:rPr>
+        <w:tab/>
+      </w:r>
     </w:p>
     <w:p>
       <w:pPr>
         <w:keepNext/>
-        <w:spacing w:after="80"/>
-      </w:pPr>
-      <w:r>
-        <w:rPr>
-          <w:rFonts w:ascii="等线" w:hAnsi="等线"/>
+        <w:keepLines/>
+        <w:widowControl/>
+        <w:spacing w:before="0" w:after="40" w:line="264" w:lineRule="auto"/>
+      </w:pPr>
+      <w:r>
+        <w:rPr>
+          <w:rFonts w:ascii="Times New Roman" w:hAnsi="Times New Roman" w:eastAsia="宋体"/>
           <w:b/>
-          <w:sz w:val="24"/>
-        </w:rPr>
-        <w:t>第23题</w:t>
+          <w:color w:val="000000"/>
+          <w:sz w:val="21"/>
+          <w:u w:val="none"/>
+        </w:rPr>
+        <w:t>2.</w:t>
+      </w:r>
+      <w:r>
+        <w:rPr>
+          <w:rFonts w:ascii="Times New Roman" w:hAnsi="Times New Roman" w:eastAsia="宋体"/>
+          <w:b w:val="0"/>
+          <w:color w:val="000000"/>
+          <w:sz w:val="21"/>
+          <w:u w:val="none"/>
+        </w:rPr>
+        <w:t xml:space="preserve"> ________</w:t>
       </w:r>
     </w:p>
     <w:p>
       <w:pPr>
         <w:keepNext/>
-        <w:spacing w:after="80"/>
-      </w:pPr>
-      <w:r>
-        <w:rPr>
-          <w:rFonts w:ascii="等线" w:hAnsi="等线"/>
-          <w:sz w:val="21"/>
-        </w:rPr>
-        <w:t>2.（　）</w:t>
-        <w:br/>
-        <w:t>A. put</w:t>
-        <w:br/>
-        <w:t>B. study</w:t>
-        <w:br/>
-        <w:t>C. pick</w:t>
-        <w:br/>
-        <w:t>D. find</w:t>
+        <w:keepLines/>
+        <w:widowControl/>
+        <w:tabs>
+          <w:tab w:pos="7200" w:val="left"/>
+        </w:tabs>
+        <w:spacing w:before="0" w:after="20" w:line="380" w:lineRule="exact"/>
+      </w:pPr>
+      <w:r>
+        <w:rPr>
+          <w:rFonts w:ascii="Times New Roman" w:hAnsi="Times New Roman" w:eastAsia="宋体"/>
+          <w:b w:val="0"/>
+          <w:color w:val="000000"/>
+          <w:sz w:val="20"/>
+          <w:u w:val="none"/>
+        </w:rPr>
+        <w:t>订正：</w:t>
+      </w:r>
+      <w:r>
+        <w:rPr>
+          <w:rFonts w:ascii="Times New Roman" w:hAnsi="Times New Roman" w:eastAsia="宋体"/>
+          <w:b w:val="0"/>
+          <w:color w:val="000000"/>
+          <w:sz w:val="20"/>
+          <w:u w:val="single"/>
+        </w:rPr>
+        <w:tab/>
       </w:r>
     </w:p>
     <w:p>
       <w:pPr>
-        <w:spacing w:after="80"/>
-      </w:pPr>
-      <w:r>
-        <w:rPr>
-          <w:rFonts w:ascii="等线" w:hAnsi="等线"/>
-          <w:sz w:val="21"/>
-        </w:rPr>
-        <w:t>朵朵原答案：D. find</w:t>
+        <w:keepNext w:val="0"/>
+        <w:keepLines/>
+        <w:widowControl/>
+        <w:tabs>
+          <w:tab w:pos="7200" w:val="left"/>
+        </w:tabs>
+        <w:spacing w:before="0" w:after="80" w:line="380" w:lineRule="exact"/>
+      </w:pPr>
+      <w:r>
+        <w:rPr>
+          <w:rFonts w:ascii="Times New Roman" w:hAnsi="Times New Roman" w:eastAsia="宋体"/>
+          <w:b w:val="0"/>
+          <w:color w:val="000000"/>
+          <w:sz w:val="20"/>
+          <w:u w:val="none"/>
+        </w:rPr>
+        <w:t>心得：</w:t>
+      </w:r>
+      <w:r>
+        <w:rPr>
+          <w:rFonts w:ascii="Times New Roman" w:hAnsi="Times New Roman" w:eastAsia="宋体"/>
+          <w:b w:val="0"/>
+          <w:color w:val="000000"/>
+          <w:sz w:val="20"/>
+          <w:u w:val="single"/>
+        </w:rPr>
+        <w:tab/>
       </w:r>
     </w:p>
     <w:p>
       <w:pPr>
-        <w:spacing w:after="80"/>
-      </w:pPr>
-      <w:r>
-        <w:rPr>
-          <w:rFonts w:ascii="等线" w:hAnsi="等线"/>
+        <w:keepNext/>
+        <w:keepLines/>
+        <w:widowControl/>
+        <w:spacing w:before="0" w:after="40" w:line="264" w:lineRule="auto"/>
+      </w:pPr>
+      <w:r>
+        <w:rPr>
+          <w:rFonts w:ascii="Times New Roman" w:hAnsi="Times New Roman" w:eastAsia="宋体"/>
+          <w:b/>
+          <w:color w:val="000000"/>
           <w:sz w:val="21"/>
-        </w:rPr>
-        <w:t>订正：____________________________________________________________</w:t>
+          <w:u w:val="none"/>
+        </w:rPr>
+        <w:t>3.</w:t>
+      </w:r>
+      <w:r>
+        <w:rPr>
+          <w:rFonts w:ascii="Times New Roman" w:hAnsi="Times New Roman" w:eastAsia="宋体"/>
+          <w:b w:val="0"/>
+          <w:color w:val="000000"/>
+          <w:sz w:val="21"/>
+          <w:u w:val="none"/>
+        </w:rPr>
+        <w:t xml:space="preserve"> ________</w:t>
       </w:r>
     </w:p>
     <w:p>
       <w:pPr>
-        <w:spacing w:after="80"/>
-      </w:pPr>
-      <w:r>
-        <w:rPr>
-          <w:rFonts w:ascii="等线" w:hAnsi="等线"/>
-          <w:sz w:val="21"/>
-        </w:rPr>
-        <w:t>心得：____________________________________________________________</w:t>
+        <w:keepNext/>
+        <w:keepLines/>
+        <w:widowControl/>
+        <w:tabs>
+          <w:tab w:pos="7200" w:val="left"/>
+        </w:tabs>
+        <w:spacing w:before="0" w:after="20" w:line="380" w:lineRule="exact"/>
+      </w:pPr>
+      <w:r>
+        <w:rPr>
+          <w:rFonts w:ascii="Times New Roman" w:hAnsi="Times New Roman" w:eastAsia="宋体"/>
+          <w:b w:val="0"/>
+          <w:color w:val="000000"/>
+          <w:sz w:val="20"/>
+          <w:u w:val="none"/>
+        </w:rPr>
+        <w:t>订正：</w:t>
+      </w:r>
+      <w:r>
+        <w:rPr>
+          <w:rFonts w:ascii="Times New Roman" w:hAnsi="Times New Roman" w:eastAsia="宋体"/>
+          <w:b w:val="0"/>
+          <w:color w:val="000000"/>
+          <w:sz w:val="20"/>
+          <w:u w:val="single"/>
+        </w:rPr>
+        <w:tab/>
       </w:r>
     </w:p>
     <w:p>
       <w:pPr>
-        <w:spacing w:after="80"/>
-      </w:pPr>
-      <w:r>
-        <w:rPr>
-          <w:rFonts w:ascii="等线" w:hAnsi="等线"/>
-          <w:sz w:val="21"/>
-        </w:rPr>
-        <w:t>____________________________________________________________</w:t>
+        <w:keepNext w:val="0"/>
+        <w:keepLines/>
+        <w:widowControl/>
+        <w:tabs>
+          <w:tab w:pos="7200" w:val="left"/>
+        </w:tabs>
+        <w:spacing w:before="0" w:after="80" w:line="380" w:lineRule="exact"/>
+      </w:pPr>
+      <w:r>
+        <w:rPr>
+          <w:rFonts w:ascii="Times New Roman" w:hAnsi="Times New Roman" w:eastAsia="宋体"/>
+          <w:b w:val="0"/>
+          <w:color w:val="000000"/>
+          <w:sz w:val="20"/>
+          <w:u w:val="none"/>
+        </w:rPr>
+        <w:t>心得：</w:t>
+      </w:r>
+      <w:r>
+        <w:rPr>
+          <w:rFonts w:ascii="Times New Roman" w:hAnsi="Times New Roman" w:eastAsia="宋体"/>
+          <w:b w:val="0"/>
+          <w:color w:val="000000"/>
+          <w:sz w:val="20"/>
+          <w:u w:val="single"/>
+        </w:rPr>
+        <w:tab/>
       </w:r>
     </w:p>
     <w:p>
       <w:pPr>
-        <w:spacing w:after="80"/>
-      </w:pPr>
+        <w:keepNext/>
+        <w:keepLines/>
+        <w:widowControl/>
+        <w:spacing w:before="0" w:after="40" w:line="264" w:lineRule="auto"/>
+      </w:pPr>
+      <w:r>
+        <w:rPr>
+          <w:rFonts w:ascii="Times New Roman" w:hAnsi="Times New Roman" w:eastAsia="宋体"/>
+          <w:b/>
+          <w:color w:val="000000"/>
+          <w:sz w:val="21"/>
+          <w:u w:val="none"/>
+        </w:rPr>
+        <w:t>4.</w:t>
+      </w:r>
+      <w:r>
+        <w:rPr>
+          <w:rFonts w:ascii="Times New Roman" w:hAnsi="Times New Roman" w:eastAsia="宋体"/>
+          <w:b w:val="0"/>
+          <w:color w:val="000000"/>
+          <w:sz w:val="21"/>
+          <w:u w:val="none"/>
+        </w:rPr>
+        <w:t xml:space="preserve"> ________</w:t>
+      </w:r>
     </w:p>
     <w:p>
       <w:pPr>
         <w:keepNext/>
-        <w:spacing w:after="80"/>
-      </w:pPr>
-      <w:r>
-        <w:rPr>
-          <w:rFonts w:ascii="等线" w:hAnsi="等线"/>
+        <w:keepLines/>
+        <w:widowControl/>
+        <w:spacing w:before="0" w:after="20" w:line="264" w:lineRule="auto"/>
+      </w:pPr>
+      <w:r>
+        <w:rPr>
+          <w:rFonts w:ascii="Times New Roman" w:hAnsi="Times New Roman" w:eastAsia="宋体"/>
           <w:b/>
-          <w:sz w:val="24"/>
-        </w:rPr>
-        <w:t>第24题</w:t>
+          <w:color w:val="000000"/>
+          <w:sz w:val="20"/>
+          <w:u w:val="none"/>
+        </w:rPr>
+        <w:t>朵朵原答案：</w:t>
+      </w:r>
+      <w:r>
+        <w:rPr>
+          <w:rFonts w:ascii="Times New Roman" w:hAnsi="Times New Roman" w:eastAsia="宋体"/>
+          <w:b w:val="0"/>
+          <w:color w:val="000000"/>
+          <w:sz w:val="20"/>
+          <w:u w:val="none"/>
+        </w:rPr>
+        <w:t xml:space="preserve"> have</w:t>
       </w:r>
     </w:p>
     <w:p>
       <w:pPr>
         <w:keepNext/>
-        <w:spacing w:after="80"/>
-      </w:pPr>
-      <w:r>
-        <w:rPr>
-          <w:rFonts w:ascii="等线" w:hAnsi="等线"/>
-          <w:sz w:val="21"/>
-        </w:rPr>
-        <w:t>4.（　）</w:t>
-        <w:br/>
-        <w:t>A. sell</w:t>
-        <w:br/>
-        <w:t>B. reuse</w:t>
-        <w:br/>
-        <w:t>C. make</w:t>
-        <w:br/>
-        <w:t>D. need</w:t>
+        <w:keepLines/>
+        <w:widowControl/>
+        <w:tabs>
+          <w:tab w:pos="7200" w:val="left"/>
+        </w:tabs>
+        <w:spacing w:before="0" w:after="20" w:line="380" w:lineRule="exact"/>
+      </w:pPr>
+      <w:r>
+        <w:rPr>
+          <w:rFonts w:ascii="Times New Roman" w:hAnsi="Times New Roman" w:eastAsia="宋体"/>
+          <w:b w:val="0"/>
+          <w:color w:val="000000"/>
+          <w:sz w:val="20"/>
+          <w:u w:val="none"/>
+        </w:rPr>
+        <w:t>订正：</w:t>
+      </w:r>
+      <w:r>
+        <w:rPr>
+          <w:rFonts w:ascii="Times New Roman" w:hAnsi="Times New Roman" w:eastAsia="宋体"/>
+          <w:b w:val="0"/>
+          <w:color w:val="000000"/>
+          <w:sz w:val="20"/>
+          <w:u w:val="single"/>
+        </w:rPr>
+        <w:tab/>
       </w:r>
     </w:p>
     <w:p>
       <w:pPr>
-        <w:spacing w:after="80"/>
-      </w:pPr>
-      <w:r>
-        <w:rPr>
-          <w:rFonts w:ascii="等线" w:hAnsi="等线"/>
-          <w:sz w:val="21"/>
-        </w:rPr>
-        <w:t>朵朵原答案：C. make</w:t>
+        <w:keepNext w:val="0"/>
+        <w:keepLines/>
+        <w:widowControl/>
+        <w:tabs>
+          <w:tab w:pos="7200" w:val="left"/>
+        </w:tabs>
+        <w:spacing w:before="0" w:after="80" w:line="380" w:lineRule="exact"/>
+      </w:pPr>
+      <w:r>
+        <w:rPr>
+          <w:rFonts w:ascii="Times New Roman" w:hAnsi="Times New Roman" w:eastAsia="宋体"/>
+          <w:b w:val="0"/>
+          <w:color w:val="000000"/>
+          <w:sz w:val="20"/>
+          <w:u w:val="none"/>
+        </w:rPr>
+        <w:t>心得：</w:t>
+      </w:r>
+      <w:r>
+        <w:rPr>
+          <w:rFonts w:ascii="Times New Roman" w:hAnsi="Times New Roman" w:eastAsia="宋体"/>
+          <w:b w:val="0"/>
+          <w:color w:val="000000"/>
+          <w:sz w:val="20"/>
+          <w:u w:val="single"/>
+        </w:rPr>
+        <w:tab/>
       </w:r>
     </w:p>
     <w:p>
       <w:pPr>
-        <w:spacing w:after="80"/>
-      </w:pPr>
-      <w:r>
-        <w:rPr>
-          <w:rFonts w:ascii="等线" w:hAnsi="等线"/>
+        <w:keepNext/>
+        <w:keepLines/>
+        <w:widowControl/>
+        <w:spacing w:before="0" w:after="40" w:line="264" w:lineRule="auto"/>
+      </w:pPr>
+      <w:r>
+        <w:rPr>
+          <w:rFonts w:ascii="Times New Roman" w:hAnsi="Times New Roman" w:eastAsia="宋体"/>
+          <w:b/>
+          <w:color w:val="000000"/>
           <w:sz w:val="21"/>
-        </w:rPr>
-        <w:t>订正：____________________________________________________________</w:t>
+          <w:u w:val="none"/>
+        </w:rPr>
+        <w:t>5.</w:t>
+      </w:r>
+      <w:r>
+        <w:rPr>
+          <w:rFonts w:ascii="Times New Roman" w:hAnsi="Times New Roman" w:eastAsia="宋体"/>
+          <w:b w:val="0"/>
+          <w:color w:val="000000"/>
+          <w:sz w:val="21"/>
+          <w:u w:val="none"/>
+        </w:rPr>
+        <w:t xml:space="preserve"> ________</w:t>
       </w:r>
     </w:p>
     <w:p>
       <w:pPr>
-        <w:spacing w:after="80"/>
-      </w:pPr>
-      <w:r>
-        <w:rPr>
-          <w:rFonts w:ascii="等线" w:hAnsi="等线"/>
-          <w:sz w:val="21"/>
-        </w:rPr>
-        <w:t>心得：____________________________________________________________</w:t>
+        <w:keepNext/>
+        <w:keepLines/>
+        <w:widowControl/>
+        <w:tabs>
+          <w:tab w:pos="7200" w:val="left"/>
+        </w:tabs>
+        <w:spacing w:before="0" w:after="20" w:line="380" w:lineRule="exact"/>
+      </w:pPr>
+      <w:r>
+        <w:rPr>
+          <w:rFonts w:ascii="Times New Roman" w:hAnsi="Times New Roman" w:eastAsia="宋体"/>
+          <w:b w:val="0"/>
+          <w:color w:val="000000"/>
+          <w:sz w:val="20"/>
+          <w:u w:val="none"/>
+        </w:rPr>
+        <w:t>订正：</w:t>
+      </w:r>
+      <w:r>
+        <w:rPr>
+          <w:rFonts w:ascii="Times New Roman" w:hAnsi="Times New Roman" w:eastAsia="宋体"/>
+          <w:b w:val="0"/>
+          <w:color w:val="000000"/>
+          <w:sz w:val="20"/>
+          <w:u w:val="single"/>
+        </w:rPr>
+        <w:tab/>
       </w:r>
     </w:p>
     <w:p>
       <w:pPr>
-        <w:spacing w:after="80"/>
-      </w:pPr>
-      <w:r>
-        <w:rPr>
-          <w:rFonts w:ascii="等线" w:hAnsi="等线"/>
-          <w:sz w:val="21"/>
-        </w:rPr>
-        <w:t>____________________________________________________________</w:t>
+        <w:keepNext w:val="0"/>
+        <w:keepLines/>
+        <w:widowControl/>
+        <w:tabs>
+          <w:tab w:pos="7200" w:val="left"/>
+        </w:tabs>
+        <w:spacing w:before="0" w:after="80" w:line="380" w:lineRule="exact"/>
+      </w:pPr>
+      <w:r>
+        <w:rPr>
+          <w:rFonts w:ascii="Times New Roman" w:hAnsi="Times New Roman" w:eastAsia="宋体"/>
+          <w:b w:val="0"/>
+          <w:color w:val="000000"/>
+          <w:sz w:val="20"/>
+          <w:u w:val="none"/>
+        </w:rPr>
+        <w:t>心得：</w:t>
+      </w:r>
+      <w:r>
+        <w:rPr>
+          <w:rFonts w:ascii="Times New Roman" w:hAnsi="Times New Roman" w:eastAsia="宋体"/>
+          <w:b w:val="0"/>
+          <w:color w:val="000000"/>
+          <w:sz w:val="20"/>
+          <w:u w:val="single"/>
+        </w:rPr>
+        <w:tab/>
       </w:r>
     </w:p>
     <w:p>
       <w:pPr>
-        <w:spacing w:after="80"/>
-      </w:pPr>
+        <w:keepNext/>
+        <w:keepLines/>
+        <w:widowControl/>
+        <w:spacing w:before="100" w:after="40" w:line="264" w:lineRule="auto"/>
+      </w:pPr>
+      <w:r>
+        <w:rPr>
+          <w:rFonts w:ascii="Times New Roman" w:hAnsi="Times New Roman" w:eastAsia="宋体"/>
+          <w:b/>
+          <w:color w:val="000000"/>
+          <w:sz w:val="24"/>
+          <w:u w:val="none"/>
+        </w:rPr>
+        <w:t>★ 能力提升</w:t>
+      </w:r>
     </w:p>
     <w:p>
       <w:pPr>
         <w:keepNext/>
-        <w:spacing w:after="80"/>
-      </w:pPr>
-      <w:r>
-        <w:rPr>
-          <w:rFonts w:ascii="等线" w:hAnsi="等线"/>
+        <w:keepLines/>
+        <w:widowControl/>
+        <w:spacing w:before="80" w:after="80" w:line="264" w:lineRule="auto"/>
+      </w:pPr>
+      <w:r>
+        <w:rPr>
+          <w:rFonts w:ascii="Times New Roman" w:hAnsi="Times New Roman" w:eastAsia="宋体"/>
           <w:b/>
-          <w:sz w:val="24"/>
-        </w:rPr>
-        <w:t>第25题</w:t>
+          <w:color w:val="000000"/>
+          <w:sz w:val="22"/>
+          <w:u w:val="none"/>
+        </w:rPr>
+        <w:t>阅读训练 C</w:t>
       </w:r>
     </w:p>
     <w:p>
       <w:pPr>
         <w:keepNext/>
-        <w:spacing w:after="80"/>
-      </w:pPr>
-      <w:r>
-        <w:rPr>
-          <w:rFonts w:ascii="等线" w:hAnsi="等线"/>
+        <w:keepLines/>
+        <w:widowControl/>
+        <w:spacing w:before="0" w:after="60" w:line="264" w:lineRule="auto"/>
+      </w:pPr>
+      <w:r>
+        <w:rPr>
+          <w:rFonts w:ascii="Times New Roman" w:hAnsi="Times New Roman" w:eastAsia="宋体"/>
+          <w:b/>
+          <w:color w:val="000000"/>
           <w:sz w:val="21"/>
-        </w:rPr>
-        <w:t>5.（　）</w:t>
-        <w:br/>
-        <w:t>A. break</w:t>
-        <w:br/>
-        <w:t>B. mean</w:t>
-        <w:br/>
-        <w:t>C. keep</w:t>
-        <w:br/>
-        <w:t>D. discuss</w:t>
+          <w:u w:val="none"/>
+        </w:rPr>
+        <w:t>Answer the questions.</w:t>
       </w:r>
     </w:p>
     <w:p>
       <w:pPr>
-        <w:spacing w:after="80"/>
-      </w:pPr>
-      <w:r>
-        <w:rPr>
-          <w:rFonts w:ascii="等线" w:hAnsi="等线"/>
+        <w:keepNext w:val="0"/>
+        <w:keepLines w:val="0"/>
+        <w:widowControl/>
+        <w:spacing w:before="0" w:after="60" w:line="264" w:lineRule="auto"/>
+      </w:pPr>
+      <w:r>
+        <w:rPr>
+          <w:rFonts w:ascii="Times New Roman" w:hAnsi="Times New Roman" w:eastAsia="宋体"/>
+          <w:b w:val="0"/>
+          <w:color w:val="000000"/>
           <w:sz w:val="21"/>
-        </w:rPr>
-        <w:t>朵朵原答案：B. mean</w:t>
+          <w:u w:val="none"/>
+        </w:rPr>
+        <w:t>Cars can bring us lots of fun and convenience（便利）, but they could also bring us much danger. So we have to be very careful whether（无论）we drive them or get a ride in them.</w:t>
       </w:r>
     </w:p>
     <w:p>
       <w:pPr>
-        <w:spacing w:after="80"/>
-      </w:pPr>
-      <w:r>
-        <w:rPr>
-          <w:rFonts w:ascii="等线" w:hAnsi="等线"/>
+        <w:keepNext w:val="0"/>
+        <w:keepLines w:val="0"/>
+        <w:widowControl/>
+        <w:spacing w:before="0" w:after="60" w:line="264" w:lineRule="auto"/>
+      </w:pPr>
+      <w:r>
+        <w:rPr>
+          <w:rFonts w:ascii="Times New Roman" w:hAnsi="Times New Roman" w:eastAsia="宋体"/>
+          <w:b w:val="0"/>
+          <w:color w:val="000000"/>
           <w:sz w:val="21"/>
-        </w:rPr>
-        <w:t>订正：____________________________________________________________</w:t>
+          <w:u w:val="none"/>
+        </w:rPr>
+        <w:t>It's always a good idea to put on your seat belt when you're in a car. Why? Think about this example: You put an egg on a skateboard and give it a push. If the skateboard hits（撞击）a stone or another skateboard hits it, it will stop, but the egg won't—it will fly through the air, fall down onto the ground and break. Again, think about what would happen if you tie（系）the egg to the skateboard. When the skateboard hits a stone or another skateboard hits it, the egg won't go flying—it will stay safely on the skateboard. Now you must know how important it is to put on your seat belt when you're in a car.</w:t>
       </w:r>
     </w:p>
     <w:p>
       <w:pPr>
-        <w:spacing w:after="80"/>
-      </w:pPr>
-      <w:r>
-        <w:rPr>
-          <w:rFonts w:ascii="等线" w:hAnsi="等线"/>
+        <w:keepNext w:val="0"/>
+        <w:keepLines w:val="0"/>
+        <w:widowControl/>
+        <w:spacing w:before="0" w:after="60" w:line="264" w:lineRule="auto"/>
+      </w:pPr>
+      <w:r>
+        <w:rPr>
+          <w:rFonts w:ascii="Times New Roman" w:hAnsi="Times New Roman" w:eastAsia="宋体"/>
+          <w:b w:val="0"/>
+          <w:color w:val="000000"/>
           <w:sz w:val="21"/>
-        </w:rPr>
-        <w:t>心得：____________________________________________________________</w:t>
+          <w:u w:val="none"/>
+        </w:rPr>
+        <w:t>Air bags are also very important to the safety because sometimes a seat belt isn't enough, especially when the car goes really fast. So most cars now have air bags in front of and next to the seats. When the car hits something at a fast speed, its air bags will come out quickly—in less than one second—to keep the people inside safe.</w:t>
       </w:r>
     </w:p>
     <w:p>
       <w:pPr>
-        <w:spacing w:after="80"/>
-      </w:pPr>
-      <w:r>
-        <w:rPr>
-          <w:rFonts w:ascii="等线" w:hAnsi="等线"/>
+        <w:keepNext/>
+        <w:keepLines/>
+        <w:widowControl/>
+        <w:spacing w:before="0" w:after="40" w:line="264" w:lineRule="auto"/>
+      </w:pPr>
+      <w:r>
+        <w:rPr>
+          <w:rFonts w:ascii="Times New Roman" w:hAnsi="Times New Roman" w:eastAsia="宋体"/>
+          <w:b/>
+          <w:color w:val="000000"/>
           <w:sz w:val="21"/>
-        </w:rPr>
-        <w:t>____________________________________________________________</w:t>
+          <w:u w:val="none"/>
+        </w:rPr>
+        <w:t>1.</w:t>
+      </w:r>
+      <w:r>
+        <w:rPr>
+          <w:rFonts w:ascii="Times New Roman" w:hAnsi="Times New Roman" w:eastAsia="宋体"/>
+          <w:b w:val="0"/>
+          <w:color w:val="000000"/>
+          <w:sz w:val="21"/>
+          <w:u w:val="none"/>
+        </w:rPr>
+        <w:t xml:space="preserve"> Could cars bring us much danger?</w:t>
       </w:r>
     </w:p>
     <w:p>
       <w:pPr>
-        <w:spacing w:after="80"/>
-      </w:pPr>
+        <w:keepNext/>
+        <w:keepLines/>
+        <w:widowControl/>
+        <w:spacing w:before="0" w:after="20" w:line="264" w:lineRule="auto"/>
+      </w:pPr>
+      <w:r>
+        <w:rPr>
+          <w:rFonts w:ascii="Times New Roman" w:hAnsi="Times New Roman" w:eastAsia="宋体"/>
+          <w:b/>
+          <w:color w:val="000000"/>
+          <w:sz w:val="20"/>
+          <w:u w:val="none"/>
+        </w:rPr>
+        <w:t>朵朵原答案：</w:t>
+      </w:r>
+      <w:r>
+        <w:rPr>
+          <w:rFonts w:ascii="Times New Roman" w:hAnsi="Times New Roman" w:eastAsia="宋体"/>
+          <w:b w:val="0"/>
+          <w:color w:val="000000"/>
+          <w:sz w:val="20"/>
+          <w:u w:val="none"/>
+        </w:rPr>
+        <w:t xml:space="preserve"> They could also bring……we have to be very careful whether we drive them or get a ride in them.</w:t>
+      </w:r>
     </w:p>
     <w:p>
       <w:pPr>
         <w:keepNext/>
-        <w:spacing w:after="80"/>
-      </w:pPr>
-      <w:r>
-        <w:rPr>
-          <w:rFonts w:ascii="等线" w:hAnsi="等线"/>
-          <w:b/>
-          <w:sz w:val="24"/>
-        </w:rPr>
-        <w:t>第26题</w:t>
+        <w:keepLines/>
+        <w:widowControl/>
+        <w:tabs>
+          <w:tab w:pos="7200" w:val="left"/>
+        </w:tabs>
+        <w:spacing w:before="0" w:after="20" w:line="380" w:lineRule="exact"/>
+      </w:pPr>
+      <w:r>
+        <w:rPr>
+          <w:rFonts w:ascii="Times New Roman" w:hAnsi="Times New Roman" w:eastAsia="宋体"/>
+          <w:b w:val="0"/>
+          <w:color w:val="000000"/>
+          <w:sz w:val="20"/>
+          <w:u w:val="none"/>
+        </w:rPr>
+        <w:t>订正：</w:t>
+      </w:r>
+      <w:r>
+        <w:rPr>
+          <w:rFonts w:ascii="Times New Roman" w:hAnsi="Times New Roman" w:eastAsia="宋体"/>
+          <w:b w:val="0"/>
+          <w:color w:val="000000"/>
+          <w:sz w:val="20"/>
+          <w:u w:val="single"/>
+        </w:rPr>
+        <w:tab/>
       </w:r>
     </w:p>
     <w:p>
       <w:pPr>
         <w:keepNext/>
-        <w:spacing w:after="80"/>
-      </w:pPr>
-      <w:r>
-        <w:rPr>
-          <w:rFonts w:ascii="等线" w:hAnsi="等线"/>
-          <w:sz w:val="21"/>
-        </w:rPr>
-        <w:t>1. ＿＿＿＿＿＿＿＿</w:t>
+        <w:keepLines/>
+        <w:widowControl/>
+        <w:tabs>
+          <w:tab w:pos="7200" w:val="left"/>
+        </w:tabs>
+        <w:spacing w:before="0" w:after="20" w:line="380" w:lineRule="exact"/>
+      </w:pPr>
+      <w:r>
+        <w:rPr>
+          <w:rFonts w:ascii="Times New Roman" w:hAnsi="Times New Roman" w:eastAsia="宋体"/>
+          <w:b w:val="0"/>
+          <w:color w:val="000000"/>
+          <w:sz w:val="20"/>
+          <w:u w:val="single"/>
+        </w:rPr>
+        <w:tab/>
       </w:r>
     </w:p>
     <w:p>
       <w:pPr>
-        <w:spacing w:after="80"/>
-      </w:pPr>
-      <w:r>
-        <w:rPr>
-          <w:rFonts w:ascii="等线" w:hAnsi="等线"/>
-          <w:sz w:val="21"/>
-        </w:rPr>
-        <w:t>朵朵原答案：insteresting</w:t>
+        <w:keepNext w:val="0"/>
+        <w:keepLines/>
+        <w:widowControl/>
+        <w:tabs>
+          <w:tab w:pos="7200" w:val="left"/>
+        </w:tabs>
+        <w:spacing w:before="0" w:after="80" w:line="380" w:lineRule="exact"/>
+      </w:pPr>
+      <w:r>
+        <w:rPr>
+          <w:rFonts w:ascii="Times New Roman" w:hAnsi="Times New Roman" w:eastAsia="宋体"/>
+          <w:b w:val="0"/>
+          <w:color w:val="000000"/>
+          <w:sz w:val="20"/>
+          <w:u w:val="none"/>
+        </w:rPr>
+        <w:t>心得：</w:t>
+      </w:r>
+      <w:r>
+        <w:rPr>
+          <w:rFonts w:ascii="Times New Roman" w:hAnsi="Times New Roman" w:eastAsia="宋体"/>
+          <w:b w:val="0"/>
+          <w:color w:val="000000"/>
+          <w:sz w:val="20"/>
+          <w:u w:val="single"/>
+        </w:rPr>
+        <w:tab/>
       </w:r>
     </w:p>
     <w:p>
       <w:pPr>
-        <w:spacing w:after="80"/>
-      </w:pPr>
-      <w:r>
-        <w:rPr>
-          <w:rFonts w:ascii="等线" w:hAnsi="等线"/>
+        <w:keepNext/>
+        <w:keepLines/>
+        <w:widowControl/>
+        <w:spacing w:before="0" w:after="40" w:line="264" w:lineRule="auto"/>
+      </w:pPr>
+      <w:r>
+        <w:rPr>
+          <w:rFonts w:ascii="Times New Roman" w:hAnsi="Times New Roman" w:eastAsia="宋体"/>
+          <w:b/>
+          <w:color w:val="000000"/>
           <w:sz w:val="21"/>
-        </w:rPr>
-        <w:t>订正：____________________________________________________________</w:t>
+          <w:u w:val="none"/>
+        </w:rPr>
+        <w:t>2.</w:t>
+      </w:r>
+      <w:r>
+        <w:rPr>
+          <w:rFonts w:ascii="Times New Roman" w:hAnsi="Times New Roman" w:eastAsia="宋体"/>
+          <w:b w:val="0"/>
+          <w:color w:val="000000"/>
+          <w:sz w:val="21"/>
+          <w:u w:val="none"/>
+        </w:rPr>
+        <w:t xml:space="preserve"> What does the writer use as an example to show us how important it is to put on a seat belt in a car?</w:t>
       </w:r>
     </w:p>
     <w:p>
       <w:pPr>
-        <w:spacing w:after="80"/>
-      </w:pPr>
-      <w:r>
-        <w:rPr>
-          <w:rFonts w:ascii="等线" w:hAnsi="等线"/>
-          <w:sz w:val="21"/>
-        </w:rPr>
-        <w:t>心得：____________________________________________________________</w:t>
+        <w:keepNext/>
+        <w:keepLines/>
+        <w:widowControl/>
+        <w:spacing w:before="0" w:after="20" w:line="264" w:lineRule="auto"/>
+      </w:pPr>
+      <w:r>
+        <w:rPr>
+          <w:rFonts w:ascii="Times New Roman" w:hAnsi="Times New Roman" w:eastAsia="宋体"/>
+          <w:b/>
+          <w:color w:val="000000"/>
+          <w:sz w:val="20"/>
+          <w:u w:val="none"/>
+        </w:rPr>
+        <w:t>朵朵原答案：</w:t>
+      </w:r>
+      <w:r>
+        <w:rPr>
+          <w:rFonts w:ascii="Times New Roman" w:hAnsi="Times New Roman" w:eastAsia="宋体"/>
+          <w:b w:val="0"/>
+          <w:color w:val="000000"/>
+          <w:sz w:val="20"/>
+          <w:u w:val="none"/>
+        </w:rPr>
+        <w:t xml:space="preserve"> 空白</w:t>
       </w:r>
     </w:p>
     <w:p>
       <w:pPr>
-        <w:spacing w:after="80"/>
-      </w:pPr>
-      <w:r>
-        <w:rPr>
-          <w:rFonts w:ascii="等线" w:hAnsi="等线"/>
-          <w:sz w:val="21"/>
-        </w:rPr>
-        <w:t>____________________________________________________________</w:t>
+        <w:keepNext/>
+        <w:keepLines/>
+        <w:widowControl/>
+        <w:tabs>
+          <w:tab w:pos="7200" w:val="left"/>
+        </w:tabs>
+        <w:spacing w:before="0" w:after="20" w:line="380" w:lineRule="exact"/>
+      </w:pPr>
+      <w:r>
+        <w:rPr>
+          <w:rFonts w:ascii="Times New Roman" w:hAnsi="Times New Roman" w:eastAsia="宋体"/>
+          <w:b w:val="0"/>
+          <w:color w:val="000000"/>
+          <w:sz w:val="20"/>
+          <w:u w:val="none"/>
+        </w:rPr>
+        <w:t>订正：</w:t>
+      </w:r>
+      <w:r>
+        <w:rPr>
+          <w:rFonts w:ascii="Times New Roman" w:hAnsi="Times New Roman" w:eastAsia="宋体"/>
+          <w:b w:val="0"/>
+          <w:color w:val="000000"/>
+          <w:sz w:val="20"/>
+          <w:u w:val="single"/>
+        </w:rPr>
+        <w:tab/>
       </w:r>
     </w:p>
     <w:p>
       <w:pPr>
-        <w:spacing w:after="80"/>
-      </w:pPr>
+        <w:keepNext/>
+        <w:keepLines/>
+        <w:widowControl/>
+        <w:tabs>
+          <w:tab w:pos="7200" w:val="left"/>
+        </w:tabs>
+        <w:spacing w:before="0" w:after="20" w:line="380" w:lineRule="exact"/>
+      </w:pPr>
+      <w:r>
+        <w:rPr>
+          <w:rFonts w:ascii="Times New Roman" w:hAnsi="Times New Roman" w:eastAsia="宋体"/>
+          <w:b w:val="0"/>
+          <w:color w:val="000000"/>
+          <w:sz w:val="20"/>
+          <w:u w:val="single"/>
+        </w:rPr>
+        <w:tab/>
+      </w:r>
     </w:p>
     <w:p>
       <w:pPr>
-        <w:keepNext/>
-        <w:spacing w:after="80"/>
-      </w:pPr>
-      <w:r>
-        <w:rPr>
-          <w:rFonts w:ascii="等线" w:hAnsi="等线"/>
-          <w:b/>
-          <w:sz w:val="24"/>
-        </w:rPr>
-        <w:t>第27题</w:t>
+        <w:keepNext w:val="0"/>
+        <w:keepLines/>
+        <w:widowControl/>
+        <w:tabs>
+          <w:tab w:pos="7200" w:val="left"/>
+        </w:tabs>
+        <w:spacing w:before="0" w:after="80" w:line="380" w:lineRule="exact"/>
+      </w:pPr>
+      <w:r>
+        <w:rPr>
+          <w:rFonts w:ascii="Times New Roman" w:hAnsi="Times New Roman" w:eastAsia="宋体"/>
+          <w:b w:val="0"/>
+          <w:color w:val="000000"/>
+          <w:sz w:val="20"/>
+          <w:u w:val="none"/>
+        </w:rPr>
+        <w:t>心得：</w:t>
+      </w:r>
+      <w:r>
+        <w:rPr>
+          <w:rFonts w:ascii="Times New Roman" w:hAnsi="Times New Roman" w:eastAsia="宋体"/>
+          <w:b w:val="0"/>
+          <w:color w:val="000000"/>
+          <w:sz w:val="20"/>
+          <w:u w:val="single"/>
+        </w:rPr>
+        <w:tab/>
       </w:r>
     </w:p>
     <w:p>
       <w:pPr>
         <w:keepNext/>
-        <w:spacing w:after="80"/>
-      </w:pPr>
-      <w:r>
-        <w:rPr>
-          <w:rFonts w:ascii="等线" w:hAnsi="等线"/>
+        <w:keepLines/>
+        <w:widowControl/>
+        <w:spacing w:before="0" w:after="40" w:line="264" w:lineRule="auto"/>
+      </w:pPr>
+      <w:r>
+        <w:rPr>
+          <w:rFonts w:ascii="Times New Roman" w:hAnsi="Times New Roman" w:eastAsia="宋体"/>
+          <w:b/>
+          <w:color w:val="000000"/>
           <w:sz w:val="21"/>
-        </w:rPr>
-        <w:t>4. ＿＿＿＿＿＿＿＿</w:t>
+          <w:u w:val="none"/>
+        </w:rPr>
+        <w:t>3.</w:t>
+      </w:r>
+      <w:r>
+        <w:rPr>
+          <w:rFonts w:ascii="Times New Roman" w:hAnsi="Times New Roman" w:eastAsia="宋体"/>
+          <w:b w:val="0"/>
+          <w:color w:val="000000"/>
+          <w:sz w:val="21"/>
+          <w:u w:val="none"/>
+        </w:rPr>
+        <w:t xml:space="preserve"> Where do most cars now have their air bags?</w:t>
       </w:r>
     </w:p>
     <w:p>
       <w:pPr>
-        <w:spacing w:after="80"/>
-      </w:pPr>
-      <w:r>
-        <w:rPr>
-          <w:rFonts w:ascii="等线" w:hAnsi="等线"/>
-          <w:sz w:val="21"/>
-        </w:rPr>
-        <w:t>朵朵原答案：have</w:t>
+        <w:keepNext/>
+        <w:keepLines/>
+        <w:widowControl/>
+        <w:spacing w:before="0" w:after="20" w:line="264" w:lineRule="auto"/>
+      </w:pPr>
+      <w:r>
+        <w:rPr>
+          <w:rFonts w:ascii="Times New Roman" w:hAnsi="Times New Roman" w:eastAsia="宋体"/>
+          <w:b/>
+          <w:color w:val="000000"/>
+          <w:sz w:val="20"/>
+          <w:u w:val="none"/>
+        </w:rPr>
+        <w:t>朵朵原答案：</w:t>
+      </w:r>
+      <w:r>
+        <w:rPr>
+          <w:rFonts w:ascii="Times New Roman" w:hAnsi="Times New Roman" w:eastAsia="宋体"/>
+          <w:b w:val="0"/>
+          <w:color w:val="000000"/>
+          <w:sz w:val="20"/>
+          <w:u w:val="none"/>
+        </w:rPr>
+        <w:t xml:space="preserve"> 空白</w:t>
       </w:r>
     </w:p>
     <w:p>
       <w:pPr>
-        <w:spacing w:after="80"/>
-      </w:pPr>
-      <w:r>
-        <w:rPr>
-          <w:rFonts w:ascii="等线" w:hAnsi="等线"/>
-          <w:sz w:val="21"/>
-        </w:rPr>
-        <w:t>订正：____________________________________________________________</w:t>
+        <w:keepNext/>
+        <w:keepLines/>
+        <w:widowControl/>
+        <w:tabs>
+          <w:tab w:pos="7200" w:val="left"/>
+        </w:tabs>
+        <w:spacing w:before="0" w:after="20" w:line="380" w:lineRule="exact"/>
+      </w:pPr>
+      <w:r>
+        <w:rPr>
+          <w:rFonts w:ascii="Times New Roman" w:hAnsi="Times New Roman" w:eastAsia="宋体"/>
+          <w:b w:val="0"/>
+          <w:color w:val="000000"/>
+          <w:sz w:val="20"/>
+          <w:u w:val="none"/>
+        </w:rPr>
+        <w:t>订正：</w:t>
+      </w:r>
+      <w:r>
+        <w:rPr>
+          <w:rFonts w:ascii="Times New Roman" w:hAnsi="Times New Roman" w:eastAsia="宋体"/>
+          <w:b w:val="0"/>
+          <w:color w:val="000000"/>
+          <w:sz w:val="20"/>
+          <w:u w:val="single"/>
+        </w:rPr>
+        <w:tab/>
       </w:r>
     </w:p>
     <w:p>
       <w:pPr>
-        <w:spacing w:after="80"/>
-      </w:pPr>
-      <w:r>
-        <w:rPr>
-          <w:rFonts w:ascii="等线" w:hAnsi="等线"/>
-          <w:sz w:val="21"/>
-        </w:rPr>
-        <w:t>心得：____________________________________________________________</w:t>
+        <w:keepNext/>
+        <w:keepLines/>
+        <w:widowControl/>
+        <w:tabs>
+          <w:tab w:pos="7200" w:val="left"/>
+        </w:tabs>
+        <w:spacing w:before="0" w:after="20" w:line="380" w:lineRule="exact"/>
+      </w:pPr>
+      <w:r>
+        <w:rPr>
+          <w:rFonts w:ascii="Times New Roman" w:hAnsi="Times New Roman" w:eastAsia="宋体"/>
+          <w:b w:val="0"/>
+          <w:color w:val="000000"/>
+          <w:sz w:val="20"/>
+          <w:u w:val="single"/>
+        </w:rPr>
+        <w:tab/>
       </w:r>
     </w:p>
     <w:p>
       <w:pPr>
-        <w:spacing w:after="80"/>
-      </w:pPr>
-      <w:r>
-        <w:rPr>
-          <w:rFonts w:ascii="等线" w:hAnsi="等线"/>
-          <w:sz w:val="21"/>
-        </w:rPr>
-        <w:t>____________________________________________________________</w:t>
+        <w:keepNext w:val="0"/>
+        <w:keepLines/>
+        <w:widowControl/>
+        <w:tabs>
+          <w:tab w:pos="7200" w:val="left"/>
+        </w:tabs>
+        <w:spacing w:before="0" w:after="80" w:line="380" w:lineRule="exact"/>
+      </w:pPr>
+      <w:r>
+        <w:rPr>
+          <w:rFonts w:ascii="Times New Roman" w:hAnsi="Times New Roman" w:eastAsia="宋体"/>
+          <w:b w:val="0"/>
+          <w:color w:val="000000"/>
+          <w:sz w:val="20"/>
+          <w:u w:val="none"/>
+        </w:rPr>
+        <w:t>心得：</w:t>
+      </w:r>
+      <w:r>
+        <w:rPr>
+          <w:rFonts w:ascii="Times New Roman" w:hAnsi="Times New Roman" w:eastAsia="宋体"/>
+          <w:b w:val="0"/>
+          <w:color w:val="000000"/>
+          <w:sz w:val="20"/>
+          <w:u w:val="single"/>
+        </w:rPr>
+        <w:tab/>
       </w:r>
     </w:p>
     <w:p>
       <w:pPr>
-        <w:spacing w:after="80"/>
-      </w:pPr>
+        <w:keepNext/>
+        <w:keepLines/>
+        <w:widowControl/>
+        <w:spacing w:before="0" w:after="40" w:line="264" w:lineRule="auto"/>
+      </w:pPr>
+      <w:r>
+        <w:rPr>
+          <w:rFonts w:ascii="Times New Roman" w:hAnsi="Times New Roman" w:eastAsia="宋体"/>
+          <w:b/>
+          <w:color w:val="000000"/>
+          <w:sz w:val="21"/>
+          <w:u w:val="none"/>
+        </w:rPr>
+        <w:t>4.</w:t>
+      </w:r>
+      <w:r>
+        <w:rPr>
+          <w:rFonts w:ascii="Times New Roman" w:hAnsi="Times New Roman" w:eastAsia="宋体"/>
+          <w:b w:val="0"/>
+          <w:color w:val="000000"/>
+          <w:sz w:val="21"/>
+          <w:u w:val="none"/>
+        </w:rPr>
+        <w:t xml:space="preserve"> How long does it take the car's air bags to come out when it hits something at a fast speed?</w:t>
+      </w:r>
     </w:p>
     <w:p>
       <w:pPr>
         <w:keepNext/>
-        <w:spacing w:after="80"/>
-      </w:pPr>
-      <w:r>
-        <w:rPr>
-          <w:rFonts w:ascii="等线" w:hAnsi="等线"/>
+        <w:keepLines/>
+        <w:widowControl/>
+        <w:spacing w:before="0" w:after="20" w:line="264" w:lineRule="auto"/>
+      </w:pPr>
+      <w:r>
+        <w:rPr>
+          <w:rFonts w:ascii="Times New Roman" w:hAnsi="Times New Roman" w:eastAsia="宋体"/>
           <w:b/>
-          <w:sz w:val="24"/>
-        </w:rPr>
-        <w:t>第28题</w:t>
+          <w:color w:val="000000"/>
+          <w:sz w:val="20"/>
+          <w:u w:val="none"/>
+        </w:rPr>
+        <w:t>朵朵原答案：</w:t>
+      </w:r>
+      <w:r>
+        <w:rPr>
+          <w:rFonts w:ascii="Times New Roman" w:hAnsi="Times New Roman" w:eastAsia="宋体"/>
+          <w:b w:val="0"/>
+          <w:color w:val="000000"/>
+          <w:sz w:val="20"/>
+          <w:u w:val="none"/>
+        </w:rPr>
+        <w:t xml:space="preserve"> 空白</w:t>
       </w:r>
     </w:p>
     <w:p>
       <w:pPr>
         <w:keepNext/>
-        <w:spacing w:after="80"/>
-      </w:pPr>
-      <w:r>
-        <w:rPr>
-          <w:rFonts w:ascii="等线" w:hAnsi="等线"/>
-          <w:sz w:val="21"/>
-        </w:rPr>
-        <w:t>1. Could cars bring us much danger?</w:t>
-        <w:br/>
-        <w:t>＿＿＿＿＿＿＿＿＿＿＿＿＿＿＿＿＿＿＿＿＿＿＿＿</w:t>
+        <w:keepLines/>
+        <w:widowControl/>
+        <w:tabs>
+          <w:tab w:pos="7200" w:val="left"/>
+        </w:tabs>
+        <w:spacing w:before="0" w:after="20" w:line="380" w:lineRule="exact"/>
+      </w:pPr>
+      <w:r>
+        <w:rPr>
+          <w:rFonts w:ascii="Times New Roman" w:hAnsi="Times New Roman" w:eastAsia="宋体"/>
+          <w:b w:val="0"/>
+          <w:color w:val="000000"/>
+          <w:sz w:val="20"/>
+          <w:u w:val="none"/>
+        </w:rPr>
+        <w:t>订正：</w:t>
+      </w:r>
+      <w:r>
+        <w:rPr>
+          <w:rFonts w:ascii="Times New Roman" w:hAnsi="Times New Roman" w:eastAsia="宋体"/>
+          <w:b w:val="0"/>
+          <w:color w:val="000000"/>
+          <w:sz w:val="20"/>
+          <w:u w:val="single"/>
+        </w:rPr>
+        <w:tab/>
       </w:r>
     </w:p>
     <w:p>
       <w:pPr>
-        <w:spacing w:after="80"/>
-      </w:pPr>
-      <w:r>
-        <w:rPr>
-          <w:rFonts w:ascii="等线" w:hAnsi="等线"/>
-          <w:sz w:val="21"/>
-        </w:rPr>
-        <w:t>朵朵原答案：They could also bring……we have to be very careful whether we drive them or get a ride in them.</w:t>
+        <w:keepNext/>
+        <w:keepLines/>
+        <w:widowControl/>
+        <w:tabs>
+          <w:tab w:pos="7200" w:val="left"/>
+        </w:tabs>
+        <w:spacing w:before="0" w:after="20" w:line="380" w:lineRule="exact"/>
+      </w:pPr>
+      <w:r>
+        <w:rPr>
+          <w:rFonts w:ascii="Times New Roman" w:hAnsi="Times New Roman" w:eastAsia="宋体"/>
+          <w:b w:val="0"/>
+          <w:color w:val="000000"/>
+          <w:sz w:val="20"/>
+          <w:u w:val="single"/>
+        </w:rPr>
+        <w:tab/>
       </w:r>
     </w:p>
     <w:p>
       <w:pPr>
-        <w:spacing w:after="80"/>
-      </w:pPr>
-      <w:r>
-        <w:rPr>
-          <w:rFonts w:ascii="等线" w:hAnsi="等线"/>
-          <w:sz w:val="21"/>
-        </w:rPr>
-        <w:t>订正：____________________________________________________________</w:t>
+        <w:keepNext w:val="0"/>
+        <w:keepLines/>
+        <w:widowControl/>
+        <w:tabs>
+          <w:tab w:pos="7200" w:val="left"/>
+        </w:tabs>
+        <w:spacing w:before="0" w:after="80" w:line="380" w:lineRule="exact"/>
+      </w:pPr>
+      <w:r>
+        <w:rPr>
+          <w:rFonts w:ascii="Times New Roman" w:hAnsi="Times New Roman" w:eastAsia="宋体"/>
+          <w:b w:val="0"/>
+          <w:color w:val="000000"/>
+          <w:sz w:val="20"/>
+          <w:u w:val="none"/>
+        </w:rPr>
+        <w:t>心得：</w:t>
+      </w:r>
+      <w:r>
+        <w:rPr>
+          <w:rFonts w:ascii="Times New Roman" w:hAnsi="Times New Roman" w:eastAsia="宋体"/>
+          <w:b w:val="0"/>
+          <w:color w:val="000000"/>
+          <w:sz w:val="20"/>
+          <w:u w:val="single"/>
+        </w:rPr>
+        <w:tab/>
       </w:r>
     </w:p>
     <w:p>
       <w:pPr>
-        <w:spacing w:after="80"/>
-      </w:pPr>
-      <w:r>
-        <w:rPr>
-          <w:rFonts w:ascii="等线" w:hAnsi="等线"/>
+        <w:keepNext/>
+        <w:keepLines/>
+        <w:widowControl/>
+        <w:spacing w:before="0" w:after="40" w:line="264" w:lineRule="auto"/>
+      </w:pPr>
+      <w:r>
+        <w:rPr>
+          <w:rFonts w:ascii="Times New Roman" w:hAnsi="Times New Roman" w:eastAsia="宋体"/>
+          <w:b/>
+          <w:color w:val="000000"/>
           <w:sz w:val="21"/>
-        </w:rPr>
-        <w:t>心得：____________________________________________________________</w:t>
+          <w:u w:val="none"/>
+        </w:rPr>
+        <w:t>5.</w:t>
+      </w:r>
+      <w:r>
+        <w:rPr>
+          <w:rFonts w:ascii="Times New Roman" w:hAnsi="Times New Roman" w:eastAsia="宋体"/>
+          <w:b w:val="0"/>
+          <w:color w:val="000000"/>
+          <w:sz w:val="21"/>
+          <w:u w:val="none"/>
+        </w:rPr>
+        <w:t xml:space="preserve"> What else do people do to keep themselves safe in a car?</w:t>
       </w:r>
     </w:p>
     <w:p>
       <w:pPr>
-        <w:spacing w:after="80"/>
-      </w:pPr>
-      <w:r>
-        <w:rPr>
-          <w:rFonts w:ascii="等线" w:hAnsi="等线"/>
-          <w:sz w:val="21"/>
-        </w:rPr>
-        <w:t>____________________________________________________________</w:t>
+        <w:keepNext/>
+        <w:keepLines/>
+        <w:widowControl/>
+        <w:spacing w:before="0" w:after="20" w:line="264" w:lineRule="auto"/>
+      </w:pPr>
+      <w:r>
+        <w:rPr>
+          <w:rFonts w:ascii="Times New Roman" w:hAnsi="Times New Roman" w:eastAsia="宋体"/>
+          <w:b/>
+          <w:color w:val="000000"/>
+          <w:sz w:val="20"/>
+          <w:u w:val="none"/>
+        </w:rPr>
+        <w:t>朵朵原答案：</w:t>
+      </w:r>
+      <w:r>
+        <w:rPr>
+          <w:rFonts w:ascii="Times New Roman" w:hAnsi="Times New Roman" w:eastAsia="宋体"/>
+          <w:b w:val="0"/>
+          <w:color w:val="000000"/>
+          <w:sz w:val="20"/>
+          <w:u w:val="none"/>
+        </w:rPr>
+        <w:t xml:space="preserve"> 空白</w:t>
       </w:r>
     </w:p>
     <w:p>
       <w:pPr>
-        <w:spacing w:after="80"/>
-      </w:pPr>
+        <w:keepNext/>
+        <w:keepLines/>
+        <w:widowControl/>
+        <w:tabs>
+          <w:tab w:pos="7200" w:val="left"/>
+        </w:tabs>
+        <w:spacing w:before="0" w:after="20" w:line="380" w:lineRule="exact"/>
+      </w:pPr>
+      <w:r>
+        <w:rPr>
+          <w:rFonts w:ascii="Times New Roman" w:hAnsi="Times New Roman" w:eastAsia="宋体"/>
+          <w:b w:val="0"/>
+          <w:color w:val="000000"/>
+          <w:sz w:val="20"/>
+          <w:u w:val="none"/>
+        </w:rPr>
+        <w:t>订正：</w:t>
+      </w:r>
+      <w:r>
+        <w:rPr>
+          <w:rFonts w:ascii="Times New Roman" w:hAnsi="Times New Roman" w:eastAsia="宋体"/>
+          <w:b w:val="0"/>
+          <w:color w:val="000000"/>
+          <w:sz w:val="20"/>
+          <w:u w:val="single"/>
+        </w:rPr>
+        <w:tab/>
+      </w:r>
     </w:p>
     <w:p>
       <w:pPr>
         <w:keepNext/>
-        <w:spacing w:after="80"/>
-      </w:pPr>
-      <w:r>
-        <w:rPr>
-          <w:rFonts w:ascii="等线" w:hAnsi="等线"/>
-          <w:b/>
-          <w:sz w:val="24"/>
-        </w:rPr>
-        <w:t>第29题</w:t>
+        <w:keepLines/>
+        <w:widowControl/>
+        <w:tabs>
+          <w:tab w:pos="7200" w:val="left"/>
+        </w:tabs>
+        <w:spacing w:before="0" w:after="20" w:line="380" w:lineRule="exact"/>
+      </w:pPr>
+      <w:r>
+        <w:rPr>
+          <w:rFonts w:ascii="Times New Roman" w:hAnsi="Times New Roman" w:eastAsia="宋体"/>
+          <w:b w:val="0"/>
+          <w:color w:val="000000"/>
+          <w:sz w:val="20"/>
+          <w:u w:val="single"/>
+        </w:rPr>
+        <w:tab/>
       </w:r>
     </w:p>
     <w:p>
       <w:pPr>
-        <w:keepNext/>
-        <w:spacing w:after="80"/>
-      </w:pPr>
-      <w:r>
-        <w:rPr>
-          <w:rFonts w:ascii="等线" w:hAnsi="等线"/>
-          <w:sz w:val="21"/>
-        </w:rPr>
-        <w:t>2. What does the writer use as an example to show us how important it is to put on a seat belt in a car?</w:t>
-        <w:br/>
-        <w:t>＿＿＿＿＿＿＿＿＿＿＿＿＿＿＿＿＿＿＿＿＿＿＿＿</w:t>
-      </w:r>
-    </w:p>
-    <w:p>
-      <w:pPr>
-        <w:spacing w:after="80"/>
-      </w:pPr>
-      <w:r>
-        <w:rPr>
-          <w:rFonts w:ascii="等线" w:hAnsi="等线"/>
-          <w:sz w:val="21"/>
-        </w:rPr>
-        <w:t>朵朵原答案：未作答；空白</w:t>
-      </w:r>
-    </w:p>
-    <w:p>
-      <w:pPr>
-        <w:spacing w:after="80"/>
-      </w:pPr>
-      <w:r>
-        <w:rPr>
-          <w:rFonts w:ascii="等线" w:hAnsi="等线"/>
-          <w:sz w:val="21"/>
-        </w:rPr>
-        <w:t>订正：____________________________________________________________</w:t>
-      </w:r>
-    </w:p>
-    <w:p>
-      <w:pPr>
-        <w:spacing w:after="80"/>
-      </w:pPr>
-      <w:r>
-        <w:rPr>
-          <w:rFonts w:ascii="等线" w:hAnsi="等线"/>
-          <w:sz w:val="21"/>
-        </w:rPr>
-        <w:t>心得：____________________________________________________________</w:t>
-      </w:r>
-    </w:p>
-    <w:p>
-      <w:pPr>
-        <w:spacing w:after="80"/>
-      </w:pPr>
-      <w:r>
-        <w:rPr>
-          <w:rFonts w:ascii="等线" w:hAnsi="等线"/>
-          <w:sz w:val="21"/>
-        </w:rPr>
-        <w:t>____________________________________________________________</w:t>
-      </w:r>
-    </w:p>
-    <w:p>
-      <w:pPr>
-        <w:spacing w:after="80"/>
-      </w:pPr>
-    </w:p>
-    <w:p>
-      <w:pPr>
-        <w:keepNext/>
-        <w:spacing w:after="80"/>
-      </w:pPr>
-      <w:r>
-        <w:rPr>
-          <w:rFonts w:ascii="等线" w:hAnsi="等线"/>
-          <w:b/>
-          <w:sz w:val="24"/>
-        </w:rPr>
-        <w:t>第30题</w:t>
-      </w:r>
-    </w:p>
-    <w:p>
-      <w:pPr>
-        <w:keepNext/>
-        <w:spacing w:after="80"/>
-      </w:pPr>
-      <w:r>
-        <w:rPr>
-          <w:rFonts w:ascii="等线" w:hAnsi="等线"/>
-          <w:sz w:val="21"/>
-        </w:rPr>
-        <w:t>3. Where do most cars now have their air bags?</w:t>
-        <w:br/>
-        <w:t>＿＿＿＿＿＿＿＿＿＿＿＿＿＿＿＿＿＿＿＿＿＿＿＿</w:t>
-      </w:r>
-    </w:p>
-    <w:p>
-      <w:pPr>
-        <w:spacing w:after="80"/>
-      </w:pPr>
-      <w:r>
-        <w:rPr>
-          <w:rFonts w:ascii="等线" w:hAnsi="等线"/>
-          <w:sz w:val="21"/>
-        </w:rPr>
-        <w:t>朵朵原答案：未作答；空白</w:t>
-      </w:r>
-    </w:p>
-    <w:p>
-      <w:pPr>
-        <w:spacing w:after="80"/>
-      </w:pPr>
-      <w:r>
-        <w:rPr>
-          <w:rFonts w:ascii="等线" w:hAnsi="等线"/>
-          <w:sz w:val="21"/>
-        </w:rPr>
-        <w:t>订正：____________________________________________________________</w:t>
-      </w:r>
-    </w:p>
-    <w:p>
-      <w:pPr>
-        <w:spacing w:after="80"/>
-      </w:pPr>
-      <w:r>
-        <w:rPr>
-          <w:rFonts w:ascii="等线" w:hAnsi="等线"/>
-          <w:sz w:val="21"/>
-        </w:rPr>
-        <w:t>心得：____________________________________________________________</w:t>
-      </w:r>
-    </w:p>
-    <w:p>
-      <w:pPr>
-        <w:spacing w:after="80"/>
-      </w:pPr>
-      <w:r>
-        <w:rPr>
-          <w:rFonts w:ascii="等线" w:hAnsi="等线"/>
-          <w:sz w:val="21"/>
-        </w:rPr>
-        <w:t>____________________________________________________________</w:t>
-      </w:r>
-    </w:p>
-    <w:p>
-      <w:pPr>
-        <w:spacing w:after="80"/>
-      </w:pPr>
-    </w:p>
-    <w:p>
-      <w:pPr>
-        <w:keepNext/>
-        <w:spacing w:after="80"/>
-      </w:pPr>
-      <w:r>
-        <w:rPr>
-          <w:rFonts w:ascii="等线" w:hAnsi="等线"/>
-          <w:b/>
-          <w:sz w:val="24"/>
-        </w:rPr>
-        <w:t>第31题</w:t>
-      </w:r>
-    </w:p>
-    <w:p>
-      <w:pPr>
-        <w:keepNext/>
-        <w:spacing w:after="80"/>
-      </w:pPr>
-      <w:r>
-        <w:rPr>
-          <w:rFonts w:ascii="等线" w:hAnsi="等线"/>
-          <w:sz w:val="21"/>
-        </w:rPr>
-        <w:t>4. How long does it take the car's air bags to come out when it hits something at a fast speed?</w:t>
-        <w:br/>
-        <w:t>＿＿＿＿＿＿＿＿＿＿＿＿＿＿＿＿＿＿＿＿＿＿＿＿</w:t>
-      </w:r>
-    </w:p>
-    <w:p>
-      <w:pPr>
-        <w:spacing w:after="80"/>
-      </w:pPr>
-      <w:r>
-        <w:rPr>
-          <w:rFonts w:ascii="等线" w:hAnsi="等线"/>
-          <w:sz w:val="21"/>
-        </w:rPr>
-        <w:t>朵朵原答案：未作答；空白</w:t>
-      </w:r>
-    </w:p>
-    <w:p>
-      <w:pPr>
-        <w:spacing w:after="80"/>
-      </w:pPr>
-      <w:r>
-        <w:rPr>
-          <w:rFonts w:ascii="等线" w:hAnsi="等线"/>
-          <w:sz w:val="21"/>
-        </w:rPr>
-        <w:t>订正：____________________________________________________________</w:t>
-      </w:r>
-    </w:p>
-    <w:p>
-      <w:pPr>
-        <w:spacing w:after="80"/>
-      </w:pPr>
-      <w:r>
-        <w:rPr>
-          <w:rFonts w:ascii="等线" w:hAnsi="等线"/>
-          <w:sz w:val="21"/>
-        </w:rPr>
-        <w:t>心得：____________________________________________________________</w:t>
-      </w:r>
-    </w:p>
-    <w:p>
-      <w:pPr>
-        <w:spacing w:after="80"/>
-      </w:pPr>
-      <w:r>
-        <w:rPr>
-          <w:rFonts w:ascii="等线" w:hAnsi="等线"/>
-          <w:sz w:val="21"/>
-        </w:rPr>
-        <w:t>____________________________________________________________</w:t>
-      </w:r>
-    </w:p>
-    <w:p>
-      <w:pPr>
-        <w:spacing w:after="80"/>
-      </w:pPr>
-    </w:p>
-    <w:p>
-      <w:pPr>
-        <w:keepNext/>
-        <w:spacing w:after="80"/>
-      </w:pPr>
-      <w:r>
-        <w:rPr>
-          <w:rFonts w:ascii="等线" w:hAnsi="等线"/>
-          <w:b/>
-          <w:sz w:val="24"/>
-        </w:rPr>
-        <w:t>第32题</w:t>
-      </w:r>
-    </w:p>
-    <w:p>
-      <w:pPr>
-        <w:keepNext/>
-        <w:spacing w:after="80"/>
-      </w:pPr>
-      <w:r>
-        <w:rPr>
-          <w:rFonts w:ascii="等线" w:hAnsi="等线"/>
-          <w:sz w:val="21"/>
-        </w:rPr>
-        <w:t>5. What else do people do to keep themselves safe in a car?</w:t>
-        <w:br/>
-        <w:t>＿＿＿＿＿＿＿＿＿＿＿＿＿＿＿＿＿＿＿＿＿＿＿＿</w:t>
-      </w:r>
-    </w:p>
-    <w:p>
-      <w:pPr>
-        <w:spacing w:after="80"/>
-      </w:pPr>
-      <w:r>
-        <w:rPr>
-          <w:rFonts w:ascii="等线" w:hAnsi="等线"/>
-          <w:sz w:val="21"/>
-        </w:rPr>
-        <w:t>朵朵原答案：未作答；空白</w:t>
-      </w:r>
-    </w:p>
-    <w:p>
-      <w:pPr>
-        <w:spacing w:after="80"/>
-      </w:pPr>
-      <w:r>
-        <w:rPr>
-          <w:rFonts w:ascii="等线" w:hAnsi="等线"/>
-          <w:sz w:val="21"/>
-        </w:rPr>
-        <w:t>订正：____________________________________________________________</w:t>
-      </w:r>
-    </w:p>
-    <w:p>
-      <w:pPr>
-        <w:spacing w:after="80"/>
-      </w:pPr>
-      <w:r>
-        <w:rPr>
-          <w:rFonts w:ascii="等线" w:hAnsi="等线"/>
-          <w:sz w:val="21"/>
-        </w:rPr>
-        <w:t>心得：____________________________________________________________</w:t>
-      </w:r>
-    </w:p>
-    <w:p>
-      <w:pPr>
-        <w:spacing w:after="80"/>
-      </w:pPr>
-      <w:r>
-        <w:rPr>
-          <w:rFonts w:ascii="等线" w:hAnsi="等线"/>
-          <w:sz w:val="21"/>
-        </w:rPr>
-        <w:t>____________________________________________________________</w:t>
+        <w:keepNext w:val="0"/>
+        <w:keepLines/>
+        <w:widowControl/>
+        <w:tabs>
+          <w:tab w:pos="7200" w:val="left"/>
+        </w:tabs>
+        <w:spacing w:before="0" w:after="80" w:line="380" w:lineRule="exact"/>
+      </w:pPr>
+      <w:r>
+        <w:rPr>
+          <w:rFonts w:ascii="Times New Roman" w:hAnsi="Times New Roman" w:eastAsia="宋体"/>
+          <w:b w:val="0"/>
+          <w:color w:val="000000"/>
+          <w:sz w:val="20"/>
+          <w:u w:val="none"/>
+        </w:rPr>
+        <w:t>心得：</w:t>
+      </w:r>
+      <w:r>
+        <w:rPr>
+          <w:rFonts w:ascii="Times New Roman" w:hAnsi="Times New Roman" w:eastAsia="宋体"/>
+          <w:b w:val="0"/>
+          <w:color w:val="000000"/>
+          <w:sz w:val="20"/>
+          <w:u w:val="single"/>
+        </w:rPr>
+        <w:tab/>
       </w:r>
     </w:p>
     <w:sectPr>
-      <w:pgSz w:w="12240" w:h="15840"/>
-      <w:pgMar w:top="964" w:right="1020" w:bottom="964" w:left="1020" w:header="720" w:footer="720" w:gutter="0"/>
+      <w:headerReference w:type="default" r:id="rId9"/>
+      <w:footerReference w:type="default" r:id="rId10"/>
+      <w:pgSz w:w="8391" w:h="11906"/>
+      <w:pgMar w:top="624" w:right="567" w:bottom="680" w:left="567" w:header="283" w:footer="283" w:gutter="0"/>
       <w:cols w:space="720"/>
       <w:docGrid w:linePitch="360"/>
     </w:sectPr>
   </w:body>
 </w:document>
+</file>
+
+<file path=word/footer1.xml><?xml version="1.0" encoding="utf-8"?>
+<w:ftr xmlns:m="http://schemas.openxmlformats.org/officeDocument/2006/math" xmlns:mc="http://schemas.openxmlformats.org/markup-compatibility/2006" xmlns:mo="http://schemas.microsoft.com/office/mac/office/2008/main" xmlns:mv="urn:schemas-microsoft-com:mac:vml" xmlns:o="urn:schemas-microsoft-com:office:office" xmlns:r="http://schemas.openxmlformats.org/officeDocument/2006/relationships" xmlns:v="urn:schemas-microsoft-com:vml" xmlns:w10="urn:schemas-microsoft-com:office:word" xmlns:w14="http://schemas.microsoft.com/office/word/2010/wordml" xmlns:w="http://schemas.openxmlformats.org/wordprocessingml/2006/main" xmlns:wne="http://schemas.microsoft.com/office/word/2006/wordml" xmlns:wp14="http://schemas.microsoft.com/office/word/2010/wordprocessingDrawing" xmlns:wp="http://schemas.openxmlformats.org/drawingml/2006/wordprocessingDrawing" xmlns:wpc="http://schemas.microsoft.com/office/word/2010/wordprocessingCanvas" xmlns:wpg="http://schemas.microsoft.com/office/word/2010/wordprocessingGroup" xmlns:wpi="http://schemas.microsoft.com/office/word/2010/wordprocessingInk" xmlns:wps="http://schemas.microsoft.com/office/word/2010/wordprocessingShape" mc:Ignorable="w14 wp14">
+  <w:p>
+    <w:pPr>
+      <w:pStyle w:val="Footer"/>
+      <w:jc w:val="center"/>
+    </w:pPr>
+    <w:r>
+      <w:rPr>
+        <w:rFonts w:ascii="Times New Roman" w:hAnsi="Times New Roman" w:eastAsia="宋体"/>
+        <w:b w:val="0"/>
+        <w:color w:val="000000"/>
+        <w:sz w:val="16"/>
+        <w:u w:val="none"/>
+      </w:rPr>
+      <w:t xml:space="preserve">第 </w:t>
+    </w:r>
+    <w:fldSimple w:instr="PAGE"/>
+    <w:r>
+      <w:rPr>
+        <w:rFonts w:ascii="Times New Roman" w:hAnsi="Times New Roman" w:eastAsia="宋体"/>
+        <w:b w:val="0"/>
+        <w:color w:val="000000"/>
+        <w:sz w:val="16"/>
+        <w:u w:val="none"/>
+      </w:rPr>
+      <w:t xml:space="preserve"> 页 / 共 </w:t>
+    </w:r>
+    <w:fldSimple w:instr="NUMPAGES"/>
+    <w:r>
+      <w:rPr>
+        <w:rFonts w:ascii="Times New Roman" w:hAnsi="Times New Roman" w:eastAsia="宋体"/>
+        <w:b w:val="0"/>
+        <w:color w:val="000000"/>
+        <w:sz w:val="16"/>
+        <w:u w:val="none"/>
+      </w:rPr>
+      <w:t xml:space="preserve"> 页</w:t>
+    </w:r>
+  </w:p>
+</w:ftr>
+</file>
+
+<file path=word/header1.xml><?xml version="1.0" encoding="utf-8"?>
+<w:hdr xmlns:m="http://schemas.openxmlformats.org/officeDocument/2006/math" xmlns:mc="http://schemas.openxmlformats.org/markup-compatibility/2006" xmlns:mo="http://schemas.microsoft.com/office/mac/office/2008/main" xmlns:mv="urn:schemas-microsoft-com:mac:vml" xmlns:o="urn:schemas-microsoft-com:office:office" xmlns:r="http://schemas.openxmlformats.org/officeDocument/2006/relationships" xmlns:v="urn:schemas-microsoft-com:vml" xmlns:w10="urn:schemas-microsoft-com:office:word" xmlns:w14="http://schemas.microsoft.com/office/word/2010/wordml" xmlns:w="http://schemas.openxmlformats.org/wordprocessingml/2006/main" xmlns:wne="http://schemas.microsoft.com/office/word/2006/wordml" xmlns:wp14="http://schemas.microsoft.com/office/word/2010/wordprocessingDrawing" xmlns:wp="http://schemas.openxmlformats.org/drawingml/2006/wordprocessingDrawing" xmlns:wpc="http://schemas.microsoft.com/office/word/2010/wordprocessingCanvas" xmlns:wpg="http://schemas.microsoft.com/office/word/2010/wordprocessingGroup" xmlns:wpi="http://schemas.microsoft.com/office/word/2010/wordprocessingInk" xmlns:wps="http://schemas.microsoft.com/office/word/2010/wordprocessingShape" mc:Ignorable="w14 wp14">
+  <w:p>
+    <w:pPr>
+      <w:pStyle w:val="Header"/>
+      <w:spacing w:after="0"/>
+    </w:pPr>
+    <w:r>
+      <w:rPr>
+        <w:rFonts w:ascii="Times New Roman" w:hAnsi="Times New Roman" w:eastAsia="宋体"/>
+        <w:b w:val="0"/>
+        <w:color w:val="000000"/>
+        <w:sz w:val="16"/>
+        <w:u w:val="none"/>
+      </w:rPr>
+      <w:t>朵朵英语错题订正本 · L008</w:t>
+    </w:r>
+  </w:p>
+</w:hdr>
 </file>
 
 <file path=word/numbering.xml><?xml version="1.0" encoding="utf-8"?>
@@ -3067,6 +6185,10 @@
     <w:name w:val="Normal"/>
     <w:qFormat/>
     <w:rsid w:val="00FC693F"/>
+    <w:rPr>
+      <w:rFonts w:ascii="Times New Roman" w:hAnsi="Times New Roman" w:eastAsia="宋体"/>
+      <w:sz w:val="21"/>
+    </w:rPr>
   </w:style>
   <w:style w:type="paragraph" w:styleId="Header">
     <w:name w:val="header"/>
